--- a/public/documents/Verordnung_zur_Physiotherapie.docx
+++ b/public/documents/Verordnung_zur_Physiotherapie.docx
@@ -32,6 +32,7 @@
       <w:r>
         <w:rPr>
           <w:noProof/>
+          <w:lang w:val="de-CH" w:eastAsia="de-CH"/>
         </w:rPr>
         <w:drawing>
           <wp:anchor distT="0" distB="0" distL="114300" distR="114300" simplePos="0" relativeHeight="251665408" behindDoc="1" locked="0" layoutInCell="1" allowOverlap="1" wp14:anchorId="1FD8F537" wp14:editId="614402DD">
@@ -126,8 +127,6 @@
         </w:rPr>
         <w:br/>
       </w:r>
-      <w:bookmarkStart w:id="0" w:name="_GoBack"/>
-      <w:bookmarkEnd w:id="0"/>
     </w:p>
     <w:p>
       <w:pPr>
@@ -144,12 +143,16 @@
         <w:ind w:right="118"/>
         <w:rPr>
           <w:b/>
+          <w:sz w:val="25"/>
+          <w:szCs w:val="25"/>
           <w:lang w:val="de-CH"/>
         </w:rPr>
       </w:pPr>
       <w:r>
         <w:rPr>
           <w:b/>
+          <w:sz w:val="25"/>
+          <w:szCs w:val="25"/>
           <w:lang w:val="de-CH"/>
         </w:rPr>
         <w:lastRenderedPageBreak/>
@@ -894,6 +897,7 @@
         <w:rPr>
           <w:b/>
           <w:noProof/>
+          <w:lang w:val="de-CH" w:eastAsia="de-CH"/>
         </w:rPr>
         <w:lastRenderedPageBreak/>
         <w:drawing>
@@ -959,13 +963,23 @@
           </wp:anchor>
         </w:drawing>
       </w:r>
+      <w:proofErr w:type="spellStart"/>
       <w:r>
         <w:rPr>
           <w:b/>
           <w:color w:val="000000" w:themeColor="text1"/>
           <w:lang w:val="de-CH"/>
         </w:rPr>
-        <w:t xml:space="preserve">physio </w:t>
+        <w:t>physio</w:t>
+      </w:r>
+      <w:proofErr w:type="spellEnd"/>
+      <w:r>
+        <w:rPr>
+          <w:b/>
+          <w:color w:val="000000" w:themeColor="text1"/>
+          <w:lang w:val="de-CH"/>
+        </w:rPr>
+        <w:t xml:space="preserve"> </w:t>
       </w:r>
       <w:proofErr w:type="spellStart"/>
       <w:r>
@@ -1985,35 +1999,6 @@
           <w:lang w:val="de-CH"/>
         </w:rPr>
       </w:pPr>
-      <w:sdt>
-        <w:sdtPr>
-          <w:rPr>
-            <w:lang w:val="de-CH"/>
-          </w:rPr>
-          <w:id w:val="491002080"/>
-          <w14:checkbox>
-            <w14:checked w14:val="0"/>
-            <w14:checkedState w14:val="2612" w14:font="MS Gothic"/>
-            <w14:uncheckedState w14:val="2610" w14:font="MS Gothic"/>
-          </w14:checkbox>
-        </w:sdtPr>
-        <w:sdtEndPr/>
-        <w:sdtContent>
-          <w:r>
-            <w:rPr>
-              <w:rFonts w:ascii="MS Gothic" w:eastAsia="MS Gothic" w:hAnsi="MS Gothic" w:hint="eastAsia"/>
-              <w:lang w:val="de-CH"/>
-            </w:rPr>
-            <w:t>☐</w:t>
-          </w:r>
-        </w:sdtContent>
-      </w:sdt>
-      <w:r>
-        <w:rPr>
-          <w:lang w:val="de-CH"/>
-        </w:rPr>
-        <w:t xml:space="preserve"> </w:t>
-      </w:r>
       <w:r>
         <w:rPr>
           <w:lang w:val="de-CH"/>
@@ -2024,52 +2009,7 @@
     <w:p>
       <w:pPr>
         <w:spacing w:after="0"/>
-        <w:rPr>
-          <w:lang w:val="de-CH"/>
-        </w:rPr>
-      </w:pPr>
-      <w:sdt>
-        <w:sdtPr>
-          <w:rPr>
-            <w:lang w:val="de-CH"/>
-          </w:rPr>
-          <w:id w:val="-1547597735"/>
-          <w14:checkbox>
-            <w14:checked w14:val="0"/>
-            <w14:checkedState w14:val="2612" w14:font="MS Gothic"/>
-            <w14:uncheckedState w14:val="2610" w14:font="MS Gothic"/>
-          </w14:checkbox>
-        </w:sdtPr>
-        <w:sdtEndPr/>
-        <w:sdtContent>
-          <w:r>
-            <w:rPr>
-              <w:rFonts w:ascii="MS Gothic" w:eastAsia="MS Gothic" w:hAnsi="MS Gothic" w:hint="eastAsia"/>
-              <w:lang w:val="de-CH"/>
-            </w:rPr>
-            <w:t>☐</w:t>
-          </w:r>
-        </w:sdtContent>
-      </w:sdt>
-      <w:r>
-        <w:rPr>
-          <w:lang w:val="de-CH"/>
-        </w:rPr>
-        <w:t xml:space="preserve"> </w:t>
-      </w:r>
-      <w:r>
-        <w:rPr>
-          <w:lang w:val="de-CH"/>
-        </w:rPr>
-        <w:t>Spezielles</w:t>
-      </w:r>
-    </w:p>
-    <w:p>
-      <w:pPr>
-        <w:tabs>
-          <w:tab w:val="left" w:pos="6804"/>
-        </w:tabs>
-        <w:spacing w:after="0"/>
+        <w:ind w:right="-24"/>
         <w:rPr>
           <w:lang w:val="de-CH"/>
         </w:rPr>
@@ -2121,16 +2061,80 @@
         </w:rPr>
         <w:t>Instruktion</w:t>
       </w:r>
+      <w:r>
+        <w:rPr>
+          <w:lang w:val="de-CH"/>
+        </w:rPr>
+        <w:br/>
+      </w:r>
+      <w:sdt>
+        <w:sdtPr>
+          <w:rPr>
+            <w:lang w:val="de-CH"/>
+          </w:rPr>
+          <w:id w:val="-1547597735"/>
+          <w14:checkbox>
+            <w14:checked w14:val="0"/>
+            <w14:checkedState w14:val="2612" w14:font="MS Gothic"/>
+            <w14:uncheckedState w14:val="2610" w14:font="MS Gothic"/>
+          </w14:checkbox>
+        </w:sdtPr>
+        <w:sdtEndPr/>
+        <w:sdtContent>
+          <w:r>
+            <w:rPr>
+              <w:rFonts w:ascii="MS Gothic" w:eastAsia="MS Gothic" w:hAnsi="MS Gothic" w:hint="eastAsia"/>
+              <w:lang w:val="de-CH"/>
+            </w:rPr>
+            <w:t>☐</w:t>
+          </w:r>
+        </w:sdtContent>
+      </w:sdt>
+      <w:r>
+        <w:rPr>
+          <w:lang w:val="de-CH"/>
+        </w:rPr>
+        <w:t xml:space="preserve"> </w:t>
+      </w:r>
+      <w:r>
+        <w:rPr>
+          <w:lang w:val="de-CH"/>
+        </w:rPr>
+        <w:t>Spezielle</w:t>
+      </w:r>
+      <w:r>
+        <w:rPr>
+          <w:lang w:val="de-CH"/>
+        </w:rPr>
+        <w:t xml:space="preserve">s  </w:t>
+      </w:r>
+      <w:sdt>
+        <w:sdtPr>
+          <w:rPr>
+            <w:lang w:val="de-CH"/>
+          </w:rPr>
+          <w:id w:val="1915512438"/>
+          <w:placeholder>
+            <w:docPart w:val="49CB11EEB2F944D693CDBA7D469818EB"/>
+          </w:placeholder>
+          <w:showingPlcHdr/>
+          <w:text/>
+        </w:sdtPr>
+        <w:sdtEndPr/>
+        <w:sdtContent>
+          <w:r>
+            <w:rPr>
+              <w:lang w:val="de-CH"/>
+            </w:rPr>
+            <w:t>________________________</w:t>
+          </w:r>
+        </w:sdtContent>
+      </w:sdt>
     </w:p>
     <w:p>
       <w:pPr>
-        <w:tabs>
-          <w:tab w:val="left" w:pos="6804"/>
-        </w:tabs>
         <w:spacing w:after="0"/>
-        <w:ind w:left="284" w:right="-71"/>
         <w:rPr>
-          <w:b/>
           <w:lang w:val="de-CH"/>
         </w:rPr>
       </w:pPr>
@@ -2191,11 +2195,12 @@
         </w:rPr>
         <w:id w:val="-1440758295"/>
         <w:placeholder>
-          <w:docPart w:val="9C34409C33FF4B629F88206C9842B0F0"/>
+          <w:docPart w:val="C403F53EB6274AB884DB3D23CF068C5B"/>
         </w:placeholder>
         <w:showingPlcHdr/>
         <w:text/>
       </w:sdtPr>
+      <w:sdtEndPr/>
       <w:sdtContent>
         <w:p>
           <w:pPr>
@@ -2209,43 +2214,31 @@
             <w:rPr>
               <w:lang w:val="de-CH"/>
             </w:rPr>
-            <w:t>___________________________________________</w:t>
+            <w:t>_______________________________________________________</w:t>
           </w:r>
           <w:r>
             <w:rPr>
               <w:lang w:val="de-CH"/>
             </w:rPr>
-            <w:t>_________________________________________________</w:t>
+            <w:t>____</w:t>
           </w:r>
           <w:r>
             <w:rPr>
               <w:lang w:val="de-CH"/>
             </w:rPr>
-            <w:t>_____________________</w:t>
+            <w:t>_________________________________</w:t>
           </w:r>
           <w:r>
             <w:rPr>
               <w:lang w:val="de-CH"/>
             </w:rPr>
-            <w:t>___</w:t>
+            <w:t>______________________________________</w:t>
           </w:r>
           <w:r>
             <w:rPr>
               <w:lang w:val="de-CH"/>
             </w:rPr>
-            <w:t>_____________</w:t>
-          </w:r>
-          <w:r>
-            <w:rPr>
-              <w:lang w:val="de-CH"/>
-            </w:rPr>
-            <w:t>________________________________</w:t>
-          </w:r>
-          <w:r>
-            <w:rPr>
-              <w:lang w:val="de-CH"/>
-            </w:rPr>
-            <w:t>_________________________________________________</w:t>
+            <w:t>__________________________________________________________________________________________________________________________</w:t>
           </w:r>
         </w:p>
       </w:sdtContent>
@@ -2291,15 +2284,19 @@
           <w:docGrid w:linePitch="360"/>
         </w:sectPr>
       </w:pPr>
+      <w:bookmarkStart w:id="0" w:name="_GoBack"/>
+      <w:bookmarkEnd w:id="0"/>
     </w:p>
     <w:p>
       <w:pPr>
         <w:tabs>
-          <w:tab w:val="left" w:pos="5245"/>
-          <w:tab w:val="left" w:pos="6804"/>
+          <w:tab w:val="left" w:pos="3261"/>
+          <w:tab w:val="left" w:pos="5812"/>
+          <w:tab w:val="left" w:pos="7655"/>
         </w:tabs>
         <w:spacing w:after="0"/>
         <w:rPr>
+          <w:sz w:val="18"/>
           <w:lang w:val="de-CH"/>
         </w:rPr>
       </w:pPr>
@@ -2308,12 +2305,6 @@
           <w:lang w:val="de-CH"/>
         </w:rPr>
         <w:lastRenderedPageBreak/>
-        <w:br/>
-      </w:r>
-      <w:r>
-        <w:rPr>
-          <w:lang w:val="de-CH"/>
-        </w:rPr>
         <w:t xml:space="preserve">Anzahl Behandlungen: </w:t>
       </w:r>
       <w:r>
@@ -2327,9 +2318,9 @@
           <w:rPr>
             <w:lang w:val="de-CH"/>
           </w:rPr>
-          <w:id w:val="387923894"/>
+          <w:id w:val="741226496"/>
           <w:placeholder>
-            <w:docPart w:val="4D9609A5222B48DFBAE103906E0F88FC"/>
+            <w:docPart w:val="313DB5ECB8B64449BEA64F974BC25167"/>
           </w:placeholder>
           <w:showingPlcHdr/>
           <w:text/>
@@ -2338,7 +2329,6 @@
         <w:sdtContent>
           <w:r>
             <w:rPr>
-              <w:rStyle w:val="Platzhaltertext"/>
               <w:lang w:val="de-CH"/>
             </w:rPr>
             <w:t>______</w:t>
@@ -2349,13 +2339,7 @@
         <w:rPr>
           <w:lang w:val="de-CH"/>
         </w:rPr>
-        <w:t xml:space="preserve">  </w:t>
-      </w:r>
-      <w:r>
-        <w:rPr>
-          <w:lang w:val="de-CH"/>
-        </w:rPr>
-        <w:t xml:space="preserve"> </w:t>
+        <w:tab/>
       </w:r>
       <w:sdt>
         <w:sdtPr>
@@ -2397,12 +2381,6 @@
           <w:lang w:val="de-CH"/>
         </w:rPr>
         <w:tab/>
-      </w:r>
-      <w:r>
-        <w:rPr>
-          <w:lang w:val="de-CH"/>
-        </w:rPr>
-        <w:t xml:space="preserve"> </w:t>
       </w:r>
       <w:sdt>
         <w:sdtPr>
@@ -2482,9 +2460,9 @@
           <w:rPr>
             <w:lang w:val="de-CH"/>
           </w:rPr>
-          <w:id w:val="1616166631"/>
+          <w:id w:val="-508134894"/>
           <w:placeholder>
-            <w:docPart w:val="60F51B62786C45BC9E87AA97913D1663"/>
+            <w:docPart w:val="4C9BC295D9DD4772964D46530A534055"/>
           </w:placeholder>
           <w:showingPlcHdr/>
           <w:text/>
@@ -2493,33 +2471,12 @@
         <w:sdtContent>
           <w:r>
             <w:rPr>
-              <w:rStyle w:val="Platzhaltertext"/>
               <w:lang w:val="de-CH"/>
             </w:rPr>
-            <w:t>_</w:t>
-          </w:r>
-          <w:r>
-            <w:rPr>
-              <w:rStyle w:val="Platzhaltertext"/>
-              <w:lang w:val="de-CH"/>
-            </w:rPr>
-            <w:t>__</w:t>
-          </w:r>
-          <w:r>
-            <w:rPr>
-              <w:rStyle w:val="Platzhaltertext"/>
-              <w:lang w:val="de-CH"/>
-            </w:rPr>
-            <w:t>___</w:t>
+            <w:t>______</w:t>
           </w:r>
         </w:sdtContent>
       </w:sdt>
-      <w:r>
-        <w:rPr>
-          <w:lang w:val="de-CH"/>
-        </w:rPr>
-        <w:t xml:space="preserve"> </w:t>
-      </w:r>
       <w:r>
         <w:rPr>
           <w:lang w:val="de-CH"/>
@@ -2540,11 +2497,19 @@
         </w:rPr>
         <w:t>.</w:t>
       </w:r>
+      <w:r>
+        <w:rPr>
+          <w:lang w:val="de-CH"/>
+        </w:rPr>
+        <w:br/>
+      </w:r>
     </w:p>
     <w:p>
       <w:pPr>
         <w:spacing w:after="0"/>
         <w:rPr>
+          <w:b/>
+          <w:sz w:val="18"/>
           <w:lang w:val="de-CH"/>
         </w:rPr>
       </w:pPr>
@@ -2594,9 +2559,9 @@
           <w:rPr>
             <w:lang w:val="de-CH"/>
           </w:rPr>
-          <w:id w:val="-1536267284"/>
+          <w:id w:val="1853146176"/>
           <w:placeholder>
-            <w:docPart w:val="D58F1BA5D4B84D8ABAF11732FE468ECB"/>
+            <w:docPart w:val="CE0860B5346140D197CD638E127EB7F7"/>
           </w:placeholder>
           <w:showingPlcHdr/>
           <w:text/>
@@ -2605,10 +2570,21 @@
         <w:sdtContent>
           <w:r>
             <w:rPr>
-              <w:rStyle w:val="Platzhaltertext"/>
               <w:lang w:val="de-CH"/>
             </w:rPr>
-            <w:t>__________________________________________________________________</w:t>
+            <w:t>_________</w:t>
+          </w:r>
+          <w:r>
+            <w:rPr>
+              <w:lang w:val="de-CH"/>
+            </w:rPr>
+            <w:t>____</w:t>
+          </w:r>
+          <w:r>
+            <w:rPr>
+              <w:lang w:val="de-CH"/>
+            </w:rPr>
+            <w:t>___________________________________________________________</w:t>
           </w:r>
         </w:sdtContent>
       </w:sdt>
@@ -2622,16 +2598,14 @@
           <w:lang w:val="de-CH"/>
         </w:rPr>
       </w:pPr>
-    </w:p>
-    <w:p>
-      <w:pPr>
-        <w:spacing w:after="0"/>
+      <w:r>
         <w:rPr>
           <w:b/>
           <w:sz w:val="18"/>
           <w:lang w:val="de-CH"/>
         </w:rPr>
-      </w:pPr>
+        <w:br/>
+      </w:r>
       <w:r>
         <w:rPr>
           <w:b/>
@@ -2664,7 +2638,7 @@
     <w:p>
       <w:pPr>
         <w:tabs>
-          <w:tab w:val="left" w:pos="5954"/>
+          <w:tab w:val="left" w:pos="5865"/>
         </w:tabs>
         <w:spacing w:after="0"/>
         <w:rPr>
@@ -2702,7 +2676,7 @@
           </w:rPr>
           <w:id w:val="949592319"/>
           <w:placeholder>
-            <w:docPart w:val="4FB806748F2D4914B29FDA1B22430F73"/>
+            <w:docPart w:val="97348165D5E440A888E87485C33AC398"/>
           </w:placeholder>
           <w:showingPlcHdr/>
           <w:text/>
@@ -2713,7 +2687,13 @@
             <w:rPr>
               <w:lang w:val="de-CH"/>
             </w:rPr>
-            <w:t>________________</w:t>
+            <w:t>______</w:t>
+          </w:r>
+          <w:r>
+            <w:rPr>
+              <w:lang w:val="de-CH"/>
+            </w:rPr>
+            <w:t>________</w:t>
           </w:r>
         </w:sdtContent>
       </w:sdt>
@@ -2734,7 +2714,7 @@
       <w:pPr>
         <w:tabs>
           <w:tab w:val="left" w:pos="4820"/>
-          <w:tab w:val="left" w:pos="5954"/>
+          <w:tab w:val="left" w:pos="5865"/>
         </w:tabs>
         <w:spacing w:after="0"/>
         <w:rPr>
@@ -2744,11 +2724,93 @@
       <w:r>
         <w:rPr>
           <w:noProof/>
+          <w:lang w:val="de-CH" w:eastAsia="de-CH"/>
         </w:rPr>
         <mc:AlternateContent>
           <mc:Choice Requires="wps">
             <w:drawing>
-              <wp:anchor distT="0" distB="0" distL="114300" distR="114300" simplePos="0" relativeHeight="251659264" behindDoc="0" locked="0" layoutInCell="1" allowOverlap="1" wp14:anchorId="09609858" wp14:editId="59C1117A">
+              <wp:anchor distT="0" distB="0" distL="114300" distR="114300" simplePos="0" relativeHeight="251661312" behindDoc="0" locked="0" layoutInCell="1" allowOverlap="1" wp14:anchorId="79C08313" wp14:editId="6971738D">
+                <wp:simplePos x="0" y="0"/>
+                <wp:positionH relativeFrom="column">
+                  <wp:posOffset>3727822</wp:posOffset>
+                </wp:positionH>
+                <wp:positionV relativeFrom="paragraph">
+                  <wp:posOffset>31750</wp:posOffset>
+                </wp:positionV>
+                <wp:extent cx="2879725" cy="899795"/>
+                <wp:effectExtent l="0" t="0" r="15875" b="14605"/>
+                <wp:wrapNone/>
+                <wp:docPr id="2" name="Rechteck 2"/>
+                <wp:cNvGraphicFramePr/>
+                <a:graphic xmlns:a="http://schemas.openxmlformats.org/drawingml/2006/main">
+                  <a:graphicData uri="http://schemas.microsoft.com/office/word/2010/wordprocessingShape">
+                    <wps:wsp>
+                      <wps:cNvSpPr/>
+                      <wps:spPr>
+                        <a:xfrm>
+                          <a:off x="0" y="0"/>
+                          <a:ext cx="2879725" cy="899795"/>
+                        </a:xfrm>
+                        <a:prstGeom prst="rect">
+                          <a:avLst/>
+                        </a:prstGeom>
+                        <a:noFill/>
+                        <a:ln w="3175">
+                          <a:solidFill>
+                            <a:schemeClr val="tx1"/>
+                          </a:solidFill>
+                        </a:ln>
+                      </wps:spPr>
+                      <wps:style>
+                        <a:lnRef idx="2">
+                          <a:schemeClr val="accent1">
+                            <a:shade val="50000"/>
+                          </a:schemeClr>
+                        </a:lnRef>
+                        <a:fillRef idx="1">
+                          <a:schemeClr val="accent1"/>
+                        </a:fillRef>
+                        <a:effectRef idx="0">
+                          <a:schemeClr val="accent1"/>
+                        </a:effectRef>
+                        <a:fontRef idx="minor">
+                          <a:schemeClr val="lt1"/>
+                        </a:fontRef>
+                      </wps:style>
+                      <wps:bodyPr rot="0" spcFirstLastPara="0" vertOverflow="overflow" horzOverflow="overflow" vert="horz" wrap="square" lIns="91440" tIns="45720" rIns="91440" bIns="45720" numCol="1" spcCol="0" rtlCol="0" fromWordArt="0" anchor="ctr" anchorCtr="0" forceAA="0" compatLnSpc="1">
+                        <a:prstTxWarp prst="textNoShape">
+                          <a:avLst/>
+                        </a:prstTxWarp>
+                        <a:noAutofit/>
+                      </wps:bodyPr>
+                    </wps:wsp>
+                  </a:graphicData>
+                </a:graphic>
+                <wp14:sizeRelH relativeFrom="margin">
+                  <wp14:pctWidth>0</wp14:pctWidth>
+                </wp14:sizeRelH>
+                <wp14:sizeRelV relativeFrom="margin">
+                  <wp14:pctHeight>0</wp14:pctHeight>
+                </wp14:sizeRelV>
+              </wp:anchor>
+            </w:drawing>
+          </mc:Choice>
+          <mc:Fallback>
+            <w:pict>
+              <v:rect id="Rechteck 2" o:spid="_x0000_s1026" style="position:absolute;margin-left:293.55pt;margin-top:2.5pt;width:226.75pt;height:70.85pt;z-index:251661312;visibility:visible;mso-wrap-style:square;mso-width-percent:0;mso-height-percent:0;mso-wrap-distance-left:9pt;mso-wrap-distance-top:0;mso-wrap-distance-right:9pt;mso-wrap-distance-bottom:0;mso-position-horizontal:absolute;mso-position-horizontal-relative:text;mso-position-vertical:absolute;mso-position-vertical-relative:text;mso-width-percent:0;mso-height-percent:0;mso-width-relative:margin;mso-height-relative:margin;v-text-anchor:middle" o:gfxdata="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" filled="f" strokecolor="black [3213]" strokeweight=".25pt"/>
+            </w:pict>
+          </mc:Fallback>
+        </mc:AlternateContent>
+      </w:r>
+      <w:r>
+        <w:rPr>
+          <w:noProof/>
+          <w:lang w:val="de-CH" w:eastAsia="de-CH"/>
+        </w:rPr>
+        <mc:AlternateContent>
+          <mc:Choice Requires="wps">
+            <w:drawing>
+              <wp:anchor distT="0" distB="0" distL="114300" distR="114300" simplePos="0" relativeHeight="251659264" behindDoc="0" locked="0" layoutInCell="1" allowOverlap="1" wp14:anchorId="14F1606A" wp14:editId="0B0C8114">
                 <wp:simplePos x="0" y="0"/>
                 <wp:positionH relativeFrom="column">
                   <wp:posOffset>20320</wp:posOffset>
@@ -2821,91 +2883,11 @@
           </mc:Fallback>
         </mc:AlternateContent>
       </w:r>
-      <w:r>
-        <w:rPr>
-          <w:noProof/>
-        </w:rPr>
-        <mc:AlternateContent>
-          <mc:Choice Requires="wps">
-            <w:drawing>
-              <wp:anchor distT="0" distB="0" distL="114300" distR="114300" simplePos="0" relativeHeight="251661312" behindDoc="0" locked="0" layoutInCell="1" allowOverlap="1" wp14:anchorId="3B674768" wp14:editId="042B3A1A">
-                <wp:simplePos x="0" y="0"/>
-                <wp:positionH relativeFrom="column">
-                  <wp:posOffset>3768725</wp:posOffset>
-                </wp:positionH>
-                <wp:positionV relativeFrom="paragraph">
-                  <wp:posOffset>31750</wp:posOffset>
-                </wp:positionV>
-                <wp:extent cx="2880000" cy="900000"/>
-                <wp:effectExtent l="0" t="0" r="15875" b="14605"/>
-                <wp:wrapNone/>
-                <wp:docPr id="2" name="Rechteck 2"/>
-                <wp:cNvGraphicFramePr/>
-                <a:graphic xmlns:a="http://schemas.openxmlformats.org/drawingml/2006/main">
-                  <a:graphicData uri="http://schemas.microsoft.com/office/word/2010/wordprocessingShape">
-                    <wps:wsp>
-                      <wps:cNvSpPr/>
-                      <wps:spPr>
-                        <a:xfrm>
-                          <a:off x="0" y="0"/>
-                          <a:ext cx="2880000" cy="900000"/>
-                        </a:xfrm>
-                        <a:prstGeom prst="rect">
-                          <a:avLst/>
-                        </a:prstGeom>
-                        <a:noFill/>
-                        <a:ln w="3175">
-                          <a:solidFill>
-                            <a:schemeClr val="tx1"/>
-                          </a:solidFill>
-                        </a:ln>
-                      </wps:spPr>
-                      <wps:style>
-                        <a:lnRef idx="2">
-                          <a:schemeClr val="accent1">
-                            <a:shade val="50000"/>
-                          </a:schemeClr>
-                        </a:lnRef>
-                        <a:fillRef idx="1">
-                          <a:schemeClr val="accent1"/>
-                        </a:fillRef>
-                        <a:effectRef idx="0">
-                          <a:schemeClr val="accent1"/>
-                        </a:effectRef>
-                        <a:fontRef idx="minor">
-                          <a:schemeClr val="lt1"/>
-                        </a:fontRef>
-                      </wps:style>
-                      <wps:bodyPr rot="0" spcFirstLastPara="0" vertOverflow="overflow" horzOverflow="overflow" vert="horz" wrap="square" lIns="91440" tIns="45720" rIns="91440" bIns="45720" numCol="1" spcCol="0" rtlCol="0" fromWordArt="0" anchor="ctr" anchorCtr="0" forceAA="0" compatLnSpc="1">
-                        <a:prstTxWarp prst="textNoShape">
-                          <a:avLst/>
-                        </a:prstTxWarp>
-                        <a:noAutofit/>
-                      </wps:bodyPr>
-                    </wps:wsp>
-                  </a:graphicData>
-                </a:graphic>
-                <wp14:sizeRelH relativeFrom="margin">
-                  <wp14:pctWidth>0</wp14:pctWidth>
-                </wp14:sizeRelH>
-                <wp14:sizeRelV relativeFrom="margin">
-                  <wp14:pctHeight>0</wp14:pctHeight>
-                </wp14:sizeRelV>
-              </wp:anchor>
-            </w:drawing>
-          </mc:Choice>
-          <mc:Fallback>
-            <w:pict>
-              <v:rect id="Rechteck 2" o:spid="_x0000_s1026" style="position:absolute;margin-left:296.75pt;margin-top:2.5pt;width:226.75pt;height:70.85pt;z-index:251661312;visibility:visible;mso-wrap-style:square;mso-width-percent:0;mso-height-percent:0;mso-wrap-distance-left:9pt;mso-wrap-distance-top:0;mso-wrap-distance-right:9pt;mso-wrap-distance-bottom:0;mso-position-horizontal:absolute;mso-position-horizontal-relative:text;mso-position-vertical:absolute;mso-position-vertical-relative:text;mso-width-percent:0;mso-height-percent:0;mso-width-relative:margin;mso-height-relative:margin;v-text-anchor:middle" o:gfxdata="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" filled="f" strokecolor="black [3213]" strokeweight=".25pt"/>
-            </w:pict>
-          </mc:Fallback>
-        </mc:AlternateContent>
-      </w:r>
     </w:p>
     <w:p>
       <w:pPr>
         <w:tabs>
-          <w:tab w:val="left" w:pos="5954"/>
+          <w:tab w:val="left" w:pos="5865"/>
         </w:tabs>
         <w:spacing w:after="0"/>
         <w:rPr>
@@ -2916,40 +2898,7 @@
     <w:p>
       <w:pPr>
         <w:tabs>
-          <w:tab w:val="left" w:pos="5954"/>
-        </w:tabs>
-        <w:spacing w:after="0"/>
-        <w:rPr>
-          <w:lang w:val="de-CH"/>
-        </w:rPr>
-      </w:pPr>
-    </w:p>
-    <w:p>
-      <w:pPr>
-        <w:tabs>
-          <w:tab w:val="left" w:pos="5954"/>
-        </w:tabs>
-        <w:spacing w:after="0"/>
-        <w:rPr>
-          <w:lang w:val="de-CH"/>
-        </w:rPr>
-      </w:pPr>
-    </w:p>
-    <w:p>
-      <w:pPr>
-        <w:tabs>
-          <w:tab w:val="left" w:pos="5954"/>
-        </w:tabs>
-        <w:spacing w:after="0"/>
-        <w:rPr>
-          <w:lang w:val="de-CH"/>
-        </w:rPr>
-      </w:pPr>
-    </w:p>
-    <w:p>
-      <w:pPr>
-        <w:tabs>
-          <w:tab w:val="left" w:pos="5954"/>
+          <w:tab w:val="left" w:pos="5865"/>
         </w:tabs>
         <w:spacing w:after="0"/>
         <w:rPr>
@@ -2961,7 +2910,43 @@
     <w:p>
       <w:pPr>
         <w:tabs>
-          <w:tab w:val="left" w:pos="5954"/>
+          <w:tab w:val="left" w:pos="5865"/>
+        </w:tabs>
+        <w:spacing w:after="0"/>
+        <w:rPr>
+          <w:sz w:val="18"/>
+          <w:lang w:val="de-CH"/>
+        </w:rPr>
+      </w:pPr>
+    </w:p>
+    <w:p>
+      <w:pPr>
+        <w:tabs>
+          <w:tab w:val="left" w:pos="5865"/>
+        </w:tabs>
+        <w:spacing w:after="0"/>
+        <w:rPr>
+          <w:sz w:val="18"/>
+          <w:lang w:val="de-CH"/>
+        </w:rPr>
+      </w:pPr>
+    </w:p>
+    <w:p>
+      <w:pPr>
+        <w:tabs>
+          <w:tab w:val="left" w:pos="5865"/>
+        </w:tabs>
+        <w:spacing w:after="0"/>
+        <w:rPr>
+          <w:sz w:val="18"/>
+          <w:lang w:val="de-CH"/>
+        </w:rPr>
+      </w:pPr>
+    </w:p>
+    <w:p>
+      <w:pPr>
+        <w:tabs>
+          <w:tab w:val="left" w:pos="5865"/>
         </w:tabs>
         <w:spacing w:after="0"/>
         <w:rPr>
@@ -2981,7 +2966,7 @@
           </w:rPr>
           <w:id w:val="-788511610"/>
           <w:placeholder>
-            <w:docPart w:val="ECF096569D334035BD93E55FF5CF31F3"/>
+            <w:docPart w:val="2AA8E3EB2B6C45DAB6CC6DA5B7AAE19E"/>
           </w:placeholder>
           <w:showingPlcHdr/>
           <w:text/>
@@ -3033,7 +3018,7 @@
           </w:rPr>
           <w:id w:val="-421726158"/>
           <w:placeholder>
-            <w:docPart w:val="2B5203BBB4C54FD4B7EED480C3DC4D6B"/>
+            <w:docPart w:val="7D43E100908E4CDDB9DEA26C4B9B97B5"/>
           </w:placeholder>
           <w:showingPlcHdr/>
           <w:text/>
@@ -3105,7 +3090,7 @@
           </w:rPr>
           <w:id w:val="2116559568"/>
           <w:placeholder>
-            <w:docPart w:val="390EE6DF36024026920ED3D85A5EF270"/>
+            <w:docPart w:val="41F37C2A050A4A97A19162FFE8101DD3"/>
           </w:placeholder>
           <w:showingPlcHdr/>
           <w:text/>
@@ -3671,7 +3656,7 @@
       <w:docPartBody>
         <w:p>
           <w:pPr>
-            <w:pStyle w:val="99DA09588F484B249C60047B90B5355751"/>
+            <w:pStyle w:val="99DA09588F484B249C60047B90B5355760"/>
           </w:pPr>
           <w:r>
             <w:rPr>
@@ -3700,7 +3685,7 @@
       <w:docPartBody>
         <w:p>
           <w:pPr>
-            <w:pStyle w:val="81C0C0BD4E224A0AB29655CD45F8C5C351"/>
+            <w:pStyle w:val="81C0C0BD4E224A0AB29655CD45F8C5C360"/>
           </w:pPr>
           <w:r>
             <w:rPr>
@@ -3729,7 +3714,7 @@
       <w:docPartBody>
         <w:p>
           <w:pPr>
-            <w:pStyle w:val="5E7922271F904BCBB9274CAFEE77C1B351"/>
+            <w:pStyle w:val="5E7922271F904BCBB9274CAFEE77C1B360"/>
           </w:pPr>
           <w:r>
             <w:rPr>
@@ -3758,7 +3743,7 @@
       <w:docPartBody>
         <w:p>
           <w:pPr>
-            <w:pStyle w:val="E6616786A01A497B841FDA037E65940651"/>
+            <w:pStyle w:val="E6616786A01A497B841FDA037E65940660"/>
           </w:pPr>
           <w:r>
             <w:rPr>
@@ -3787,7 +3772,7 @@
       <w:docPartBody>
         <w:p>
           <w:pPr>
-            <w:pStyle w:val="56B1F0E31B4B4282941DED6555F8E0AB51"/>
+            <w:pStyle w:val="56B1F0E31B4B4282941DED6555F8E0AB60"/>
           </w:pPr>
           <w:r>
             <w:rPr>
@@ -3816,7 +3801,7 @@
       <w:docPartBody>
         <w:p>
           <w:pPr>
-            <w:pStyle w:val="69312B69CF6F41819068FF28820D70F651"/>
+            <w:pStyle w:val="69312B69CF6F41819068FF28820D70F660"/>
           </w:pPr>
           <w:r>
             <w:rPr>
@@ -3845,7 +3830,7 @@
       <w:docPartBody>
         <w:p>
           <w:pPr>
-            <w:pStyle w:val="068E8565CC5C401A848FA6B68A0DC5B651"/>
+            <w:pStyle w:val="068E8565CC5C401A848FA6B68A0DC5B660"/>
           </w:pPr>
           <w:r>
             <w:rPr>
@@ -3874,7 +3859,7 @@
       <w:docPartBody>
         <w:p>
           <w:pPr>
-            <w:pStyle w:val="0A5DAD70A44141D38A0408CFD773B02251"/>
+            <w:pStyle w:val="0A5DAD70A44141D38A0408CFD773B02260"/>
           </w:pPr>
           <w:r>
             <w:rPr>
@@ -3903,7 +3888,7 @@
       <w:docPartBody>
         <w:p>
           <w:pPr>
-            <w:pStyle w:val="F4558C957F034840A63C11457EA2F51C51"/>
+            <w:pStyle w:val="F4558C957F034840A63C11457EA2F51C60"/>
           </w:pPr>
           <w:r>
             <w:rPr>
@@ -3932,7 +3917,7 @@
       <w:docPartBody>
         <w:p>
           <w:pPr>
-            <w:pStyle w:val="D969616FEBFE404E8F25B5D591B9D70951"/>
+            <w:pStyle w:val="D969616FEBFE404E8F25B5D591B9D70960"/>
           </w:pPr>
           <w:r>
             <w:rPr>
@@ -3961,7 +3946,7 @@
       <w:docPartBody>
         <w:p>
           <w:pPr>
-            <w:pStyle w:val="C4C12902B0E945F6BD741924DF53599F48"/>
+            <w:pStyle w:val="C4C12902B0E945F6BD741924DF53599F57"/>
           </w:pPr>
           <w:r>
             <w:rPr>
@@ -3990,7 +3975,7 @@
       <w:docPartBody>
         <w:p>
           <w:pPr>
-            <w:pStyle w:val="88623EC0AD35476DAA7074D7224AA60C5"/>
+            <w:pStyle w:val="88623EC0AD35476DAA7074D7224AA60C14"/>
           </w:pPr>
           <w:r>
             <w:rPr>
@@ -4032,8 +4017,9 @@
     <w:panose1 w:val="020B0604020202020204"/>
     <w:charset w:val="00"/>
     <w:family w:val="swiss"/>
+    <w:notTrueType/>
     <w:pitch w:val="variable"/>
-    <w:sig w:usb0="E0002AFF" w:usb1="C0007843" w:usb2="00000009" w:usb3="00000000" w:csb0="000001FF" w:csb1="00000000"/>
+    <w:sig w:usb0="00000003" w:usb1="00000000" w:usb2="00000000" w:usb3="00000000" w:csb0="00000001" w:csb1="00000000"/>
   </w:font>
   <w:font w:name="MS Gothic">
     <w:altName w:val="ＭＳ ゴシック"/>
@@ -4070,16 +4056,20 @@
     <w:rsidRoot w:val="007B0C82"/>
     <w:rsid w:val="00140185"/>
     <w:rsid w:val="00267C77"/>
+    <w:rsid w:val="00631BA2"/>
     <w:rsid w:val="007B0C82"/>
     <w:rsid w:val="00810B7A"/>
     <w:rsid w:val="008A423F"/>
+    <w:rsid w:val="00AB20FF"/>
     <w:rsid w:val="00B747A0"/>
     <w:rsid w:val="00D35183"/>
     <w:rsid w:val="00D812D3"/>
     <w:rsid w:val="00D92ED0"/>
+    <w:rsid w:val="00D954A9"/>
     <w:rsid w:val="00DB531F"/>
     <w:rsid w:val="00DF6881"/>
     <w:rsid w:val="00E80B72"/>
+    <w:rsid w:val="00F255C1"/>
     <w:rsid w:val="00FC343A"/>
     <w:rsid w:val="00FF5013"/>
   </w:rsids>
@@ -4295,7 +4285,7 @@
     <w:basedOn w:val="Absatz-Standardschriftart"/>
     <w:uiPriority w:val="99"/>
     <w:semiHidden/>
-    <w:rsid w:val="00D35183"/>
+    <w:rsid w:val="00F255C1"/>
     <w:rPr>
       <w:color w:val="808080"/>
     </w:rPr>
@@ -11394,6 +11384,1345 @@
   <w:style w:type="paragraph" w:customStyle="1" w:styleId="390EE6DF36024026920ED3D85A5EF2705">
     <w:name w:val="390EE6DF36024026920ED3D85A5EF2705"/>
     <w:rsid w:val="00D35183"/>
+    <w:rPr>
+      <w:rFonts w:eastAsiaTheme="minorHAnsi"/>
+    </w:rPr>
+  </w:style>
+  <w:style w:type="paragraph" w:customStyle="1" w:styleId="7BF167C79A094CB799AD847A730E4B84">
+    <w:name w:val="7BF167C79A094CB799AD847A730E4B84"/>
+    <w:rsid w:val="00AB20FF"/>
+  </w:style>
+  <w:style w:type="paragraph" w:customStyle="1" w:styleId="C4C12902B0E945F6BD741924DF53599F49">
+    <w:name w:val="C4C12902B0E945F6BD741924DF53599F49"/>
+    <w:rsid w:val="00AB20FF"/>
+    <w:rPr>
+      <w:rFonts w:eastAsiaTheme="minorHAnsi"/>
+    </w:rPr>
+  </w:style>
+  <w:style w:type="paragraph" w:customStyle="1" w:styleId="99DA09588F484B249C60047B90B5355752">
+    <w:name w:val="99DA09588F484B249C60047B90B5355752"/>
+    <w:rsid w:val="00AB20FF"/>
+    <w:rPr>
+      <w:rFonts w:eastAsiaTheme="minorHAnsi"/>
+    </w:rPr>
+  </w:style>
+  <w:style w:type="paragraph" w:customStyle="1" w:styleId="81C0C0BD4E224A0AB29655CD45F8C5C352">
+    <w:name w:val="81C0C0BD4E224A0AB29655CD45F8C5C352"/>
+    <w:rsid w:val="00AB20FF"/>
+    <w:rPr>
+      <w:rFonts w:eastAsiaTheme="minorHAnsi"/>
+    </w:rPr>
+  </w:style>
+  <w:style w:type="paragraph" w:customStyle="1" w:styleId="5E7922271F904BCBB9274CAFEE77C1B352">
+    <w:name w:val="5E7922271F904BCBB9274CAFEE77C1B352"/>
+    <w:rsid w:val="00AB20FF"/>
+    <w:rPr>
+      <w:rFonts w:eastAsiaTheme="minorHAnsi"/>
+    </w:rPr>
+  </w:style>
+  <w:style w:type="paragraph" w:customStyle="1" w:styleId="E6616786A01A497B841FDA037E65940652">
+    <w:name w:val="E6616786A01A497B841FDA037E65940652"/>
+    <w:rsid w:val="00AB20FF"/>
+    <w:rPr>
+      <w:rFonts w:eastAsiaTheme="minorHAnsi"/>
+    </w:rPr>
+  </w:style>
+  <w:style w:type="paragraph" w:customStyle="1" w:styleId="56B1F0E31B4B4282941DED6555F8E0AB52">
+    <w:name w:val="56B1F0E31B4B4282941DED6555F8E0AB52"/>
+    <w:rsid w:val="00AB20FF"/>
+    <w:rPr>
+      <w:rFonts w:eastAsiaTheme="minorHAnsi"/>
+    </w:rPr>
+  </w:style>
+  <w:style w:type="paragraph" w:customStyle="1" w:styleId="69312B69CF6F41819068FF28820D70F652">
+    <w:name w:val="69312B69CF6F41819068FF28820D70F652"/>
+    <w:rsid w:val="00AB20FF"/>
+    <w:rPr>
+      <w:rFonts w:eastAsiaTheme="minorHAnsi"/>
+    </w:rPr>
+  </w:style>
+  <w:style w:type="paragraph" w:customStyle="1" w:styleId="068E8565CC5C401A848FA6B68A0DC5B652">
+    <w:name w:val="068E8565CC5C401A848FA6B68A0DC5B652"/>
+    <w:rsid w:val="00AB20FF"/>
+    <w:rPr>
+      <w:rFonts w:eastAsiaTheme="minorHAnsi"/>
+    </w:rPr>
+  </w:style>
+  <w:style w:type="paragraph" w:customStyle="1" w:styleId="0A5DAD70A44141D38A0408CFD773B02252">
+    <w:name w:val="0A5DAD70A44141D38A0408CFD773B02252"/>
+    <w:rsid w:val="00AB20FF"/>
+    <w:rPr>
+      <w:rFonts w:eastAsiaTheme="minorHAnsi"/>
+    </w:rPr>
+  </w:style>
+  <w:style w:type="paragraph" w:customStyle="1" w:styleId="F4558C957F034840A63C11457EA2F51C52">
+    <w:name w:val="F4558C957F034840A63C11457EA2F51C52"/>
+    <w:rsid w:val="00AB20FF"/>
+    <w:rPr>
+      <w:rFonts w:eastAsiaTheme="minorHAnsi"/>
+    </w:rPr>
+  </w:style>
+  <w:style w:type="paragraph" w:customStyle="1" w:styleId="D969616FEBFE404E8F25B5D591B9D70952">
+    <w:name w:val="D969616FEBFE404E8F25B5D591B9D70952"/>
+    <w:rsid w:val="00AB20FF"/>
+    <w:rPr>
+      <w:rFonts w:eastAsiaTheme="minorHAnsi"/>
+    </w:rPr>
+  </w:style>
+  <w:style w:type="paragraph" w:customStyle="1" w:styleId="88623EC0AD35476DAA7074D7224AA60C6">
+    <w:name w:val="88623EC0AD35476DAA7074D7224AA60C6"/>
+    <w:rsid w:val="00AB20FF"/>
+    <w:rPr>
+      <w:rFonts w:eastAsiaTheme="minorHAnsi"/>
+    </w:rPr>
+  </w:style>
+  <w:style w:type="paragraph" w:customStyle="1" w:styleId="7BF167C79A094CB799AD847A730E4B841">
+    <w:name w:val="7BF167C79A094CB799AD847A730E4B841"/>
+    <w:rsid w:val="00AB20FF"/>
+    <w:rPr>
+      <w:rFonts w:eastAsiaTheme="minorHAnsi"/>
+    </w:rPr>
+  </w:style>
+  <w:style w:type="paragraph" w:customStyle="1" w:styleId="4B8E32F344FA4748A7B90419C5B07382">
+    <w:name w:val="4B8E32F344FA4748A7B90419C5B07382"/>
+    <w:rsid w:val="00AB20FF"/>
+    <w:rPr>
+      <w:rFonts w:eastAsiaTheme="minorHAnsi"/>
+    </w:rPr>
+  </w:style>
+  <w:style w:type="paragraph" w:customStyle="1" w:styleId="B65E0D5A124D4AF78096359517DF1A4E">
+    <w:name w:val="B65E0D5A124D4AF78096359517DF1A4E"/>
+    <w:rsid w:val="00AB20FF"/>
+    <w:rPr>
+      <w:rFonts w:eastAsiaTheme="minorHAnsi"/>
+    </w:rPr>
+  </w:style>
+  <w:style w:type="paragraph" w:customStyle="1" w:styleId="7E37CD14B1E54764ABAFA1B9FB5540E7">
+    <w:name w:val="7E37CD14B1E54764ABAFA1B9FB5540E7"/>
+    <w:rsid w:val="00AB20FF"/>
+    <w:rPr>
+      <w:rFonts w:eastAsiaTheme="minorHAnsi"/>
+    </w:rPr>
+  </w:style>
+  <w:style w:type="paragraph" w:customStyle="1" w:styleId="37868B2111DF4F2C9A78C6E07D6694D1">
+    <w:name w:val="37868B2111DF4F2C9A78C6E07D6694D1"/>
+    <w:rsid w:val="00AB20FF"/>
+    <w:rPr>
+      <w:rFonts w:eastAsiaTheme="minorHAnsi"/>
+    </w:rPr>
+  </w:style>
+  <w:style w:type="paragraph" w:customStyle="1" w:styleId="3079CF56EE0647639FD31AB9445FDA52">
+    <w:name w:val="3079CF56EE0647639FD31AB9445FDA52"/>
+    <w:rsid w:val="00AB20FF"/>
+    <w:rPr>
+      <w:rFonts w:eastAsiaTheme="minorHAnsi"/>
+    </w:rPr>
+  </w:style>
+  <w:style w:type="paragraph" w:customStyle="1" w:styleId="A71BF9AC6B3347538E765A2673CA37E9">
+    <w:name w:val="A71BF9AC6B3347538E765A2673CA37E9"/>
+    <w:rsid w:val="00AB20FF"/>
+    <w:rPr>
+      <w:rFonts w:eastAsiaTheme="minorHAnsi"/>
+    </w:rPr>
+  </w:style>
+  <w:style w:type="paragraph" w:customStyle="1" w:styleId="A45628E4870749EB857E42B140B9F612">
+    <w:name w:val="A45628E4870749EB857E42B140B9F612"/>
+    <w:rsid w:val="00AB20FF"/>
+    <w:rPr>
+      <w:rFonts w:eastAsiaTheme="minorHAnsi"/>
+    </w:rPr>
+  </w:style>
+  <w:style w:type="paragraph" w:customStyle="1" w:styleId="765F85F54EFF476080D41FDEF135ADC6">
+    <w:name w:val="765F85F54EFF476080D41FDEF135ADC6"/>
+    <w:rsid w:val="00AB20FF"/>
+    <w:rPr>
+      <w:rFonts w:eastAsiaTheme="minorHAnsi"/>
+    </w:rPr>
+  </w:style>
+  <w:style w:type="paragraph" w:customStyle="1" w:styleId="70BAC259B8E54C909803479DAB0E2A94">
+    <w:name w:val="70BAC259B8E54C909803479DAB0E2A94"/>
+    <w:rsid w:val="00AB20FF"/>
+  </w:style>
+  <w:style w:type="paragraph" w:customStyle="1" w:styleId="942368D99B984925AA2F2793D9549AA8">
+    <w:name w:val="942368D99B984925AA2F2793D9549AA8"/>
+    <w:rsid w:val="00AB20FF"/>
+  </w:style>
+  <w:style w:type="paragraph" w:customStyle="1" w:styleId="77F37D260AFC48628B1153470ABC3117">
+    <w:name w:val="77F37D260AFC48628B1153470ABC3117"/>
+    <w:rsid w:val="00AB20FF"/>
+  </w:style>
+  <w:style w:type="paragraph" w:customStyle="1" w:styleId="C4C12902B0E945F6BD741924DF53599F50">
+    <w:name w:val="C4C12902B0E945F6BD741924DF53599F50"/>
+    <w:rsid w:val="00AB20FF"/>
+    <w:rPr>
+      <w:rFonts w:eastAsiaTheme="minorHAnsi"/>
+    </w:rPr>
+  </w:style>
+  <w:style w:type="paragraph" w:customStyle="1" w:styleId="99DA09588F484B249C60047B90B5355753">
+    <w:name w:val="99DA09588F484B249C60047B90B5355753"/>
+    <w:rsid w:val="00AB20FF"/>
+    <w:rPr>
+      <w:rFonts w:eastAsiaTheme="minorHAnsi"/>
+    </w:rPr>
+  </w:style>
+  <w:style w:type="paragraph" w:customStyle="1" w:styleId="81C0C0BD4E224A0AB29655CD45F8C5C353">
+    <w:name w:val="81C0C0BD4E224A0AB29655CD45F8C5C353"/>
+    <w:rsid w:val="00AB20FF"/>
+    <w:rPr>
+      <w:rFonts w:eastAsiaTheme="minorHAnsi"/>
+    </w:rPr>
+  </w:style>
+  <w:style w:type="paragraph" w:customStyle="1" w:styleId="5E7922271F904BCBB9274CAFEE77C1B353">
+    <w:name w:val="5E7922271F904BCBB9274CAFEE77C1B353"/>
+    <w:rsid w:val="00AB20FF"/>
+    <w:rPr>
+      <w:rFonts w:eastAsiaTheme="minorHAnsi"/>
+    </w:rPr>
+  </w:style>
+  <w:style w:type="paragraph" w:customStyle="1" w:styleId="E6616786A01A497B841FDA037E65940653">
+    <w:name w:val="E6616786A01A497B841FDA037E65940653"/>
+    <w:rsid w:val="00AB20FF"/>
+    <w:rPr>
+      <w:rFonts w:eastAsiaTheme="minorHAnsi"/>
+    </w:rPr>
+  </w:style>
+  <w:style w:type="paragraph" w:customStyle="1" w:styleId="56B1F0E31B4B4282941DED6555F8E0AB53">
+    <w:name w:val="56B1F0E31B4B4282941DED6555F8E0AB53"/>
+    <w:rsid w:val="00AB20FF"/>
+    <w:rPr>
+      <w:rFonts w:eastAsiaTheme="minorHAnsi"/>
+    </w:rPr>
+  </w:style>
+  <w:style w:type="paragraph" w:customStyle="1" w:styleId="69312B69CF6F41819068FF28820D70F653">
+    <w:name w:val="69312B69CF6F41819068FF28820D70F653"/>
+    <w:rsid w:val="00AB20FF"/>
+    <w:rPr>
+      <w:rFonts w:eastAsiaTheme="minorHAnsi"/>
+    </w:rPr>
+  </w:style>
+  <w:style w:type="paragraph" w:customStyle="1" w:styleId="068E8565CC5C401A848FA6B68A0DC5B653">
+    <w:name w:val="068E8565CC5C401A848FA6B68A0DC5B653"/>
+    <w:rsid w:val="00AB20FF"/>
+    <w:rPr>
+      <w:rFonts w:eastAsiaTheme="minorHAnsi"/>
+    </w:rPr>
+  </w:style>
+  <w:style w:type="paragraph" w:customStyle="1" w:styleId="0A5DAD70A44141D38A0408CFD773B02253">
+    <w:name w:val="0A5DAD70A44141D38A0408CFD773B02253"/>
+    <w:rsid w:val="00AB20FF"/>
+    <w:rPr>
+      <w:rFonts w:eastAsiaTheme="minorHAnsi"/>
+    </w:rPr>
+  </w:style>
+  <w:style w:type="paragraph" w:customStyle="1" w:styleId="F4558C957F034840A63C11457EA2F51C53">
+    <w:name w:val="F4558C957F034840A63C11457EA2F51C53"/>
+    <w:rsid w:val="00AB20FF"/>
+    <w:rPr>
+      <w:rFonts w:eastAsiaTheme="minorHAnsi"/>
+    </w:rPr>
+  </w:style>
+  <w:style w:type="paragraph" w:customStyle="1" w:styleId="D969616FEBFE404E8F25B5D591B9D70953">
+    <w:name w:val="D969616FEBFE404E8F25B5D591B9D70953"/>
+    <w:rsid w:val="00AB20FF"/>
+    <w:rPr>
+      <w:rFonts w:eastAsiaTheme="minorHAnsi"/>
+    </w:rPr>
+  </w:style>
+  <w:style w:type="paragraph" w:customStyle="1" w:styleId="88623EC0AD35476DAA7074D7224AA60C7">
+    <w:name w:val="88623EC0AD35476DAA7074D7224AA60C7"/>
+    <w:rsid w:val="00AB20FF"/>
+    <w:rPr>
+      <w:rFonts w:eastAsiaTheme="minorHAnsi"/>
+    </w:rPr>
+  </w:style>
+  <w:style w:type="paragraph" w:customStyle="1" w:styleId="7BF167C79A094CB799AD847A730E4B842">
+    <w:name w:val="7BF167C79A094CB799AD847A730E4B842"/>
+    <w:rsid w:val="00AB20FF"/>
+    <w:rPr>
+      <w:rFonts w:eastAsiaTheme="minorHAnsi"/>
+    </w:rPr>
+  </w:style>
+  <w:style w:type="paragraph" w:customStyle="1" w:styleId="4B8E32F344FA4748A7B90419C5B073821">
+    <w:name w:val="4B8E32F344FA4748A7B90419C5B073821"/>
+    <w:rsid w:val="00AB20FF"/>
+    <w:rPr>
+      <w:rFonts w:eastAsiaTheme="minorHAnsi"/>
+    </w:rPr>
+  </w:style>
+  <w:style w:type="paragraph" w:customStyle="1" w:styleId="70BAC259B8E54C909803479DAB0E2A941">
+    <w:name w:val="70BAC259B8E54C909803479DAB0E2A941"/>
+    <w:rsid w:val="00AB20FF"/>
+    <w:rPr>
+      <w:rFonts w:eastAsiaTheme="minorHAnsi"/>
+    </w:rPr>
+  </w:style>
+  <w:style w:type="paragraph" w:customStyle="1" w:styleId="942368D99B984925AA2F2793D9549AA81">
+    <w:name w:val="942368D99B984925AA2F2793D9549AA81"/>
+    <w:rsid w:val="00AB20FF"/>
+    <w:rPr>
+      <w:rFonts w:eastAsiaTheme="minorHAnsi"/>
+    </w:rPr>
+  </w:style>
+  <w:style w:type="paragraph" w:customStyle="1" w:styleId="77F37D260AFC48628B1153470ABC31171">
+    <w:name w:val="77F37D260AFC48628B1153470ABC31171"/>
+    <w:rsid w:val="00AB20FF"/>
+    <w:rPr>
+      <w:rFonts w:eastAsiaTheme="minorHAnsi"/>
+    </w:rPr>
+  </w:style>
+  <w:style w:type="paragraph" w:customStyle="1" w:styleId="3079CF56EE0647639FD31AB9445FDA521">
+    <w:name w:val="3079CF56EE0647639FD31AB9445FDA521"/>
+    <w:rsid w:val="00AB20FF"/>
+    <w:rPr>
+      <w:rFonts w:eastAsiaTheme="minorHAnsi"/>
+    </w:rPr>
+  </w:style>
+  <w:style w:type="paragraph" w:customStyle="1" w:styleId="A71BF9AC6B3347538E765A2673CA37E91">
+    <w:name w:val="A71BF9AC6B3347538E765A2673CA37E91"/>
+    <w:rsid w:val="00AB20FF"/>
+    <w:rPr>
+      <w:rFonts w:eastAsiaTheme="minorHAnsi"/>
+    </w:rPr>
+  </w:style>
+  <w:style w:type="paragraph" w:customStyle="1" w:styleId="A45628E4870749EB857E42B140B9F6121">
+    <w:name w:val="A45628E4870749EB857E42B140B9F6121"/>
+    <w:rsid w:val="00AB20FF"/>
+    <w:rPr>
+      <w:rFonts w:eastAsiaTheme="minorHAnsi"/>
+    </w:rPr>
+  </w:style>
+  <w:style w:type="paragraph" w:customStyle="1" w:styleId="765F85F54EFF476080D41FDEF135ADC61">
+    <w:name w:val="765F85F54EFF476080D41FDEF135ADC61"/>
+    <w:rsid w:val="00AB20FF"/>
+    <w:rPr>
+      <w:rFonts w:eastAsiaTheme="minorHAnsi"/>
+    </w:rPr>
+  </w:style>
+  <w:style w:type="paragraph" w:customStyle="1" w:styleId="C4C12902B0E945F6BD741924DF53599F51">
+    <w:name w:val="C4C12902B0E945F6BD741924DF53599F51"/>
+    <w:rsid w:val="00AB20FF"/>
+    <w:rPr>
+      <w:rFonts w:eastAsiaTheme="minorHAnsi"/>
+    </w:rPr>
+  </w:style>
+  <w:style w:type="paragraph" w:customStyle="1" w:styleId="99DA09588F484B249C60047B90B5355754">
+    <w:name w:val="99DA09588F484B249C60047B90B5355754"/>
+    <w:rsid w:val="00AB20FF"/>
+    <w:rPr>
+      <w:rFonts w:eastAsiaTheme="minorHAnsi"/>
+    </w:rPr>
+  </w:style>
+  <w:style w:type="paragraph" w:customStyle="1" w:styleId="81C0C0BD4E224A0AB29655CD45F8C5C354">
+    <w:name w:val="81C0C0BD4E224A0AB29655CD45F8C5C354"/>
+    <w:rsid w:val="00AB20FF"/>
+    <w:rPr>
+      <w:rFonts w:eastAsiaTheme="minorHAnsi"/>
+    </w:rPr>
+  </w:style>
+  <w:style w:type="paragraph" w:customStyle="1" w:styleId="5E7922271F904BCBB9274CAFEE77C1B354">
+    <w:name w:val="5E7922271F904BCBB9274CAFEE77C1B354"/>
+    <w:rsid w:val="00AB20FF"/>
+    <w:rPr>
+      <w:rFonts w:eastAsiaTheme="minorHAnsi"/>
+    </w:rPr>
+  </w:style>
+  <w:style w:type="paragraph" w:customStyle="1" w:styleId="E6616786A01A497B841FDA037E65940654">
+    <w:name w:val="E6616786A01A497B841FDA037E65940654"/>
+    <w:rsid w:val="00AB20FF"/>
+    <w:rPr>
+      <w:rFonts w:eastAsiaTheme="minorHAnsi"/>
+    </w:rPr>
+  </w:style>
+  <w:style w:type="paragraph" w:customStyle="1" w:styleId="56B1F0E31B4B4282941DED6555F8E0AB54">
+    <w:name w:val="56B1F0E31B4B4282941DED6555F8E0AB54"/>
+    <w:rsid w:val="00AB20FF"/>
+    <w:rPr>
+      <w:rFonts w:eastAsiaTheme="minorHAnsi"/>
+    </w:rPr>
+  </w:style>
+  <w:style w:type="paragraph" w:customStyle="1" w:styleId="69312B69CF6F41819068FF28820D70F654">
+    <w:name w:val="69312B69CF6F41819068FF28820D70F654"/>
+    <w:rsid w:val="00AB20FF"/>
+    <w:rPr>
+      <w:rFonts w:eastAsiaTheme="minorHAnsi"/>
+    </w:rPr>
+  </w:style>
+  <w:style w:type="paragraph" w:customStyle="1" w:styleId="068E8565CC5C401A848FA6B68A0DC5B654">
+    <w:name w:val="068E8565CC5C401A848FA6B68A0DC5B654"/>
+    <w:rsid w:val="00AB20FF"/>
+    <w:rPr>
+      <w:rFonts w:eastAsiaTheme="minorHAnsi"/>
+    </w:rPr>
+  </w:style>
+  <w:style w:type="paragraph" w:customStyle="1" w:styleId="0A5DAD70A44141D38A0408CFD773B02254">
+    <w:name w:val="0A5DAD70A44141D38A0408CFD773B02254"/>
+    <w:rsid w:val="00AB20FF"/>
+    <w:rPr>
+      <w:rFonts w:eastAsiaTheme="minorHAnsi"/>
+    </w:rPr>
+  </w:style>
+  <w:style w:type="paragraph" w:customStyle="1" w:styleId="F4558C957F034840A63C11457EA2F51C54">
+    <w:name w:val="F4558C957F034840A63C11457EA2F51C54"/>
+    <w:rsid w:val="00AB20FF"/>
+    <w:rPr>
+      <w:rFonts w:eastAsiaTheme="minorHAnsi"/>
+    </w:rPr>
+  </w:style>
+  <w:style w:type="paragraph" w:customStyle="1" w:styleId="D969616FEBFE404E8F25B5D591B9D70954">
+    <w:name w:val="D969616FEBFE404E8F25B5D591B9D70954"/>
+    <w:rsid w:val="00AB20FF"/>
+    <w:rPr>
+      <w:rFonts w:eastAsiaTheme="minorHAnsi"/>
+    </w:rPr>
+  </w:style>
+  <w:style w:type="paragraph" w:customStyle="1" w:styleId="88623EC0AD35476DAA7074D7224AA60C8">
+    <w:name w:val="88623EC0AD35476DAA7074D7224AA60C8"/>
+    <w:rsid w:val="00AB20FF"/>
+    <w:rPr>
+      <w:rFonts w:eastAsiaTheme="minorHAnsi"/>
+    </w:rPr>
+  </w:style>
+  <w:style w:type="paragraph" w:customStyle="1" w:styleId="7BF167C79A094CB799AD847A730E4B843">
+    <w:name w:val="7BF167C79A094CB799AD847A730E4B843"/>
+    <w:rsid w:val="00AB20FF"/>
+    <w:rPr>
+      <w:rFonts w:eastAsiaTheme="minorHAnsi"/>
+    </w:rPr>
+  </w:style>
+  <w:style w:type="paragraph" w:customStyle="1" w:styleId="4B8E32F344FA4748A7B90419C5B073822">
+    <w:name w:val="4B8E32F344FA4748A7B90419C5B073822"/>
+    <w:rsid w:val="00AB20FF"/>
+    <w:rPr>
+      <w:rFonts w:eastAsiaTheme="minorHAnsi"/>
+    </w:rPr>
+  </w:style>
+  <w:style w:type="paragraph" w:customStyle="1" w:styleId="70BAC259B8E54C909803479DAB0E2A942">
+    <w:name w:val="70BAC259B8E54C909803479DAB0E2A942"/>
+    <w:rsid w:val="00AB20FF"/>
+    <w:rPr>
+      <w:rFonts w:eastAsiaTheme="minorHAnsi"/>
+    </w:rPr>
+  </w:style>
+  <w:style w:type="paragraph" w:customStyle="1" w:styleId="942368D99B984925AA2F2793D9549AA82">
+    <w:name w:val="942368D99B984925AA2F2793D9549AA82"/>
+    <w:rsid w:val="00AB20FF"/>
+    <w:rPr>
+      <w:rFonts w:eastAsiaTheme="minorHAnsi"/>
+    </w:rPr>
+  </w:style>
+  <w:style w:type="paragraph" w:customStyle="1" w:styleId="77F37D260AFC48628B1153470ABC31172">
+    <w:name w:val="77F37D260AFC48628B1153470ABC31172"/>
+    <w:rsid w:val="00AB20FF"/>
+    <w:rPr>
+      <w:rFonts w:eastAsiaTheme="minorHAnsi"/>
+    </w:rPr>
+  </w:style>
+  <w:style w:type="paragraph" w:customStyle="1" w:styleId="3079CF56EE0647639FD31AB9445FDA522">
+    <w:name w:val="3079CF56EE0647639FD31AB9445FDA522"/>
+    <w:rsid w:val="00AB20FF"/>
+    <w:rPr>
+      <w:rFonts w:eastAsiaTheme="minorHAnsi"/>
+    </w:rPr>
+  </w:style>
+  <w:style w:type="paragraph" w:customStyle="1" w:styleId="A71BF9AC6B3347538E765A2673CA37E92">
+    <w:name w:val="A71BF9AC6B3347538E765A2673CA37E92"/>
+    <w:rsid w:val="00AB20FF"/>
+    <w:rPr>
+      <w:rFonts w:eastAsiaTheme="minorHAnsi"/>
+    </w:rPr>
+  </w:style>
+  <w:style w:type="paragraph" w:customStyle="1" w:styleId="A45628E4870749EB857E42B140B9F6122">
+    <w:name w:val="A45628E4870749EB857E42B140B9F6122"/>
+    <w:rsid w:val="00AB20FF"/>
+    <w:rPr>
+      <w:rFonts w:eastAsiaTheme="minorHAnsi"/>
+    </w:rPr>
+  </w:style>
+  <w:style w:type="paragraph" w:customStyle="1" w:styleId="765F85F54EFF476080D41FDEF135ADC62">
+    <w:name w:val="765F85F54EFF476080D41FDEF135ADC62"/>
+    <w:rsid w:val="00AB20FF"/>
+    <w:rPr>
+      <w:rFonts w:eastAsiaTheme="minorHAnsi"/>
+    </w:rPr>
+  </w:style>
+  <w:style w:type="paragraph" w:customStyle="1" w:styleId="C4C12902B0E945F6BD741924DF53599F52">
+    <w:name w:val="C4C12902B0E945F6BD741924DF53599F52"/>
+    <w:rsid w:val="00AB20FF"/>
+    <w:rPr>
+      <w:rFonts w:eastAsiaTheme="minorHAnsi"/>
+    </w:rPr>
+  </w:style>
+  <w:style w:type="paragraph" w:customStyle="1" w:styleId="99DA09588F484B249C60047B90B5355755">
+    <w:name w:val="99DA09588F484B249C60047B90B5355755"/>
+    <w:rsid w:val="00AB20FF"/>
+    <w:rPr>
+      <w:rFonts w:eastAsiaTheme="minorHAnsi"/>
+    </w:rPr>
+  </w:style>
+  <w:style w:type="paragraph" w:customStyle="1" w:styleId="81C0C0BD4E224A0AB29655CD45F8C5C355">
+    <w:name w:val="81C0C0BD4E224A0AB29655CD45F8C5C355"/>
+    <w:rsid w:val="00AB20FF"/>
+    <w:rPr>
+      <w:rFonts w:eastAsiaTheme="minorHAnsi"/>
+    </w:rPr>
+  </w:style>
+  <w:style w:type="paragraph" w:customStyle="1" w:styleId="5E7922271F904BCBB9274CAFEE77C1B355">
+    <w:name w:val="5E7922271F904BCBB9274CAFEE77C1B355"/>
+    <w:rsid w:val="00AB20FF"/>
+    <w:rPr>
+      <w:rFonts w:eastAsiaTheme="minorHAnsi"/>
+    </w:rPr>
+  </w:style>
+  <w:style w:type="paragraph" w:customStyle="1" w:styleId="E6616786A01A497B841FDA037E65940655">
+    <w:name w:val="E6616786A01A497B841FDA037E65940655"/>
+    <w:rsid w:val="00AB20FF"/>
+    <w:rPr>
+      <w:rFonts w:eastAsiaTheme="minorHAnsi"/>
+    </w:rPr>
+  </w:style>
+  <w:style w:type="paragraph" w:customStyle="1" w:styleId="56B1F0E31B4B4282941DED6555F8E0AB55">
+    <w:name w:val="56B1F0E31B4B4282941DED6555F8E0AB55"/>
+    <w:rsid w:val="00AB20FF"/>
+    <w:rPr>
+      <w:rFonts w:eastAsiaTheme="minorHAnsi"/>
+    </w:rPr>
+  </w:style>
+  <w:style w:type="paragraph" w:customStyle="1" w:styleId="69312B69CF6F41819068FF28820D70F655">
+    <w:name w:val="69312B69CF6F41819068FF28820D70F655"/>
+    <w:rsid w:val="00AB20FF"/>
+    <w:rPr>
+      <w:rFonts w:eastAsiaTheme="minorHAnsi"/>
+    </w:rPr>
+  </w:style>
+  <w:style w:type="paragraph" w:customStyle="1" w:styleId="068E8565CC5C401A848FA6B68A0DC5B655">
+    <w:name w:val="068E8565CC5C401A848FA6B68A0DC5B655"/>
+    <w:rsid w:val="00AB20FF"/>
+    <w:rPr>
+      <w:rFonts w:eastAsiaTheme="minorHAnsi"/>
+    </w:rPr>
+  </w:style>
+  <w:style w:type="paragraph" w:customStyle="1" w:styleId="0A5DAD70A44141D38A0408CFD773B02255">
+    <w:name w:val="0A5DAD70A44141D38A0408CFD773B02255"/>
+    <w:rsid w:val="00AB20FF"/>
+    <w:rPr>
+      <w:rFonts w:eastAsiaTheme="minorHAnsi"/>
+    </w:rPr>
+  </w:style>
+  <w:style w:type="paragraph" w:customStyle="1" w:styleId="F4558C957F034840A63C11457EA2F51C55">
+    <w:name w:val="F4558C957F034840A63C11457EA2F51C55"/>
+    <w:rsid w:val="00AB20FF"/>
+    <w:rPr>
+      <w:rFonts w:eastAsiaTheme="minorHAnsi"/>
+    </w:rPr>
+  </w:style>
+  <w:style w:type="paragraph" w:customStyle="1" w:styleId="D969616FEBFE404E8F25B5D591B9D70955">
+    <w:name w:val="D969616FEBFE404E8F25B5D591B9D70955"/>
+    <w:rsid w:val="00AB20FF"/>
+    <w:rPr>
+      <w:rFonts w:eastAsiaTheme="minorHAnsi"/>
+    </w:rPr>
+  </w:style>
+  <w:style w:type="paragraph" w:customStyle="1" w:styleId="88623EC0AD35476DAA7074D7224AA60C9">
+    <w:name w:val="88623EC0AD35476DAA7074D7224AA60C9"/>
+    <w:rsid w:val="00AB20FF"/>
+    <w:rPr>
+      <w:rFonts w:eastAsiaTheme="minorHAnsi"/>
+    </w:rPr>
+  </w:style>
+  <w:style w:type="paragraph" w:customStyle="1" w:styleId="7BF167C79A094CB799AD847A730E4B844">
+    <w:name w:val="7BF167C79A094CB799AD847A730E4B844"/>
+    <w:rsid w:val="00AB20FF"/>
+    <w:rPr>
+      <w:rFonts w:eastAsiaTheme="minorHAnsi"/>
+    </w:rPr>
+  </w:style>
+  <w:style w:type="paragraph" w:customStyle="1" w:styleId="4B8E32F344FA4748A7B90419C5B073823">
+    <w:name w:val="4B8E32F344FA4748A7B90419C5B073823"/>
+    <w:rsid w:val="00AB20FF"/>
+    <w:rPr>
+      <w:rFonts w:eastAsiaTheme="minorHAnsi"/>
+    </w:rPr>
+  </w:style>
+  <w:style w:type="paragraph" w:customStyle="1" w:styleId="70BAC259B8E54C909803479DAB0E2A943">
+    <w:name w:val="70BAC259B8E54C909803479DAB0E2A943"/>
+    <w:rsid w:val="00AB20FF"/>
+    <w:rPr>
+      <w:rFonts w:eastAsiaTheme="minorHAnsi"/>
+    </w:rPr>
+  </w:style>
+  <w:style w:type="paragraph" w:customStyle="1" w:styleId="942368D99B984925AA2F2793D9549AA83">
+    <w:name w:val="942368D99B984925AA2F2793D9549AA83"/>
+    <w:rsid w:val="00AB20FF"/>
+    <w:rPr>
+      <w:rFonts w:eastAsiaTheme="minorHAnsi"/>
+    </w:rPr>
+  </w:style>
+  <w:style w:type="paragraph" w:customStyle="1" w:styleId="77F37D260AFC48628B1153470ABC31173">
+    <w:name w:val="77F37D260AFC48628B1153470ABC31173"/>
+    <w:rsid w:val="00AB20FF"/>
+    <w:rPr>
+      <w:rFonts w:eastAsiaTheme="minorHAnsi"/>
+    </w:rPr>
+  </w:style>
+  <w:style w:type="paragraph" w:customStyle="1" w:styleId="3079CF56EE0647639FD31AB9445FDA523">
+    <w:name w:val="3079CF56EE0647639FD31AB9445FDA523"/>
+    <w:rsid w:val="00AB20FF"/>
+    <w:rPr>
+      <w:rFonts w:eastAsiaTheme="minorHAnsi"/>
+    </w:rPr>
+  </w:style>
+  <w:style w:type="paragraph" w:customStyle="1" w:styleId="A71BF9AC6B3347538E765A2673CA37E93">
+    <w:name w:val="A71BF9AC6B3347538E765A2673CA37E93"/>
+    <w:rsid w:val="00AB20FF"/>
+    <w:rPr>
+      <w:rFonts w:eastAsiaTheme="minorHAnsi"/>
+    </w:rPr>
+  </w:style>
+  <w:style w:type="paragraph" w:customStyle="1" w:styleId="A45628E4870749EB857E42B140B9F6123">
+    <w:name w:val="A45628E4870749EB857E42B140B9F6123"/>
+    <w:rsid w:val="00AB20FF"/>
+    <w:rPr>
+      <w:rFonts w:eastAsiaTheme="minorHAnsi"/>
+    </w:rPr>
+  </w:style>
+  <w:style w:type="paragraph" w:customStyle="1" w:styleId="765F85F54EFF476080D41FDEF135ADC63">
+    <w:name w:val="765F85F54EFF476080D41FDEF135ADC63"/>
+    <w:rsid w:val="00AB20FF"/>
+    <w:rPr>
+      <w:rFonts w:eastAsiaTheme="minorHAnsi"/>
+    </w:rPr>
+  </w:style>
+  <w:style w:type="paragraph" w:customStyle="1" w:styleId="C4C12902B0E945F6BD741924DF53599F53">
+    <w:name w:val="C4C12902B0E945F6BD741924DF53599F53"/>
+    <w:rsid w:val="00AB20FF"/>
+    <w:rPr>
+      <w:rFonts w:eastAsiaTheme="minorHAnsi"/>
+    </w:rPr>
+  </w:style>
+  <w:style w:type="paragraph" w:customStyle="1" w:styleId="99DA09588F484B249C60047B90B5355756">
+    <w:name w:val="99DA09588F484B249C60047B90B5355756"/>
+    <w:rsid w:val="00AB20FF"/>
+    <w:rPr>
+      <w:rFonts w:eastAsiaTheme="minorHAnsi"/>
+    </w:rPr>
+  </w:style>
+  <w:style w:type="paragraph" w:customStyle="1" w:styleId="81C0C0BD4E224A0AB29655CD45F8C5C356">
+    <w:name w:val="81C0C0BD4E224A0AB29655CD45F8C5C356"/>
+    <w:rsid w:val="00AB20FF"/>
+    <w:rPr>
+      <w:rFonts w:eastAsiaTheme="minorHAnsi"/>
+    </w:rPr>
+  </w:style>
+  <w:style w:type="paragraph" w:customStyle="1" w:styleId="5E7922271F904BCBB9274CAFEE77C1B356">
+    <w:name w:val="5E7922271F904BCBB9274CAFEE77C1B356"/>
+    <w:rsid w:val="00AB20FF"/>
+    <w:rPr>
+      <w:rFonts w:eastAsiaTheme="minorHAnsi"/>
+    </w:rPr>
+  </w:style>
+  <w:style w:type="paragraph" w:customStyle="1" w:styleId="E6616786A01A497B841FDA037E65940656">
+    <w:name w:val="E6616786A01A497B841FDA037E65940656"/>
+    <w:rsid w:val="00AB20FF"/>
+    <w:rPr>
+      <w:rFonts w:eastAsiaTheme="minorHAnsi"/>
+    </w:rPr>
+  </w:style>
+  <w:style w:type="paragraph" w:customStyle="1" w:styleId="56B1F0E31B4B4282941DED6555F8E0AB56">
+    <w:name w:val="56B1F0E31B4B4282941DED6555F8E0AB56"/>
+    <w:rsid w:val="00AB20FF"/>
+    <w:rPr>
+      <w:rFonts w:eastAsiaTheme="minorHAnsi"/>
+    </w:rPr>
+  </w:style>
+  <w:style w:type="paragraph" w:customStyle="1" w:styleId="69312B69CF6F41819068FF28820D70F656">
+    <w:name w:val="69312B69CF6F41819068FF28820D70F656"/>
+    <w:rsid w:val="00AB20FF"/>
+    <w:rPr>
+      <w:rFonts w:eastAsiaTheme="minorHAnsi"/>
+    </w:rPr>
+  </w:style>
+  <w:style w:type="paragraph" w:customStyle="1" w:styleId="068E8565CC5C401A848FA6B68A0DC5B656">
+    <w:name w:val="068E8565CC5C401A848FA6B68A0DC5B656"/>
+    <w:rsid w:val="00AB20FF"/>
+    <w:rPr>
+      <w:rFonts w:eastAsiaTheme="minorHAnsi"/>
+    </w:rPr>
+  </w:style>
+  <w:style w:type="paragraph" w:customStyle="1" w:styleId="0A5DAD70A44141D38A0408CFD773B02256">
+    <w:name w:val="0A5DAD70A44141D38A0408CFD773B02256"/>
+    <w:rsid w:val="00AB20FF"/>
+    <w:rPr>
+      <w:rFonts w:eastAsiaTheme="minorHAnsi"/>
+    </w:rPr>
+  </w:style>
+  <w:style w:type="paragraph" w:customStyle="1" w:styleId="F4558C957F034840A63C11457EA2F51C56">
+    <w:name w:val="F4558C957F034840A63C11457EA2F51C56"/>
+    <w:rsid w:val="00AB20FF"/>
+    <w:rPr>
+      <w:rFonts w:eastAsiaTheme="minorHAnsi"/>
+    </w:rPr>
+  </w:style>
+  <w:style w:type="paragraph" w:customStyle="1" w:styleId="D969616FEBFE404E8F25B5D591B9D70956">
+    <w:name w:val="D969616FEBFE404E8F25B5D591B9D70956"/>
+    <w:rsid w:val="00AB20FF"/>
+    <w:rPr>
+      <w:rFonts w:eastAsiaTheme="minorHAnsi"/>
+    </w:rPr>
+  </w:style>
+  <w:style w:type="paragraph" w:customStyle="1" w:styleId="88623EC0AD35476DAA7074D7224AA60C10">
+    <w:name w:val="88623EC0AD35476DAA7074D7224AA60C10"/>
+    <w:rsid w:val="00AB20FF"/>
+    <w:rPr>
+      <w:rFonts w:eastAsiaTheme="minorHAnsi"/>
+    </w:rPr>
+  </w:style>
+  <w:style w:type="paragraph" w:customStyle="1" w:styleId="7BF167C79A094CB799AD847A730E4B845">
+    <w:name w:val="7BF167C79A094CB799AD847A730E4B845"/>
+    <w:rsid w:val="00AB20FF"/>
+    <w:rPr>
+      <w:rFonts w:eastAsiaTheme="minorHAnsi"/>
+    </w:rPr>
+  </w:style>
+  <w:style w:type="paragraph" w:customStyle="1" w:styleId="4B8E32F344FA4748A7B90419C5B073824">
+    <w:name w:val="4B8E32F344FA4748A7B90419C5B073824"/>
+    <w:rsid w:val="00AB20FF"/>
+    <w:rPr>
+      <w:rFonts w:eastAsiaTheme="minorHAnsi"/>
+    </w:rPr>
+  </w:style>
+  <w:style w:type="paragraph" w:customStyle="1" w:styleId="70BAC259B8E54C909803479DAB0E2A944">
+    <w:name w:val="70BAC259B8E54C909803479DAB0E2A944"/>
+    <w:rsid w:val="00AB20FF"/>
+    <w:rPr>
+      <w:rFonts w:eastAsiaTheme="minorHAnsi"/>
+    </w:rPr>
+  </w:style>
+  <w:style w:type="paragraph" w:customStyle="1" w:styleId="942368D99B984925AA2F2793D9549AA84">
+    <w:name w:val="942368D99B984925AA2F2793D9549AA84"/>
+    <w:rsid w:val="00AB20FF"/>
+    <w:rPr>
+      <w:rFonts w:eastAsiaTheme="minorHAnsi"/>
+    </w:rPr>
+  </w:style>
+  <w:style w:type="paragraph" w:customStyle="1" w:styleId="77F37D260AFC48628B1153470ABC31174">
+    <w:name w:val="77F37D260AFC48628B1153470ABC31174"/>
+    <w:rsid w:val="00AB20FF"/>
+    <w:rPr>
+      <w:rFonts w:eastAsiaTheme="minorHAnsi"/>
+    </w:rPr>
+  </w:style>
+  <w:style w:type="paragraph" w:customStyle="1" w:styleId="3079CF56EE0647639FD31AB9445FDA524">
+    <w:name w:val="3079CF56EE0647639FD31AB9445FDA524"/>
+    <w:rsid w:val="00AB20FF"/>
+    <w:rPr>
+      <w:rFonts w:eastAsiaTheme="minorHAnsi"/>
+    </w:rPr>
+  </w:style>
+  <w:style w:type="paragraph" w:customStyle="1" w:styleId="A71BF9AC6B3347538E765A2673CA37E94">
+    <w:name w:val="A71BF9AC6B3347538E765A2673CA37E94"/>
+    <w:rsid w:val="00AB20FF"/>
+    <w:rPr>
+      <w:rFonts w:eastAsiaTheme="minorHAnsi"/>
+    </w:rPr>
+  </w:style>
+  <w:style w:type="paragraph" w:customStyle="1" w:styleId="A45628E4870749EB857E42B140B9F6124">
+    <w:name w:val="A45628E4870749EB857E42B140B9F6124"/>
+    <w:rsid w:val="00AB20FF"/>
+    <w:rPr>
+      <w:rFonts w:eastAsiaTheme="minorHAnsi"/>
+    </w:rPr>
+  </w:style>
+  <w:style w:type="paragraph" w:customStyle="1" w:styleId="765F85F54EFF476080D41FDEF135ADC64">
+    <w:name w:val="765F85F54EFF476080D41FDEF135ADC64"/>
+    <w:rsid w:val="00AB20FF"/>
+    <w:rPr>
+      <w:rFonts w:eastAsiaTheme="minorHAnsi"/>
+    </w:rPr>
+  </w:style>
+  <w:style w:type="paragraph" w:customStyle="1" w:styleId="C4C12902B0E945F6BD741924DF53599F54">
+    <w:name w:val="C4C12902B0E945F6BD741924DF53599F54"/>
+    <w:rsid w:val="00AB20FF"/>
+    <w:rPr>
+      <w:rFonts w:eastAsiaTheme="minorHAnsi"/>
+    </w:rPr>
+  </w:style>
+  <w:style w:type="paragraph" w:customStyle="1" w:styleId="99DA09588F484B249C60047B90B5355757">
+    <w:name w:val="99DA09588F484B249C60047B90B5355757"/>
+    <w:rsid w:val="00AB20FF"/>
+    <w:rPr>
+      <w:rFonts w:eastAsiaTheme="minorHAnsi"/>
+    </w:rPr>
+  </w:style>
+  <w:style w:type="paragraph" w:customStyle="1" w:styleId="81C0C0BD4E224A0AB29655CD45F8C5C357">
+    <w:name w:val="81C0C0BD4E224A0AB29655CD45F8C5C357"/>
+    <w:rsid w:val="00AB20FF"/>
+    <w:rPr>
+      <w:rFonts w:eastAsiaTheme="minorHAnsi"/>
+    </w:rPr>
+  </w:style>
+  <w:style w:type="paragraph" w:customStyle="1" w:styleId="5E7922271F904BCBB9274CAFEE77C1B357">
+    <w:name w:val="5E7922271F904BCBB9274CAFEE77C1B357"/>
+    <w:rsid w:val="00AB20FF"/>
+    <w:rPr>
+      <w:rFonts w:eastAsiaTheme="minorHAnsi"/>
+    </w:rPr>
+  </w:style>
+  <w:style w:type="paragraph" w:customStyle="1" w:styleId="E6616786A01A497B841FDA037E65940657">
+    <w:name w:val="E6616786A01A497B841FDA037E65940657"/>
+    <w:rsid w:val="00AB20FF"/>
+    <w:rPr>
+      <w:rFonts w:eastAsiaTheme="minorHAnsi"/>
+    </w:rPr>
+  </w:style>
+  <w:style w:type="paragraph" w:customStyle="1" w:styleId="56B1F0E31B4B4282941DED6555F8E0AB57">
+    <w:name w:val="56B1F0E31B4B4282941DED6555F8E0AB57"/>
+    <w:rsid w:val="00AB20FF"/>
+    <w:rPr>
+      <w:rFonts w:eastAsiaTheme="minorHAnsi"/>
+    </w:rPr>
+  </w:style>
+  <w:style w:type="paragraph" w:customStyle="1" w:styleId="69312B69CF6F41819068FF28820D70F657">
+    <w:name w:val="69312B69CF6F41819068FF28820D70F657"/>
+    <w:rsid w:val="00AB20FF"/>
+    <w:rPr>
+      <w:rFonts w:eastAsiaTheme="minorHAnsi"/>
+    </w:rPr>
+  </w:style>
+  <w:style w:type="paragraph" w:customStyle="1" w:styleId="068E8565CC5C401A848FA6B68A0DC5B657">
+    <w:name w:val="068E8565CC5C401A848FA6B68A0DC5B657"/>
+    <w:rsid w:val="00AB20FF"/>
+    <w:rPr>
+      <w:rFonts w:eastAsiaTheme="minorHAnsi"/>
+    </w:rPr>
+  </w:style>
+  <w:style w:type="paragraph" w:customStyle="1" w:styleId="0A5DAD70A44141D38A0408CFD773B02257">
+    <w:name w:val="0A5DAD70A44141D38A0408CFD773B02257"/>
+    <w:rsid w:val="00AB20FF"/>
+    <w:rPr>
+      <w:rFonts w:eastAsiaTheme="minorHAnsi"/>
+    </w:rPr>
+  </w:style>
+  <w:style w:type="paragraph" w:customStyle="1" w:styleId="F4558C957F034840A63C11457EA2F51C57">
+    <w:name w:val="F4558C957F034840A63C11457EA2F51C57"/>
+    <w:rsid w:val="00AB20FF"/>
+    <w:rPr>
+      <w:rFonts w:eastAsiaTheme="minorHAnsi"/>
+    </w:rPr>
+  </w:style>
+  <w:style w:type="paragraph" w:customStyle="1" w:styleId="D969616FEBFE404E8F25B5D591B9D70957">
+    <w:name w:val="D969616FEBFE404E8F25B5D591B9D70957"/>
+    <w:rsid w:val="00AB20FF"/>
+    <w:rPr>
+      <w:rFonts w:eastAsiaTheme="minorHAnsi"/>
+    </w:rPr>
+  </w:style>
+  <w:style w:type="paragraph" w:customStyle="1" w:styleId="88623EC0AD35476DAA7074D7224AA60C11">
+    <w:name w:val="88623EC0AD35476DAA7074D7224AA60C11"/>
+    <w:rsid w:val="00AB20FF"/>
+    <w:rPr>
+      <w:rFonts w:eastAsiaTheme="minorHAnsi"/>
+    </w:rPr>
+  </w:style>
+  <w:style w:type="paragraph" w:customStyle="1" w:styleId="7BF167C79A094CB799AD847A730E4B846">
+    <w:name w:val="7BF167C79A094CB799AD847A730E4B846"/>
+    <w:rsid w:val="00AB20FF"/>
+    <w:rPr>
+      <w:rFonts w:eastAsiaTheme="minorHAnsi"/>
+    </w:rPr>
+  </w:style>
+  <w:style w:type="paragraph" w:customStyle="1" w:styleId="4B8E32F344FA4748A7B90419C5B073825">
+    <w:name w:val="4B8E32F344FA4748A7B90419C5B073825"/>
+    <w:rsid w:val="00AB20FF"/>
+    <w:rPr>
+      <w:rFonts w:eastAsiaTheme="minorHAnsi"/>
+    </w:rPr>
+  </w:style>
+  <w:style w:type="paragraph" w:customStyle="1" w:styleId="70BAC259B8E54C909803479DAB0E2A945">
+    <w:name w:val="70BAC259B8E54C909803479DAB0E2A945"/>
+    <w:rsid w:val="00AB20FF"/>
+    <w:rPr>
+      <w:rFonts w:eastAsiaTheme="minorHAnsi"/>
+    </w:rPr>
+  </w:style>
+  <w:style w:type="paragraph" w:customStyle="1" w:styleId="942368D99B984925AA2F2793D9549AA85">
+    <w:name w:val="942368D99B984925AA2F2793D9549AA85"/>
+    <w:rsid w:val="00AB20FF"/>
+    <w:rPr>
+      <w:rFonts w:eastAsiaTheme="minorHAnsi"/>
+    </w:rPr>
+  </w:style>
+  <w:style w:type="paragraph" w:customStyle="1" w:styleId="77F37D260AFC48628B1153470ABC31175">
+    <w:name w:val="77F37D260AFC48628B1153470ABC31175"/>
+    <w:rsid w:val="00AB20FF"/>
+    <w:rPr>
+      <w:rFonts w:eastAsiaTheme="minorHAnsi"/>
+    </w:rPr>
+  </w:style>
+  <w:style w:type="paragraph" w:customStyle="1" w:styleId="3079CF56EE0647639FD31AB9445FDA525">
+    <w:name w:val="3079CF56EE0647639FD31AB9445FDA525"/>
+    <w:rsid w:val="00AB20FF"/>
+    <w:rPr>
+      <w:rFonts w:eastAsiaTheme="minorHAnsi"/>
+    </w:rPr>
+  </w:style>
+  <w:style w:type="paragraph" w:customStyle="1" w:styleId="A71BF9AC6B3347538E765A2673CA37E95">
+    <w:name w:val="A71BF9AC6B3347538E765A2673CA37E95"/>
+    <w:rsid w:val="00AB20FF"/>
+    <w:rPr>
+      <w:rFonts w:eastAsiaTheme="minorHAnsi"/>
+    </w:rPr>
+  </w:style>
+  <w:style w:type="paragraph" w:customStyle="1" w:styleId="A45628E4870749EB857E42B140B9F6125">
+    <w:name w:val="A45628E4870749EB857E42B140B9F6125"/>
+    <w:rsid w:val="00AB20FF"/>
+    <w:rPr>
+      <w:rFonts w:eastAsiaTheme="minorHAnsi"/>
+    </w:rPr>
+  </w:style>
+  <w:style w:type="paragraph" w:customStyle="1" w:styleId="765F85F54EFF476080D41FDEF135ADC65">
+    <w:name w:val="765F85F54EFF476080D41FDEF135ADC65"/>
+    <w:rsid w:val="00AB20FF"/>
+    <w:rPr>
+      <w:rFonts w:eastAsiaTheme="minorHAnsi"/>
+    </w:rPr>
+  </w:style>
+  <w:style w:type="paragraph" w:customStyle="1" w:styleId="C4C12902B0E945F6BD741924DF53599F55">
+    <w:name w:val="C4C12902B0E945F6BD741924DF53599F55"/>
+    <w:rsid w:val="00AB20FF"/>
+    <w:rPr>
+      <w:rFonts w:eastAsiaTheme="minorHAnsi"/>
+    </w:rPr>
+  </w:style>
+  <w:style w:type="paragraph" w:customStyle="1" w:styleId="99DA09588F484B249C60047B90B5355758">
+    <w:name w:val="99DA09588F484B249C60047B90B5355758"/>
+    <w:rsid w:val="00AB20FF"/>
+    <w:rPr>
+      <w:rFonts w:eastAsiaTheme="minorHAnsi"/>
+    </w:rPr>
+  </w:style>
+  <w:style w:type="paragraph" w:customStyle="1" w:styleId="81C0C0BD4E224A0AB29655CD45F8C5C358">
+    <w:name w:val="81C0C0BD4E224A0AB29655CD45F8C5C358"/>
+    <w:rsid w:val="00AB20FF"/>
+    <w:rPr>
+      <w:rFonts w:eastAsiaTheme="minorHAnsi"/>
+    </w:rPr>
+  </w:style>
+  <w:style w:type="paragraph" w:customStyle="1" w:styleId="5E7922271F904BCBB9274CAFEE77C1B358">
+    <w:name w:val="5E7922271F904BCBB9274CAFEE77C1B358"/>
+    <w:rsid w:val="00AB20FF"/>
+    <w:rPr>
+      <w:rFonts w:eastAsiaTheme="minorHAnsi"/>
+    </w:rPr>
+  </w:style>
+  <w:style w:type="paragraph" w:customStyle="1" w:styleId="E6616786A01A497B841FDA037E65940658">
+    <w:name w:val="E6616786A01A497B841FDA037E65940658"/>
+    <w:rsid w:val="00AB20FF"/>
+    <w:rPr>
+      <w:rFonts w:eastAsiaTheme="minorHAnsi"/>
+    </w:rPr>
+  </w:style>
+  <w:style w:type="paragraph" w:customStyle="1" w:styleId="56B1F0E31B4B4282941DED6555F8E0AB58">
+    <w:name w:val="56B1F0E31B4B4282941DED6555F8E0AB58"/>
+    <w:rsid w:val="00AB20FF"/>
+    <w:rPr>
+      <w:rFonts w:eastAsiaTheme="minorHAnsi"/>
+    </w:rPr>
+  </w:style>
+  <w:style w:type="paragraph" w:customStyle="1" w:styleId="69312B69CF6F41819068FF28820D70F658">
+    <w:name w:val="69312B69CF6F41819068FF28820D70F658"/>
+    <w:rsid w:val="00AB20FF"/>
+    <w:rPr>
+      <w:rFonts w:eastAsiaTheme="minorHAnsi"/>
+    </w:rPr>
+  </w:style>
+  <w:style w:type="paragraph" w:customStyle="1" w:styleId="068E8565CC5C401A848FA6B68A0DC5B658">
+    <w:name w:val="068E8565CC5C401A848FA6B68A0DC5B658"/>
+    <w:rsid w:val="00AB20FF"/>
+    <w:rPr>
+      <w:rFonts w:eastAsiaTheme="minorHAnsi"/>
+    </w:rPr>
+  </w:style>
+  <w:style w:type="paragraph" w:customStyle="1" w:styleId="0A5DAD70A44141D38A0408CFD773B02258">
+    <w:name w:val="0A5DAD70A44141D38A0408CFD773B02258"/>
+    <w:rsid w:val="00AB20FF"/>
+    <w:rPr>
+      <w:rFonts w:eastAsiaTheme="minorHAnsi"/>
+    </w:rPr>
+  </w:style>
+  <w:style w:type="paragraph" w:customStyle="1" w:styleId="F4558C957F034840A63C11457EA2F51C58">
+    <w:name w:val="F4558C957F034840A63C11457EA2F51C58"/>
+    <w:rsid w:val="00AB20FF"/>
+    <w:rPr>
+      <w:rFonts w:eastAsiaTheme="minorHAnsi"/>
+    </w:rPr>
+  </w:style>
+  <w:style w:type="paragraph" w:customStyle="1" w:styleId="D969616FEBFE404E8F25B5D591B9D70958">
+    <w:name w:val="D969616FEBFE404E8F25B5D591B9D70958"/>
+    <w:rsid w:val="00AB20FF"/>
+    <w:rPr>
+      <w:rFonts w:eastAsiaTheme="minorHAnsi"/>
+    </w:rPr>
+  </w:style>
+  <w:style w:type="paragraph" w:customStyle="1" w:styleId="88623EC0AD35476DAA7074D7224AA60C12">
+    <w:name w:val="88623EC0AD35476DAA7074D7224AA60C12"/>
+    <w:rsid w:val="00AB20FF"/>
+    <w:rPr>
+      <w:rFonts w:eastAsiaTheme="minorHAnsi"/>
+    </w:rPr>
+  </w:style>
+  <w:style w:type="paragraph" w:customStyle="1" w:styleId="7BF167C79A094CB799AD847A730E4B847">
+    <w:name w:val="7BF167C79A094CB799AD847A730E4B847"/>
+    <w:rsid w:val="00AB20FF"/>
+    <w:rPr>
+      <w:rFonts w:eastAsiaTheme="minorHAnsi"/>
+    </w:rPr>
+  </w:style>
+  <w:style w:type="paragraph" w:customStyle="1" w:styleId="4B8E32F344FA4748A7B90419C5B073826">
+    <w:name w:val="4B8E32F344FA4748A7B90419C5B073826"/>
+    <w:rsid w:val="00AB20FF"/>
+    <w:rPr>
+      <w:rFonts w:eastAsiaTheme="minorHAnsi"/>
+    </w:rPr>
+  </w:style>
+  <w:style w:type="paragraph" w:customStyle="1" w:styleId="70BAC259B8E54C909803479DAB0E2A946">
+    <w:name w:val="70BAC259B8E54C909803479DAB0E2A946"/>
+    <w:rsid w:val="00AB20FF"/>
+    <w:rPr>
+      <w:rFonts w:eastAsiaTheme="minorHAnsi"/>
+    </w:rPr>
+  </w:style>
+  <w:style w:type="paragraph" w:customStyle="1" w:styleId="942368D99B984925AA2F2793D9549AA86">
+    <w:name w:val="942368D99B984925AA2F2793D9549AA86"/>
+    <w:rsid w:val="00AB20FF"/>
+    <w:rPr>
+      <w:rFonts w:eastAsiaTheme="minorHAnsi"/>
+    </w:rPr>
+  </w:style>
+  <w:style w:type="paragraph" w:customStyle="1" w:styleId="77F37D260AFC48628B1153470ABC31176">
+    <w:name w:val="77F37D260AFC48628B1153470ABC31176"/>
+    <w:rsid w:val="00AB20FF"/>
+    <w:rPr>
+      <w:rFonts w:eastAsiaTheme="minorHAnsi"/>
+    </w:rPr>
+  </w:style>
+  <w:style w:type="paragraph" w:customStyle="1" w:styleId="3079CF56EE0647639FD31AB9445FDA526">
+    <w:name w:val="3079CF56EE0647639FD31AB9445FDA526"/>
+    <w:rsid w:val="00AB20FF"/>
+    <w:rPr>
+      <w:rFonts w:eastAsiaTheme="minorHAnsi"/>
+    </w:rPr>
+  </w:style>
+  <w:style w:type="paragraph" w:customStyle="1" w:styleId="A71BF9AC6B3347538E765A2673CA37E96">
+    <w:name w:val="A71BF9AC6B3347538E765A2673CA37E96"/>
+    <w:rsid w:val="00AB20FF"/>
+    <w:rPr>
+      <w:rFonts w:eastAsiaTheme="minorHAnsi"/>
+    </w:rPr>
+  </w:style>
+  <w:style w:type="paragraph" w:customStyle="1" w:styleId="A45628E4870749EB857E42B140B9F6126">
+    <w:name w:val="A45628E4870749EB857E42B140B9F6126"/>
+    <w:rsid w:val="00AB20FF"/>
+    <w:rPr>
+      <w:rFonts w:eastAsiaTheme="minorHAnsi"/>
+    </w:rPr>
+  </w:style>
+  <w:style w:type="paragraph" w:customStyle="1" w:styleId="765F85F54EFF476080D41FDEF135ADC66">
+    <w:name w:val="765F85F54EFF476080D41FDEF135ADC66"/>
+    <w:rsid w:val="00AB20FF"/>
+    <w:rPr>
+      <w:rFonts w:eastAsiaTheme="minorHAnsi"/>
+    </w:rPr>
+  </w:style>
+  <w:style w:type="paragraph" w:customStyle="1" w:styleId="C4C12902B0E945F6BD741924DF53599F56">
+    <w:name w:val="C4C12902B0E945F6BD741924DF53599F56"/>
+    <w:rsid w:val="00AB20FF"/>
+    <w:rPr>
+      <w:rFonts w:eastAsiaTheme="minorHAnsi"/>
+    </w:rPr>
+  </w:style>
+  <w:style w:type="paragraph" w:customStyle="1" w:styleId="99DA09588F484B249C60047B90B5355759">
+    <w:name w:val="99DA09588F484B249C60047B90B5355759"/>
+    <w:rsid w:val="00AB20FF"/>
+    <w:rPr>
+      <w:rFonts w:eastAsiaTheme="minorHAnsi"/>
+    </w:rPr>
+  </w:style>
+  <w:style w:type="paragraph" w:customStyle="1" w:styleId="81C0C0BD4E224A0AB29655CD45F8C5C359">
+    <w:name w:val="81C0C0BD4E224A0AB29655CD45F8C5C359"/>
+    <w:rsid w:val="00AB20FF"/>
+    <w:rPr>
+      <w:rFonts w:eastAsiaTheme="minorHAnsi"/>
+    </w:rPr>
+  </w:style>
+  <w:style w:type="paragraph" w:customStyle="1" w:styleId="5E7922271F904BCBB9274CAFEE77C1B359">
+    <w:name w:val="5E7922271F904BCBB9274CAFEE77C1B359"/>
+    <w:rsid w:val="00AB20FF"/>
+    <w:rPr>
+      <w:rFonts w:eastAsiaTheme="minorHAnsi"/>
+    </w:rPr>
+  </w:style>
+  <w:style w:type="paragraph" w:customStyle="1" w:styleId="E6616786A01A497B841FDA037E65940659">
+    <w:name w:val="E6616786A01A497B841FDA037E65940659"/>
+    <w:rsid w:val="00AB20FF"/>
+    <w:rPr>
+      <w:rFonts w:eastAsiaTheme="minorHAnsi"/>
+    </w:rPr>
+  </w:style>
+  <w:style w:type="paragraph" w:customStyle="1" w:styleId="56B1F0E31B4B4282941DED6555F8E0AB59">
+    <w:name w:val="56B1F0E31B4B4282941DED6555F8E0AB59"/>
+    <w:rsid w:val="00AB20FF"/>
+    <w:rPr>
+      <w:rFonts w:eastAsiaTheme="minorHAnsi"/>
+    </w:rPr>
+  </w:style>
+  <w:style w:type="paragraph" w:customStyle="1" w:styleId="69312B69CF6F41819068FF28820D70F659">
+    <w:name w:val="69312B69CF6F41819068FF28820D70F659"/>
+    <w:rsid w:val="00AB20FF"/>
+    <w:rPr>
+      <w:rFonts w:eastAsiaTheme="minorHAnsi"/>
+    </w:rPr>
+  </w:style>
+  <w:style w:type="paragraph" w:customStyle="1" w:styleId="068E8565CC5C401A848FA6B68A0DC5B659">
+    <w:name w:val="068E8565CC5C401A848FA6B68A0DC5B659"/>
+    <w:rsid w:val="00AB20FF"/>
+    <w:rPr>
+      <w:rFonts w:eastAsiaTheme="minorHAnsi"/>
+    </w:rPr>
+  </w:style>
+  <w:style w:type="paragraph" w:customStyle="1" w:styleId="0A5DAD70A44141D38A0408CFD773B02259">
+    <w:name w:val="0A5DAD70A44141D38A0408CFD773B02259"/>
+    <w:rsid w:val="00AB20FF"/>
+    <w:rPr>
+      <w:rFonts w:eastAsiaTheme="minorHAnsi"/>
+    </w:rPr>
+  </w:style>
+  <w:style w:type="paragraph" w:customStyle="1" w:styleId="F4558C957F034840A63C11457EA2F51C59">
+    <w:name w:val="F4558C957F034840A63C11457EA2F51C59"/>
+    <w:rsid w:val="00AB20FF"/>
+    <w:rPr>
+      <w:rFonts w:eastAsiaTheme="minorHAnsi"/>
+    </w:rPr>
+  </w:style>
+  <w:style w:type="paragraph" w:customStyle="1" w:styleId="D969616FEBFE404E8F25B5D591B9D70959">
+    <w:name w:val="D969616FEBFE404E8F25B5D591B9D70959"/>
+    <w:rsid w:val="00AB20FF"/>
+    <w:rPr>
+      <w:rFonts w:eastAsiaTheme="minorHAnsi"/>
+    </w:rPr>
+  </w:style>
+  <w:style w:type="paragraph" w:customStyle="1" w:styleId="88623EC0AD35476DAA7074D7224AA60C13">
+    <w:name w:val="88623EC0AD35476DAA7074D7224AA60C13"/>
+    <w:rsid w:val="00AB20FF"/>
+    <w:rPr>
+      <w:rFonts w:eastAsiaTheme="minorHAnsi"/>
+    </w:rPr>
+  </w:style>
+  <w:style w:type="paragraph" w:customStyle="1" w:styleId="7BF167C79A094CB799AD847A730E4B848">
+    <w:name w:val="7BF167C79A094CB799AD847A730E4B848"/>
+    <w:rsid w:val="00AB20FF"/>
+    <w:rPr>
+      <w:rFonts w:eastAsiaTheme="minorHAnsi"/>
+    </w:rPr>
+  </w:style>
+  <w:style w:type="paragraph" w:customStyle="1" w:styleId="4B8E32F344FA4748A7B90419C5B073827">
+    <w:name w:val="4B8E32F344FA4748A7B90419C5B073827"/>
+    <w:rsid w:val="00AB20FF"/>
+    <w:rPr>
+      <w:rFonts w:eastAsiaTheme="minorHAnsi"/>
+    </w:rPr>
+  </w:style>
+  <w:style w:type="paragraph" w:customStyle="1" w:styleId="70BAC259B8E54C909803479DAB0E2A947">
+    <w:name w:val="70BAC259B8E54C909803479DAB0E2A947"/>
+    <w:rsid w:val="00AB20FF"/>
+    <w:rPr>
+      <w:rFonts w:eastAsiaTheme="minorHAnsi"/>
+    </w:rPr>
+  </w:style>
+  <w:style w:type="paragraph" w:customStyle="1" w:styleId="942368D99B984925AA2F2793D9549AA87">
+    <w:name w:val="942368D99B984925AA2F2793D9549AA87"/>
+    <w:rsid w:val="00AB20FF"/>
+    <w:rPr>
+      <w:rFonts w:eastAsiaTheme="minorHAnsi"/>
+    </w:rPr>
+  </w:style>
+  <w:style w:type="paragraph" w:customStyle="1" w:styleId="77F37D260AFC48628B1153470ABC31177">
+    <w:name w:val="77F37D260AFC48628B1153470ABC31177"/>
+    <w:rsid w:val="00AB20FF"/>
+    <w:rPr>
+      <w:rFonts w:eastAsiaTheme="minorHAnsi"/>
+    </w:rPr>
+  </w:style>
+  <w:style w:type="paragraph" w:customStyle="1" w:styleId="3079CF56EE0647639FD31AB9445FDA527">
+    <w:name w:val="3079CF56EE0647639FD31AB9445FDA527"/>
+    <w:rsid w:val="00AB20FF"/>
+    <w:rPr>
+      <w:rFonts w:eastAsiaTheme="minorHAnsi"/>
+    </w:rPr>
+  </w:style>
+  <w:style w:type="paragraph" w:customStyle="1" w:styleId="A71BF9AC6B3347538E765A2673CA37E97">
+    <w:name w:val="A71BF9AC6B3347538E765A2673CA37E97"/>
+    <w:rsid w:val="00AB20FF"/>
+    <w:rPr>
+      <w:rFonts w:eastAsiaTheme="minorHAnsi"/>
+    </w:rPr>
+  </w:style>
+  <w:style w:type="paragraph" w:customStyle="1" w:styleId="A45628E4870749EB857E42B140B9F6127">
+    <w:name w:val="A45628E4870749EB857E42B140B9F6127"/>
+    <w:rsid w:val="00AB20FF"/>
+    <w:rPr>
+      <w:rFonts w:eastAsiaTheme="minorHAnsi"/>
+    </w:rPr>
+  </w:style>
+  <w:style w:type="paragraph" w:customStyle="1" w:styleId="765F85F54EFF476080D41FDEF135ADC67">
+    <w:name w:val="765F85F54EFF476080D41FDEF135ADC67"/>
+    <w:rsid w:val="00AB20FF"/>
+    <w:rPr>
+      <w:rFonts w:eastAsiaTheme="minorHAnsi"/>
+    </w:rPr>
+  </w:style>
+  <w:style w:type="paragraph" w:customStyle="1" w:styleId="C4C12902B0E945F6BD741924DF53599F57">
+    <w:name w:val="C4C12902B0E945F6BD741924DF53599F57"/>
+    <w:rsid w:val="00F255C1"/>
+    <w:rPr>
+      <w:rFonts w:eastAsiaTheme="minorHAnsi"/>
+    </w:rPr>
+  </w:style>
+  <w:style w:type="paragraph" w:customStyle="1" w:styleId="99DA09588F484B249C60047B90B5355760">
+    <w:name w:val="99DA09588F484B249C60047B90B5355760"/>
+    <w:rsid w:val="00F255C1"/>
+    <w:rPr>
+      <w:rFonts w:eastAsiaTheme="minorHAnsi"/>
+    </w:rPr>
+  </w:style>
+  <w:style w:type="paragraph" w:customStyle="1" w:styleId="81C0C0BD4E224A0AB29655CD45F8C5C360">
+    <w:name w:val="81C0C0BD4E224A0AB29655CD45F8C5C360"/>
+    <w:rsid w:val="00F255C1"/>
+    <w:rPr>
+      <w:rFonts w:eastAsiaTheme="minorHAnsi"/>
+    </w:rPr>
+  </w:style>
+  <w:style w:type="paragraph" w:customStyle="1" w:styleId="5E7922271F904BCBB9274CAFEE77C1B360">
+    <w:name w:val="5E7922271F904BCBB9274CAFEE77C1B360"/>
+    <w:rsid w:val="00F255C1"/>
+    <w:rPr>
+      <w:rFonts w:eastAsiaTheme="minorHAnsi"/>
+    </w:rPr>
+  </w:style>
+  <w:style w:type="paragraph" w:customStyle="1" w:styleId="E6616786A01A497B841FDA037E65940660">
+    <w:name w:val="E6616786A01A497B841FDA037E65940660"/>
+    <w:rsid w:val="00F255C1"/>
+    <w:rPr>
+      <w:rFonts w:eastAsiaTheme="minorHAnsi"/>
+    </w:rPr>
+  </w:style>
+  <w:style w:type="paragraph" w:customStyle="1" w:styleId="56B1F0E31B4B4282941DED6555F8E0AB60">
+    <w:name w:val="56B1F0E31B4B4282941DED6555F8E0AB60"/>
+    <w:rsid w:val="00F255C1"/>
+    <w:rPr>
+      <w:rFonts w:eastAsiaTheme="minorHAnsi"/>
+    </w:rPr>
+  </w:style>
+  <w:style w:type="paragraph" w:customStyle="1" w:styleId="69312B69CF6F41819068FF28820D70F660">
+    <w:name w:val="69312B69CF6F41819068FF28820D70F660"/>
+    <w:rsid w:val="00F255C1"/>
+    <w:rPr>
+      <w:rFonts w:eastAsiaTheme="minorHAnsi"/>
+    </w:rPr>
+  </w:style>
+  <w:style w:type="paragraph" w:customStyle="1" w:styleId="068E8565CC5C401A848FA6B68A0DC5B660">
+    <w:name w:val="068E8565CC5C401A848FA6B68A0DC5B660"/>
+    <w:rsid w:val="00F255C1"/>
+    <w:rPr>
+      <w:rFonts w:eastAsiaTheme="minorHAnsi"/>
+    </w:rPr>
+  </w:style>
+  <w:style w:type="paragraph" w:customStyle="1" w:styleId="0A5DAD70A44141D38A0408CFD773B02260">
+    <w:name w:val="0A5DAD70A44141D38A0408CFD773B02260"/>
+    <w:rsid w:val="00F255C1"/>
+    <w:rPr>
+      <w:rFonts w:eastAsiaTheme="minorHAnsi"/>
+    </w:rPr>
+  </w:style>
+  <w:style w:type="paragraph" w:customStyle="1" w:styleId="F4558C957F034840A63C11457EA2F51C60">
+    <w:name w:val="F4558C957F034840A63C11457EA2F51C60"/>
+    <w:rsid w:val="00F255C1"/>
+    <w:rPr>
+      <w:rFonts w:eastAsiaTheme="minorHAnsi"/>
+    </w:rPr>
+  </w:style>
+  <w:style w:type="paragraph" w:customStyle="1" w:styleId="D969616FEBFE404E8F25B5D591B9D70960">
+    <w:name w:val="D969616FEBFE404E8F25B5D591B9D70960"/>
+    <w:rsid w:val="00F255C1"/>
+    <w:rPr>
+      <w:rFonts w:eastAsiaTheme="minorHAnsi"/>
+    </w:rPr>
+  </w:style>
+  <w:style w:type="paragraph" w:customStyle="1" w:styleId="88623EC0AD35476DAA7074D7224AA60C14">
+    <w:name w:val="88623EC0AD35476DAA7074D7224AA60C14"/>
+    <w:rsid w:val="00F255C1"/>
+    <w:rPr>
+      <w:rFonts w:eastAsiaTheme="minorHAnsi"/>
+    </w:rPr>
+  </w:style>
+  <w:style w:type="paragraph" w:customStyle="1" w:styleId="49CB11EEB2F944D693CDBA7D469818EB">
+    <w:name w:val="49CB11EEB2F944D693CDBA7D469818EB"/>
+    <w:rsid w:val="00F255C1"/>
+    <w:rPr>
+      <w:rFonts w:eastAsiaTheme="minorHAnsi"/>
+    </w:rPr>
+  </w:style>
+  <w:style w:type="paragraph" w:customStyle="1" w:styleId="C403F53EB6274AB884DB3D23CF068C5B">
+    <w:name w:val="C403F53EB6274AB884DB3D23CF068C5B"/>
+    <w:rsid w:val="00F255C1"/>
+    <w:rPr>
+      <w:rFonts w:eastAsiaTheme="minorHAnsi"/>
+    </w:rPr>
+  </w:style>
+  <w:style w:type="paragraph" w:customStyle="1" w:styleId="313DB5ECB8B64449BEA64F974BC25167">
+    <w:name w:val="313DB5ECB8B64449BEA64F974BC25167"/>
+    <w:rsid w:val="00F255C1"/>
+    <w:rPr>
+      <w:rFonts w:eastAsiaTheme="minorHAnsi"/>
+    </w:rPr>
+  </w:style>
+  <w:style w:type="paragraph" w:customStyle="1" w:styleId="4C9BC295D9DD4772964D46530A534055">
+    <w:name w:val="4C9BC295D9DD4772964D46530A534055"/>
+    <w:rsid w:val="00F255C1"/>
+    <w:rPr>
+      <w:rFonts w:eastAsiaTheme="minorHAnsi"/>
+    </w:rPr>
+  </w:style>
+  <w:style w:type="paragraph" w:customStyle="1" w:styleId="CE0860B5346140D197CD638E127EB7F7">
+    <w:name w:val="CE0860B5346140D197CD638E127EB7F7"/>
+    <w:rsid w:val="00F255C1"/>
+    <w:rPr>
+      <w:rFonts w:eastAsiaTheme="minorHAnsi"/>
+    </w:rPr>
+  </w:style>
+  <w:style w:type="paragraph" w:customStyle="1" w:styleId="97348165D5E440A888E87485C33AC398">
+    <w:name w:val="97348165D5E440A888E87485C33AC398"/>
+    <w:rsid w:val="00F255C1"/>
+    <w:rPr>
+      <w:rFonts w:eastAsiaTheme="minorHAnsi"/>
+    </w:rPr>
+  </w:style>
+  <w:style w:type="paragraph" w:customStyle="1" w:styleId="2AA8E3EB2B6C45DAB6CC6DA5B7AAE19E">
+    <w:name w:val="2AA8E3EB2B6C45DAB6CC6DA5B7AAE19E"/>
+    <w:rsid w:val="00F255C1"/>
+    <w:rPr>
+      <w:rFonts w:eastAsiaTheme="minorHAnsi"/>
+    </w:rPr>
+  </w:style>
+  <w:style w:type="paragraph" w:customStyle="1" w:styleId="7D43E100908E4CDDB9DEA26C4B9B97B5">
+    <w:name w:val="7D43E100908E4CDDB9DEA26C4B9B97B5"/>
+    <w:rsid w:val="00F255C1"/>
+    <w:rPr>
+      <w:rFonts w:eastAsiaTheme="minorHAnsi"/>
+    </w:rPr>
+  </w:style>
+  <w:style w:type="paragraph" w:customStyle="1" w:styleId="41F37C2A050A4A97A19162FFE8101DD3">
+    <w:name w:val="41F37C2A050A4A97A19162FFE8101DD3"/>
+    <w:rsid w:val="00F255C1"/>
     <w:rPr>
       <w:rFonts w:eastAsiaTheme="minorHAnsi"/>
     </w:rPr>
@@ -11593,7 +12922,7 @@
     <w:basedOn w:val="Absatz-Standardschriftart"/>
     <w:uiPriority w:val="99"/>
     <w:semiHidden/>
-    <w:rsid w:val="00D35183"/>
+    <w:rsid w:val="00F255C1"/>
     <w:rPr>
       <w:color w:val="808080"/>
     </w:rPr>
@@ -18692,6 +20021,1345 @@
   <w:style w:type="paragraph" w:customStyle="1" w:styleId="390EE6DF36024026920ED3D85A5EF2705">
     <w:name w:val="390EE6DF36024026920ED3D85A5EF2705"/>
     <w:rsid w:val="00D35183"/>
+    <w:rPr>
+      <w:rFonts w:eastAsiaTheme="minorHAnsi"/>
+    </w:rPr>
+  </w:style>
+  <w:style w:type="paragraph" w:customStyle="1" w:styleId="7BF167C79A094CB799AD847A730E4B84">
+    <w:name w:val="7BF167C79A094CB799AD847A730E4B84"/>
+    <w:rsid w:val="00AB20FF"/>
+  </w:style>
+  <w:style w:type="paragraph" w:customStyle="1" w:styleId="C4C12902B0E945F6BD741924DF53599F49">
+    <w:name w:val="C4C12902B0E945F6BD741924DF53599F49"/>
+    <w:rsid w:val="00AB20FF"/>
+    <w:rPr>
+      <w:rFonts w:eastAsiaTheme="minorHAnsi"/>
+    </w:rPr>
+  </w:style>
+  <w:style w:type="paragraph" w:customStyle="1" w:styleId="99DA09588F484B249C60047B90B5355752">
+    <w:name w:val="99DA09588F484B249C60047B90B5355752"/>
+    <w:rsid w:val="00AB20FF"/>
+    <w:rPr>
+      <w:rFonts w:eastAsiaTheme="minorHAnsi"/>
+    </w:rPr>
+  </w:style>
+  <w:style w:type="paragraph" w:customStyle="1" w:styleId="81C0C0BD4E224A0AB29655CD45F8C5C352">
+    <w:name w:val="81C0C0BD4E224A0AB29655CD45F8C5C352"/>
+    <w:rsid w:val="00AB20FF"/>
+    <w:rPr>
+      <w:rFonts w:eastAsiaTheme="minorHAnsi"/>
+    </w:rPr>
+  </w:style>
+  <w:style w:type="paragraph" w:customStyle="1" w:styleId="5E7922271F904BCBB9274CAFEE77C1B352">
+    <w:name w:val="5E7922271F904BCBB9274CAFEE77C1B352"/>
+    <w:rsid w:val="00AB20FF"/>
+    <w:rPr>
+      <w:rFonts w:eastAsiaTheme="minorHAnsi"/>
+    </w:rPr>
+  </w:style>
+  <w:style w:type="paragraph" w:customStyle="1" w:styleId="E6616786A01A497B841FDA037E65940652">
+    <w:name w:val="E6616786A01A497B841FDA037E65940652"/>
+    <w:rsid w:val="00AB20FF"/>
+    <w:rPr>
+      <w:rFonts w:eastAsiaTheme="minorHAnsi"/>
+    </w:rPr>
+  </w:style>
+  <w:style w:type="paragraph" w:customStyle="1" w:styleId="56B1F0E31B4B4282941DED6555F8E0AB52">
+    <w:name w:val="56B1F0E31B4B4282941DED6555F8E0AB52"/>
+    <w:rsid w:val="00AB20FF"/>
+    <w:rPr>
+      <w:rFonts w:eastAsiaTheme="minorHAnsi"/>
+    </w:rPr>
+  </w:style>
+  <w:style w:type="paragraph" w:customStyle="1" w:styleId="69312B69CF6F41819068FF28820D70F652">
+    <w:name w:val="69312B69CF6F41819068FF28820D70F652"/>
+    <w:rsid w:val="00AB20FF"/>
+    <w:rPr>
+      <w:rFonts w:eastAsiaTheme="minorHAnsi"/>
+    </w:rPr>
+  </w:style>
+  <w:style w:type="paragraph" w:customStyle="1" w:styleId="068E8565CC5C401A848FA6B68A0DC5B652">
+    <w:name w:val="068E8565CC5C401A848FA6B68A0DC5B652"/>
+    <w:rsid w:val="00AB20FF"/>
+    <w:rPr>
+      <w:rFonts w:eastAsiaTheme="minorHAnsi"/>
+    </w:rPr>
+  </w:style>
+  <w:style w:type="paragraph" w:customStyle="1" w:styleId="0A5DAD70A44141D38A0408CFD773B02252">
+    <w:name w:val="0A5DAD70A44141D38A0408CFD773B02252"/>
+    <w:rsid w:val="00AB20FF"/>
+    <w:rPr>
+      <w:rFonts w:eastAsiaTheme="minorHAnsi"/>
+    </w:rPr>
+  </w:style>
+  <w:style w:type="paragraph" w:customStyle="1" w:styleId="F4558C957F034840A63C11457EA2F51C52">
+    <w:name w:val="F4558C957F034840A63C11457EA2F51C52"/>
+    <w:rsid w:val="00AB20FF"/>
+    <w:rPr>
+      <w:rFonts w:eastAsiaTheme="minorHAnsi"/>
+    </w:rPr>
+  </w:style>
+  <w:style w:type="paragraph" w:customStyle="1" w:styleId="D969616FEBFE404E8F25B5D591B9D70952">
+    <w:name w:val="D969616FEBFE404E8F25B5D591B9D70952"/>
+    <w:rsid w:val="00AB20FF"/>
+    <w:rPr>
+      <w:rFonts w:eastAsiaTheme="minorHAnsi"/>
+    </w:rPr>
+  </w:style>
+  <w:style w:type="paragraph" w:customStyle="1" w:styleId="88623EC0AD35476DAA7074D7224AA60C6">
+    <w:name w:val="88623EC0AD35476DAA7074D7224AA60C6"/>
+    <w:rsid w:val="00AB20FF"/>
+    <w:rPr>
+      <w:rFonts w:eastAsiaTheme="minorHAnsi"/>
+    </w:rPr>
+  </w:style>
+  <w:style w:type="paragraph" w:customStyle="1" w:styleId="7BF167C79A094CB799AD847A730E4B841">
+    <w:name w:val="7BF167C79A094CB799AD847A730E4B841"/>
+    <w:rsid w:val="00AB20FF"/>
+    <w:rPr>
+      <w:rFonts w:eastAsiaTheme="minorHAnsi"/>
+    </w:rPr>
+  </w:style>
+  <w:style w:type="paragraph" w:customStyle="1" w:styleId="4B8E32F344FA4748A7B90419C5B07382">
+    <w:name w:val="4B8E32F344FA4748A7B90419C5B07382"/>
+    <w:rsid w:val="00AB20FF"/>
+    <w:rPr>
+      <w:rFonts w:eastAsiaTheme="minorHAnsi"/>
+    </w:rPr>
+  </w:style>
+  <w:style w:type="paragraph" w:customStyle="1" w:styleId="B65E0D5A124D4AF78096359517DF1A4E">
+    <w:name w:val="B65E0D5A124D4AF78096359517DF1A4E"/>
+    <w:rsid w:val="00AB20FF"/>
+    <w:rPr>
+      <w:rFonts w:eastAsiaTheme="minorHAnsi"/>
+    </w:rPr>
+  </w:style>
+  <w:style w:type="paragraph" w:customStyle="1" w:styleId="7E37CD14B1E54764ABAFA1B9FB5540E7">
+    <w:name w:val="7E37CD14B1E54764ABAFA1B9FB5540E7"/>
+    <w:rsid w:val="00AB20FF"/>
+    <w:rPr>
+      <w:rFonts w:eastAsiaTheme="minorHAnsi"/>
+    </w:rPr>
+  </w:style>
+  <w:style w:type="paragraph" w:customStyle="1" w:styleId="37868B2111DF4F2C9A78C6E07D6694D1">
+    <w:name w:val="37868B2111DF4F2C9A78C6E07D6694D1"/>
+    <w:rsid w:val="00AB20FF"/>
+    <w:rPr>
+      <w:rFonts w:eastAsiaTheme="minorHAnsi"/>
+    </w:rPr>
+  </w:style>
+  <w:style w:type="paragraph" w:customStyle="1" w:styleId="3079CF56EE0647639FD31AB9445FDA52">
+    <w:name w:val="3079CF56EE0647639FD31AB9445FDA52"/>
+    <w:rsid w:val="00AB20FF"/>
+    <w:rPr>
+      <w:rFonts w:eastAsiaTheme="minorHAnsi"/>
+    </w:rPr>
+  </w:style>
+  <w:style w:type="paragraph" w:customStyle="1" w:styleId="A71BF9AC6B3347538E765A2673CA37E9">
+    <w:name w:val="A71BF9AC6B3347538E765A2673CA37E9"/>
+    <w:rsid w:val="00AB20FF"/>
+    <w:rPr>
+      <w:rFonts w:eastAsiaTheme="minorHAnsi"/>
+    </w:rPr>
+  </w:style>
+  <w:style w:type="paragraph" w:customStyle="1" w:styleId="A45628E4870749EB857E42B140B9F612">
+    <w:name w:val="A45628E4870749EB857E42B140B9F612"/>
+    <w:rsid w:val="00AB20FF"/>
+    <w:rPr>
+      <w:rFonts w:eastAsiaTheme="minorHAnsi"/>
+    </w:rPr>
+  </w:style>
+  <w:style w:type="paragraph" w:customStyle="1" w:styleId="765F85F54EFF476080D41FDEF135ADC6">
+    <w:name w:val="765F85F54EFF476080D41FDEF135ADC6"/>
+    <w:rsid w:val="00AB20FF"/>
+    <w:rPr>
+      <w:rFonts w:eastAsiaTheme="minorHAnsi"/>
+    </w:rPr>
+  </w:style>
+  <w:style w:type="paragraph" w:customStyle="1" w:styleId="70BAC259B8E54C909803479DAB0E2A94">
+    <w:name w:val="70BAC259B8E54C909803479DAB0E2A94"/>
+    <w:rsid w:val="00AB20FF"/>
+  </w:style>
+  <w:style w:type="paragraph" w:customStyle="1" w:styleId="942368D99B984925AA2F2793D9549AA8">
+    <w:name w:val="942368D99B984925AA2F2793D9549AA8"/>
+    <w:rsid w:val="00AB20FF"/>
+  </w:style>
+  <w:style w:type="paragraph" w:customStyle="1" w:styleId="77F37D260AFC48628B1153470ABC3117">
+    <w:name w:val="77F37D260AFC48628B1153470ABC3117"/>
+    <w:rsid w:val="00AB20FF"/>
+  </w:style>
+  <w:style w:type="paragraph" w:customStyle="1" w:styleId="C4C12902B0E945F6BD741924DF53599F50">
+    <w:name w:val="C4C12902B0E945F6BD741924DF53599F50"/>
+    <w:rsid w:val="00AB20FF"/>
+    <w:rPr>
+      <w:rFonts w:eastAsiaTheme="minorHAnsi"/>
+    </w:rPr>
+  </w:style>
+  <w:style w:type="paragraph" w:customStyle="1" w:styleId="99DA09588F484B249C60047B90B5355753">
+    <w:name w:val="99DA09588F484B249C60047B90B5355753"/>
+    <w:rsid w:val="00AB20FF"/>
+    <w:rPr>
+      <w:rFonts w:eastAsiaTheme="minorHAnsi"/>
+    </w:rPr>
+  </w:style>
+  <w:style w:type="paragraph" w:customStyle="1" w:styleId="81C0C0BD4E224A0AB29655CD45F8C5C353">
+    <w:name w:val="81C0C0BD4E224A0AB29655CD45F8C5C353"/>
+    <w:rsid w:val="00AB20FF"/>
+    <w:rPr>
+      <w:rFonts w:eastAsiaTheme="minorHAnsi"/>
+    </w:rPr>
+  </w:style>
+  <w:style w:type="paragraph" w:customStyle="1" w:styleId="5E7922271F904BCBB9274CAFEE77C1B353">
+    <w:name w:val="5E7922271F904BCBB9274CAFEE77C1B353"/>
+    <w:rsid w:val="00AB20FF"/>
+    <w:rPr>
+      <w:rFonts w:eastAsiaTheme="minorHAnsi"/>
+    </w:rPr>
+  </w:style>
+  <w:style w:type="paragraph" w:customStyle="1" w:styleId="E6616786A01A497B841FDA037E65940653">
+    <w:name w:val="E6616786A01A497B841FDA037E65940653"/>
+    <w:rsid w:val="00AB20FF"/>
+    <w:rPr>
+      <w:rFonts w:eastAsiaTheme="minorHAnsi"/>
+    </w:rPr>
+  </w:style>
+  <w:style w:type="paragraph" w:customStyle="1" w:styleId="56B1F0E31B4B4282941DED6555F8E0AB53">
+    <w:name w:val="56B1F0E31B4B4282941DED6555F8E0AB53"/>
+    <w:rsid w:val="00AB20FF"/>
+    <w:rPr>
+      <w:rFonts w:eastAsiaTheme="minorHAnsi"/>
+    </w:rPr>
+  </w:style>
+  <w:style w:type="paragraph" w:customStyle="1" w:styleId="69312B69CF6F41819068FF28820D70F653">
+    <w:name w:val="69312B69CF6F41819068FF28820D70F653"/>
+    <w:rsid w:val="00AB20FF"/>
+    <w:rPr>
+      <w:rFonts w:eastAsiaTheme="minorHAnsi"/>
+    </w:rPr>
+  </w:style>
+  <w:style w:type="paragraph" w:customStyle="1" w:styleId="068E8565CC5C401A848FA6B68A0DC5B653">
+    <w:name w:val="068E8565CC5C401A848FA6B68A0DC5B653"/>
+    <w:rsid w:val="00AB20FF"/>
+    <w:rPr>
+      <w:rFonts w:eastAsiaTheme="minorHAnsi"/>
+    </w:rPr>
+  </w:style>
+  <w:style w:type="paragraph" w:customStyle="1" w:styleId="0A5DAD70A44141D38A0408CFD773B02253">
+    <w:name w:val="0A5DAD70A44141D38A0408CFD773B02253"/>
+    <w:rsid w:val="00AB20FF"/>
+    <w:rPr>
+      <w:rFonts w:eastAsiaTheme="minorHAnsi"/>
+    </w:rPr>
+  </w:style>
+  <w:style w:type="paragraph" w:customStyle="1" w:styleId="F4558C957F034840A63C11457EA2F51C53">
+    <w:name w:val="F4558C957F034840A63C11457EA2F51C53"/>
+    <w:rsid w:val="00AB20FF"/>
+    <w:rPr>
+      <w:rFonts w:eastAsiaTheme="minorHAnsi"/>
+    </w:rPr>
+  </w:style>
+  <w:style w:type="paragraph" w:customStyle="1" w:styleId="D969616FEBFE404E8F25B5D591B9D70953">
+    <w:name w:val="D969616FEBFE404E8F25B5D591B9D70953"/>
+    <w:rsid w:val="00AB20FF"/>
+    <w:rPr>
+      <w:rFonts w:eastAsiaTheme="minorHAnsi"/>
+    </w:rPr>
+  </w:style>
+  <w:style w:type="paragraph" w:customStyle="1" w:styleId="88623EC0AD35476DAA7074D7224AA60C7">
+    <w:name w:val="88623EC0AD35476DAA7074D7224AA60C7"/>
+    <w:rsid w:val="00AB20FF"/>
+    <w:rPr>
+      <w:rFonts w:eastAsiaTheme="minorHAnsi"/>
+    </w:rPr>
+  </w:style>
+  <w:style w:type="paragraph" w:customStyle="1" w:styleId="7BF167C79A094CB799AD847A730E4B842">
+    <w:name w:val="7BF167C79A094CB799AD847A730E4B842"/>
+    <w:rsid w:val="00AB20FF"/>
+    <w:rPr>
+      <w:rFonts w:eastAsiaTheme="minorHAnsi"/>
+    </w:rPr>
+  </w:style>
+  <w:style w:type="paragraph" w:customStyle="1" w:styleId="4B8E32F344FA4748A7B90419C5B073821">
+    <w:name w:val="4B8E32F344FA4748A7B90419C5B073821"/>
+    <w:rsid w:val="00AB20FF"/>
+    <w:rPr>
+      <w:rFonts w:eastAsiaTheme="minorHAnsi"/>
+    </w:rPr>
+  </w:style>
+  <w:style w:type="paragraph" w:customStyle="1" w:styleId="70BAC259B8E54C909803479DAB0E2A941">
+    <w:name w:val="70BAC259B8E54C909803479DAB0E2A941"/>
+    <w:rsid w:val="00AB20FF"/>
+    <w:rPr>
+      <w:rFonts w:eastAsiaTheme="minorHAnsi"/>
+    </w:rPr>
+  </w:style>
+  <w:style w:type="paragraph" w:customStyle="1" w:styleId="942368D99B984925AA2F2793D9549AA81">
+    <w:name w:val="942368D99B984925AA2F2793D9549AA81"/>
+    <w:rsid w:val="00AB20FF"/>
+    <w:rPr>
+      <w:rFonts w:eastAsiaTheme="minorHAnsi"/>
+    </w:rPr>
+  </w:style>
+  <w:style w:type="paragraph" w:customStyle="1" w:styleId="77F37D260AFC48628B1153470ABC31171">
+    <w:name w:val="77F37D260AFC48628B1153470ABC31171"/>
+    <w:rsid w:val="00AB20FF"/>
+    <w:rPr>
+      <w:rFonts w:eastAsiaTheme="minorHAnsi"/>
+    </w:rPr>
+  </w:style>
+  <w:style w:type="paragraph" w:customStyle="1" w:styleId="3079CF56EE0647639FD31AB9445FDA521">
+    <w:name w:val="3079CF56EE0647639FD31AB9445FDA521"/>
+    <w:rsid w:val="00AB20FF"/>
+    <w:rPr>
+      <w:rFonts w:eastAsiaTheme="minorHAnsi"/>
+    </w:rPr>
+  </w:style>
+  <w:style w:type="paragraph" w:customStyle="1" w:styleId="A71BF9AC6B3347538E765A2673CA37E91">
+    <w:name w:val="A71BF9AC6B3347538E765A2673CA37E91"/>
+    <w:rsid w:val="00AB20FF"/>
+    <w:rPr>
+      <w:rFonts w:eastAsiaTheme="minorHAnsi"/>
+    </w:rPr>
+  </w:style>
+  <w:style w:type="paragraph" w:customStyle="1" w:styleId="A45628E4870749EB857E42B140B9F6121">
+    <w:name w:val="A45628E4870749EB857E42B140B9F6121"/>
+    <w:rsid w:val="00AB20FF"/>
+    <w:rPr>
+      <w:rFonts w:eastAsiaTheme="minorHAnsi"/>
+    </w:rPr>
+  </w:style>
+  <w:style w:type="paragraph" w:customStyle="1" w:styleId="765F85F54EFF476080D41FDEF135ADC61">
+    <w:name w:val="765F85F54EFF476080D41FDEF135ADC61"/>
+    <w:rsid w:val="00AB20FF"/>
+    <w:rPr>
+      <w:rFonts w:eastAsiaTheme="minorHAnsi"/>
+    </w:rPr>
+  </w:style>
+  <w:style w:type="paragraph" w:customStyle="1" w:styleId="C4C12902B0E945F6BD741924DF53599F51">
+    <w:name w:val="C4C12902B0E945F6BD741924DF53599F51"/>
+    <w:rsid w:val="00AB20FF"/>
+    <w:rPr>
+      <w:rFonts w:eastAsiaTheme="minorHAnsi"/>
+    </w:rPr>
+  </w:style>
+  <w:style w:type="paragraph" w:customStyle="1" w:styleId="99DA09588F484B249C60047B90B5355754">
+    <w:name w:val="99DA09588F484B249C60047B90B5355754"/>
+    <w:rsid w:val="00AB20FF"/>
+    <w:rPr>
+      <w:rFonts w:eastAsiaTheme="minorHAnsi"/>
+    </w:rPr>
+  </w:style>
+  <w:style w:type="paragraph" w:customStyle="1" w:styleId="81C0C0BD4E224A0AB29655CD45F8C5C354">
+    <w:name w:val="81C0C0BD4E224A0AB29655CD45F8C5C354"/>
+    <w:rsid w:val="00AB20FF"/>
+    <w:rPr>
+      <w:rFonts w:eastAsiaTheme="minorHAnsi"/>
+    </w:rPr>
+  </w:style>
+  <w:style w:type="paragraph" w:customStyle="1" w:styleId="5E7922271F904BCBB9274CAFEE77C1B354">
+    <w:name w:val="5E7922271F904BCBB9274CAFEE77C1B354"/>
+    <w:rsid w:val="00AB20FF"/>
+    <w:rPr>
+      <w:rFonts w:eastAsiaTheme="minorHAnsi"/>
+    </w:rPr>
+  </w:style>
+  <w:style w:type="paragraph" w:customStyle="1" w:styleId="E6616786A01A497B841FDA037E65940654">
+    <w:name w:val="E6616786A01A497B841FDA037E65940654"/>
+    <w:rsid w:val="00AB20FF"/>
+    <w:rPr>
+      <w:rFonts w:eastAsiaTheme="minorHAnsi"/>
+    </w:rPr>
+  </w:style>
+  <w:style w:type="paragraph" w:customStyle="1" w:styleId="56B1F0E31B4B4282941DED6555F8E0AB54">
+    <w:name w:val="56B1F0E31B4B4282941DED6555F8E0AB54"/>
+    <w:rsid w:val="00AB20FF"/>
+    <w:rPr>
+      <w:rFonts w:eastAsiaTheme="minorHAnsi"/>
+    </w:rPr>
+  </w:style>
+  <w:style w:type="paragraph" w:customStyle="1" w:styleId="69312B69CF6F41819068FF28820D70F654">
+    <w:name w:val="69312B69CF6F41819068FF28820D70F654"/>
+    <w:rsid w:val="00AB20FF"/>
+    <w:rPr>
+      <w:rFonts w:eastAsiaTheme="minorHAnsi"/>
+    </w:rPr>
+  </w:style>
+  <w:style w:type="paragraph" w:customStyle="1" w:styleId="068E8565CC5C401A848FA6B68A0DC5B654">
+    <w:name w:val="068E8565CC5C401A848FA6B68A0DC5B654"/>
+    <w:rsid w:val="00AB20FF"/>
+    <w:rPr>
+      <w:rFonts w:eastAsiaTheme="minorHAnsi"/>
+    </w:rPr>
+  </w:style>
+  <w:style w:type="paragraph" w:customStyle="1" w:styleId="0A5DAD70A44141D38A0408CFD773B02254">
+    <w:name w:val="0A5DAD70A44141D38A0408CFD773B02254"/>
+    <w:rsid w:val="00AB20FF"/>
+    <w:rPr>
+      <w:rFonts w:eastAsiaTheme="minorHAnsi"/>
+    </w:rPr>
+  </w:style>
+  <w:style w:type="paragraph" w:customStyle="1" w:styleId="F4558C957F034840A63C11457EA2F51C54">
+    <w:name w:val="F4558C957F034840A63C11457EA2F51C54"/>
+    <w:rsid w:val="00AB20FF"/>
+    <w:rPr>
+      <w:rFonts w:eastAsiaTheme="minorHAnsi"/>
+    </w:rPr>
+  </w:style>
+  <w:style w:type="paragraph" w:customStyle="1" w:styleId="D969616FEBFE404E8F25B5D591B9D70954">
+    <w:name w:val="D969616FEBFE404E8F25B5D591B9D70954"/>
+    <w:rsid w:val="00AB20FF"/>
+    <w:rPr>
+      <w:rFonts w:eastAsiaTheme="minorHAnsi"/>
+    </w:rPr>
+  </w:style>
+  <w:style w:type="paragraph" w:customStyle="1" w:styleId="88623EC0AD35476DAA7074D7224AA60C8">
+    <w:name w:val="88623EC0AD35476DAA7074D7224AA60C8"/>
+    <w:rsid w:val="00AB20FF"/>
+    <w:rPr>
+      <w:rFonts w:eastAsiaTheme="minorHAnsi"/>
+    </w:rPr>
+  </w:style>
+  <w:style w:type="paragraph" w:customStyle="1" w:styleId="7BF167C79A094CB799AD847A730E4B843">
+    <w:name w:val="7BF167C79A094CB799AD847A730E4B843"/>
+    <w:rsid w:val="00AB20FF"/>
+    <w:rPr>
+      <w:rFonts w:eastAsiaTheme="minorHAnsi"/>
+    </w:rPr>
+  </w:style>
+  <w:style w:type="paragraph" w:customStyle="1" w:styleId="4B8E32F344FA4748A7B90419C5B073822">
+    <w:name w:val="4B8E32F344FA4748A7B90419C5B073822"/>
+    <w:rsid w:val="00AB20FF"/>
+    <w:rPr>
+      <w:rFonts w:eastAsiaTheme="minorHAnsi"/>
+    </w:rPr>
+  </w:style>
+  <w:style w:type="paragraph" w:customStyle="1" w:styleId="70BAC259B8E54C909803479DAB0E2A942">
+    <w:name w:val="70BAC259B8E54C909803479DAB0E2A942"/>
+    <w:rsid w:val="00AB20FF"/>
+    <w:rPr>
+      <w:rFonts w:eastAsiaTheme="minorHAnsi"/>
+    </w:rPr>
+  </w:style>
+  <w:style w:type="paragraph" w:customStyle="1" w:styleId="942368D99B984925AA2F2793D9549AA82">
+    <w:name w:val="942368D99B984925AA2F2793D9549AA82"/>
+    <w:rsid w:val="00AB20FF"/>
+    <w:rPr>
+      <w:rFonts w:eastAsiaTheme="minorHAnsi"/>
+    </w:rPr>
+  </w:style>
+  <w:style w:type="paragraph" w:customStyle="1" w:styleId="77F37D260AFC48628B1153470ABC31172">
+    <w:name w:val="77F37D260AFC48628B1153470ABC31172"/>
+    <w:rsid w:val="00AB20FF"/>
+    <w:rPr>
+      <w:rFonts w:eastAsiaTheme="minorHAnsi"/>
+    </w:rPr>
+  </w:style>
+  <w:style w:type="paragraph" w:customStyle="1" w:styleId="3079CF56EE0647639FD31AB9445FDA522">
+    <w:name w:val="3079CF56EE0647639FD31AB9445FDA522"/>
+    <w:rsid w:val="00AB20FF"/>
+    <w:rPr>
+      <w:rFonts w:eastAsiaTheme="minorHAnsi"/>
+    </w:rPr>
+  </w:style>
+  <w:style w:type="paragraph" w:customStyle="1" w:styleId="A71BF9AC6B3347538E765A2673CA37E92">
+    <w:name w:val="A71BF9AC6B3347538E765A2673CA37E92"/>
+    <w:rsid w:val="00AB20FF"/>
+    <w:rPr>
+      <w:rFonts w:eastAsiaTheme="minorHAnsi"/>
+    </w:rPr>
+  </w:style>
+  <w:style w:type="paragraph" w:customStyle="1" w:styleId="A45628E4870749EB857E42B140B9F6122">
+    <w:name w:val="A45628E4870749EB857E42B140B9F6122"/>
+    <w:rsid w:val="00AB20FF"/>
+    <w:rPr>
+      <w:rFonts w:eastAsiaTheme="minorHAnsi"/>
+    </w:rPr>
+  </w:style>
+  <w:style w:type="paragraph" w:customStyle="1" w:styleId="765F85F54EFF476080D41FDEF135ADC62">
+    <w:name w:val="765F85F54EFF476080D41FDEF135ADC62"/>
+    <w:rsid w:val="00AB20FF"/>
+    <w:rPr>
+      <w:rFonts w:eastAsiaTheme="minorHAnsi"/>
+    </w:rPr>
+  </w:style>
+  <w:style w:type="paragraph" w:customStyle="1" w:styleId="C4C12902B0E945F6BD741924DF53599F52">
+    <w:name w:val="C4C12902B0E945F6BD741924DF53599F52"/>
+    <w:rsid w:val="00AB20FF"/>
+    <w:rPr>
+      <w:rFonts w:eastAsiaTheme="minorHAnsi"/>
+    </w:rPr>
+  </w:style>
+  <w:style w:type="paragraph" w:customStyle="1" w:styleId="99DA09588F484B249C60047B90B5355755">
+    <w:name w:val="99DA09588F484B249C60047B90B5355755"/>
+    <w:rsid w:val="00AB20FF"/>
+    <w:rPr>
+      <w:rFonts w:eastAsiaTheme="minorHAnsi"/>
+    </w:rPr>
+  </w:style>
+  <w:style w:type="paragraph" w:customStyle="1" w:styleId="81C0C0BD4E224A0AB29655CD45F8C5C355">
+    <w:name w:val="81C0C0BD4E224A0AB29655CD45F8C5C355"/>
+    <w:rsid w:val="00AB20FF"/>
+    <w:rPr>
+      <w:rFonts w:eastAsiaTheme="minorHAnsi"/>
+    </w:rPr>
+  </w:style>
+  <w:style w:type="paragraph" w:customStyle="1" w:styleId="5E7922271F904BCBB9274CAFEE77C1B355">
+    <w:name w:val="5E7922271F904BCBB9274CAFEE77C1B355"/>
+    <w:rsid w:val="00AB20FF"/>
+    <w:rPr>
+      <w:rFonts w:eastAsiaTheme="minorHAnsi"/>
+    </w:rPr>
+  </w:style>
+  <w:style w:type="paragraph" w:customStyle="1" w:styleId="E6616786A01A497B841FDA037E65940655">
+    <w:name w:val="E6616786A01A497B841FDA037E65940655"/>
+    <w:rsid w:val="00AB20FF"/>
+    <w:rPr>
+      <w:rFonts w:eastAsiaTheme="minorHAnsi"/>
+    </w:rPr>
+  </w:style>
+  <w:style w:type="paragraph" w:customStyle="1" w:styleId="56B1F0E31B4B4282941DED6555F8E0AB55">
+    <w:name w:val="56B1F0E31B4B4282941DED6555F8E0AB55"/>
+    <w:rsid w:val="00AB20FF"/>
+    <w:rPr>
+      <w:rFonts w:eastAsiaTheme="minorHAnsi"/>
+    </w:rPr>
+  </w:style>
+  <w:style w:type="paragraph" w:customStyle="1" w:styleId="69312B69CF6F41819068FF28820D70F655">
+    <w:name w:val="69312B69CF6F41819068FF28820D70F655"/>
+    <w:rsid w:val="00AB20FF"/>
+    <w:rPr>
+      <w:rFonts w:eastAsiaTheme="minorHAnsi"/>
+    </w:rPr>
+  </w:style>
+  <w:style w:type="paragraph" w:customStyle="1" w:styleId="068E8565CC5C401A848FA6B68A0DC5B655">
+    <w:name w:val="068E8565CC5C401A848FA6B68A0DC5B655"/>
+    <w:rsid w:val="00AB20FF"/>
+    <w:rPr>
+      <w:rFonts w:eastAsiaTheme="minorHAnsi"/>
+    </w:rPr>
+  </w:style>
+  <w:style w:type="paragraph" w:customStyle="1" w:styleId="0A5DAD70A44141D38A0408CFD773B02255">
+    <w:name w:val="0A5DAD70A44141D38A0408CFD773B02255"/>
+    <w:rsid w:val="00AB20FF"/>
+    <w:rPr>
+      <w:rFonts w:eastAsiaTheme="minorHAnsi"/>
+    </w:rPr>
+  </w:style>
+  <w:style w:type="paragraph" w:customStyle="1" w:styleId="F4558C957F034840A63C11457EA2F51C55">
+    <w:name w:val="F4558C957F034840A63C11457EA2F51C55"/>
+    <w:rsid w:val="00AB20FF"/>
+    <w:rPr>
+      <w:rFonts w:eastAsiaTheme="minorHAnsi"/>
+    </w:rPr>
+  </w:style>
+  <w:style w:type="paragraph" w:customStyle="1" w:styleId="D969616FEBFE404E8F25B5D591B9D70955">
+    <w:name w:val="D969616FEBFE404E8F25B5D591B9D70955"/>
+    <w:rsid w:val="00AB20FF"/>
+    <w:rPr>
+      <w:rFonts w:eastAsiaTheme="minorHAnsi"/>
+    </w:rPr>
+  </w:style>
+  <w:style w:type="paragraph" w:customStyle="1" w:styleId="88623EC0AD35476DAA7074D7224AA60C9">
+    <w:name w:val="88623EC0AD35476DAA7074D7224AA60C9"/>
+    <w:rsid w:val="00AB20FF"/>
+    <w:rPr>
+      <w:rFonts w:eastAsiaTheme="minorHAnsi"/>
+    </w:rPr>
+  </w:style>
+  <w:style w:type="paragraph" w:customStyle="1" w:styleId="7BF167C79A094CB799AD847A730E4B844">
+    <w:name w:val="7BF167C79A094CB799AD847A730E4B844"/>
+    <w:rsid w:val="00AB20FF"/>
+    <w:rPr>
+      <w:rFonts w:eastAsiaTheme="minorHAnsi"/>
+    </w:rPr>
+  </w:style>
+  <w:style w:type="paragraph" w:customStyle="1" w:styleId="4B8E32F344FA4748A7B90419C5B073823">
+    <w:name w:val="4B8E32F344FA4748A7B90419C5B073823"/>
+    <w:rsid w:val="00AB20FF"/>
+    <w:rPr>
+      <w:rFonts w:eastAsiaTheme="minorHAnsi"/>
+    </w:rPr>
+  </w:style>
+  <w:style w:type="paragraph" w:customStyle="1" w:styleId="70BAC259B8E54C909803479DAB0E2A943">
+    <w:name w:val="70BAC259B8E54C909803479DAB0E2A943"/>
+    <w:rsid w:val="00AB20FF"/>
+    <w:rPr>
+      <w:rFonts w:eastAsiaTheme="minorHAnsi"/>
+    </w:rPr>
+  </w:style>
+  <w:style w:type="paragraph" w:customStyle="1" w:styleId="942368D99B984925AA2F2793D9549AA83">
+    <w:name w:val="942368D99B984925AA2F2793D9549AA83"/>
+    <w:rsid w:val="00AB20FF"/>
+    <w:rPr>
+      <w:rFonts w:eastAsiaTheme="minorHAnsi"/>
+    </w:rPr>
+  </w:style>
+  <w:style w:type="paragraph" w:customStyle="1" w:styleId="77F37D260AFC48628B1153470ABC31173">
+    <w:name w:val="77F37D260AFC48628B1153470ABC31173"/>
+    <w:rsid w:val="00AB20FF"/>
+    <w:rPr>
+      <w:rFonts w:eastAsiaTheme="minorHAnsi"/>
+    </w:rPr>
+  </w:style>
+  <w:style w:type="paragraph" w:customStyle="1" w:styleId="3079CF56EE0647639FD31AB9445FDA523">
+    <w:name w:val="3079CF56EE0647639FD31AB9445FDA523"/>
+    <w:rsid w:val="00AB20FF"/>
+    <w:rPr>
+      <w:rFonts w:eastAsiaTheme="minorHAnsi"/>
+    </w:rPr>
+  </w:style>
+  <w:style w:type="paragraph" w:customStyle="1" w:styleId="A71BF9AC6B3347538E765A2673CA37E93">
+    <w:name w:val="A71BF9AC6B3347538E765A2673CA37E93"/>
+    <w:rsid w:val="00AB20FF"/>
+    <w:rPr>
+      <w:rFonts w:eastAsiaTheme="minorHAnsi"/>
+    </w:rPr>
+  </w:style>
+  <w:style w:type="paragraph" w:customStyle="1" w:styleId="A45628E4870749EB857E42B140B9F6123">
+    <w:name w:val="A45628E4870749EB857E42B140B9F6123"/>
+    <w:rsid w:val="00AB20FF"/>
+    <w:rPr>
+      <w:rFonts w:eastAsiaTheme="minorHAnsi"/>
+    </w:rPr>
+  </w:style>
+  <w:style w:type="paragraph" w:customStyle="1" w:styleId="765F85F54EFF476080D41FDEF135ADC63">
+    <w:name w:val="765F85F54EFF476080D41FDEF135ADC63"/>
+    <w:rsid w:val="00AB20FF"/>
+    <w:rPr>
+      <w:rFonts w:eastAsiaTheme="minorHAnsi"/>
+    </w:rPr>
+  </w:style>
+  <w:style w:type="paragraph" w:customStyle="1" w:styleId="C4C12902B0E945F6BD741924DF53599F53">
+    <w:name w:val="C4C12902B0E945F6BD741924DF53599F53"/>
+    <w:rsid w:val="00AB20FF"/>
+    <w:rPr>
+      <w:rFonts w:eastAsiaTheme="minorHAnsi"/>
+    </w:rPr>
+  </w:style>
+  <w:style w:type="paragraph" w:customStyle="1" w:styleId="99DA09588F484B249C60047B90B5355756">
+    <w:name w:val="99DA09588F484B249C60047B90B5355756"/>
+    <w:rsid w:val="00AB20FF"/>
+    <w:rPr>
+      <w:rFonts w:eastAsiaTheme="minorHAnsi"/>
+    </w:rPr>
+  </w:style>
+  <w:style w:type="paragraph" w:customStyle="1" w:styleId="81C0C0BD4E224A0AB29655CD45F8C5C356">
+    <w:name w:val="81C0C0BD4E224A0AB29655CD45F8C5C356"/>
+    <w:rsid w:val="00AB20FF"/>
+    <w:rPr>
+      <w:rFonts w:eastAsiaTheme="minorHAnsi"/>
+    </w:rPr>
+  </w:style>
+  <w:style w:type="paragraph" w:customStyle="1" w:styleId="5E7922271F904BCBB9274CAFEE77C1B356">
+    <w:name w:val="5E7922271F904BCBB9274CAFEE77C1B356"/>
+    <w:rsid w:val="00AB20FF"/>
+    <w:rPr>
+      <w:rFonts w:eastAsiaTheme="minorHAnsi"/>
+    </w:rPr>
+  </w:style>
+  <w:style w:type="paragraph" w:customStyle="1" w:styleId="E6616786A01A497B841FDA037E65940656">
+    <w:name w:val="E6616786A01A497B841FDA037E65940656"/>
+    <w:rsid w:val="00AB20FF"/>
+    <w:rPr>
+      <w:rFonts w:eastAsiaTheme="minorHAnsi"/>
+    </w:rPr>
+  </w:style>
+  <w:style w:type="paragraph" w:customStyle="1" w:styleId="56B1F0E31B4B4282941DED6555F8E0AB56">
+    <w:name w:val="56B1F0E31B4B4282941DED6555F8E0AB56"/>
+    <w:rsid w:val="00AB20FF"/>
+    <w:rPr>
+      <w:rFonts w:eastAsiaTheme="minorHAnsi"/>
+    </w:rPr>
+  </w:style>
+  <w:style w:type="paragraph" w:customStyle="1" w:styleId="69312B69CF6F41819068FF28820D70F656">
+    <w:name w:val="69312B69CF6F41819068FF28820D70F656"/>
+    <w:rsid w:val="00AB20FF"/>
+    <w:rPr>
+      <w:rFonts w:eastAsiaTheme="minorHAnsi"/>
+    </w:rPr>
+  </w:style>
+  <w:style w:type="paragraph" w:customStyle="1" w:styleId="068E8565CC5C401A848FA6B68A0DC5B656">
+    <w:name w:val="068E8565CC5C401A848FA6B68A0DC5B656"/>
+    <w:rsid w:val="00AB20FF"/>
+    <w:rPr>
+      <w:rFonts w:eastAsiaTheme="minorHAnsi"/>
+    </w:rPr>
+  </w:style>
+  <w:style w:type="paragraph" w:customStyle="1" w:styleId="0A5DAD70A44141D38A0408CFD773B02256">
+    <w:name w:val="0A5DAD70A44141D38A0408CFD773B02256"/>
+    <w:rsid w:val="00AB20FF"/>
+    <w:rPr>
+      <w:rFonts w:eastAsiaTheme="minorHAnsi"/>
+    </w:rPr>
+  </w:style>
+  <w:style w:type="paragraph" w:customStyle="1" w:styleId="F4558C957F034840A63C11457EA2F51C56">
+    <w:name w:val="F4558C957F034840A63C11457EA2F51C56"/>
+    <w:rsid w:val="00AB20FF"/>
+    <w:rPr>
+      <w:rFonts w:eastAsiaTheme="minorHAnsi"/>
+    </w:rPr>
+  </w:style>
+  <w:style w:type="paragraph" w:customStyle="1" w:styleId="D969616FEBFE404E8F25B5D591B9D70956">
+    <w:name w:val="D969616FEBFE404E8F25B5D591B9D70956"/>
+    <w:rsid w:val="00AB20FF"/>
+    <w:rPr>
+      <w:rFonts w:eastAsiaTheme="minorHAnsi"/>
+    </w:rPr>
+  </w:style>
+  <w:style w:type="paragraph" w:customStyle="1" w:styleId="88623EC0AD35476DAA7074D7224AA60C10">
+    <w:name w:val="88623EC0AD35476DAA7074D7224AA60C10"/>
+    <w:rsid w:val="00AB20FF"/>
+    <w:rPr>
+      <w:rFonts w:eastAsiaTheme="minorHAnsi"/>
+    </w:rPr>
+  </w:style>
+  <w:style w:type="paragraph" w:customStyle="1" w:styleId="7BF167C79A094CB799AD847A730E4B845">
+    <w:name w:val="7BF167C79A094CB799AD847A730E4B845"/>
+    <w:rsid w:val="00AB20FF"/>
+    <w:rPr>
+      <w:rFonts w:eastAsiaTheme="minorHAnsi"/>
+    </w:rPr>
+  </w:style>
+  <w:style w:type="paragraph" w:customStyle="1" w:styleId="4B8E32F344FA4748A7B90419C5B073824">
+    <w:name w:val="4B8E32F344FA4748A7B90419C5B073824"/>
+    <w:rsid w:val="00AB20FF"/>
+    <w:rPr>
+      <w:rFonts w:eastAsiaTheme="minorHAnsi"/>
+    </w:rPr>
+  </w:style>
+  <w:style w:type="paragraph" w:customStyle="1" w:styleId="70BAC259B8E54C909803479DAB0E2A944">
+    <w:name w:val="70BAC259B8E54C909803479DAB0E2A944"/>
+    <w:rsid w:val="00AB20FF"/>
+    <w:rPr>
+      <w:rFonts w:eastAsiaTheme="minorHAnsi"/>
+    </w:rPr>
+  </w:style>
+  <w:style w:type="paragraph" w:customStyle="1" w:styleId="942368D99B984925AA2F2793D9549AA84">
+    <w:name w:val="942368D99B984925AA2F2793D9549AA84"/>
+    <w:rsid w:val="00AB20FF"/>
+    <w:rPr>
+      <w:rFonts w:eastAsiaTheme="minorHAnsi"/>
+    </w:rPr>
+  </w:style>
+  <w:style w:type="paragraph" w:customStyle="1" w:styleId="77F37D260AFC48628B1153470ABC31174">
+    <w:name w:val="77F37D260AFC48628B1153470ABC31174"/>
+    <w:rsid w:val="00AB20FF"/>
+    <w:rPr>
+      <w:rFonts w:eastAsiaTheme="minorHAnsi"/>
+    </w:rPr>
+  </w:style>
+  <w:style w:type="paragraph" w:customStyle="1" w:styleId="3079CF56EE0647639FD31AB9445FDA524">
+    <w:name w:val="3079CF56EE0647639FD31AB9445FDA524"/>
+    <w:rsid w:val="00AB20FF"/>
+    <w:rPr>
+      <w:rFonts w:eastAsiaTheme="minorHAnsi"/>
+    </w:rPr>
+  </w:style>
+  <w:style w:type="paragraph" w:customStyle="1" w:styleId="A71BF9AC6B3347538E765A2673CA37E94">
+    <w:name w:val="A71BF9AC6B3347538E765A2673CA37E94"/>
+    <w:rsid w:val="00AB20FF"/>
+    <w:rPr>
+      <w:rFonts w:eastAsiaTheme="minorHAnsi"/>
+    </w:rPr>
+  </w:style>
+  <w:style w:type="paragraph" w:customStyle="1" w:styleId="A45628E4870749EB857E42B140B9F6124">
+    <w:name w:val="A45628E4870749EB857E42B140B9F6124"/>
+    <w:rsid w:val="00AB20FF"/>
+    <w:rPr>
+      <w:rFonts w:eastAsiaTheme="minorHAnsi"/>
+    </w:rPr>
+  </w:style>
+  <w:style w:type="paragraph" w:customStyle="1" w:styleId="765F85F54EFF476080D41FDEF135ADC64">
+    <w:name w:val="765F85F54EFF476080D41FDEF135ADC64"/>
+    <w:rsid w:val="00AB20FF"/>
+    <w:rPr>
+      <w:rFonts w:eastAsiaTheme="minorHAnsi"/>
+    </w:rPr>
+  </w:style>
+  <w:style w:type="paragraph" w:customStyle="1" w:styleId="C4C12902B0E945F6BD741924DF53599F54">
+    <w:name w:val="C4C12902B0E945F6BD741924DF53599F54"/>
+    <w:rsid w:val="00AB20FF"/>
+    <w:rPr>
+      <w:rFonts w:eastAsiaTheme="minorHAnsi"/>
+    </w:rPr>
+  </w:style>
+  <w:style w:type="paragraph" w:customStyle="1" w:styleId="99DA09588F484B249C60047B90B5355757">
+    <w:name w:val="99DA09588F484B249C60047B90B5355757"/>
+    <w:rsid w:val="00AB20FF"/>
+    <w:rPr>
+      <w:rFonts w:eastAsiaTheme="minorHAnsi"/>
+    </w:rPr>
+  </w:style>
+  <w:style w:type="paragraph" w:customStyle="1" w:styleId="81C0C0BD4E224A0AB29655CD45F8C5C357">
+    <w:name w:val="81C0C0BD4E224A0AB29655CD45F8C5C357"/>
+    <w:rsid w:val="00AB20FF"/>
+    <w:rPr>
+      <w:rFonts w:eastAsiaTheme="minorHAnsi"/>
+    </w:rPr>
+  </w:style>
+  <w:style w:type="paragraph" w:customStyle="1" w:styleId="5E7922271F904BCBB9274CAFEE77C1B357">
+    <w:name w:val="5E7922271F904BCBB9274CAFEE77C1B357"/>
+    <w:rsid w:val="00AB20FF"/>
+    <w:rPr>
+      <w:rFonts w:eastAsiaTheme="minorHAnsi"/>
+    </w:rPr>
+  </w:style>
+  <w:style w:type="paragraph" w:customStyle="1" w:styleId="E6616786A01A497B841FDA037E65940657">
+    <w:name w:val="E6616786A01A497B841FDA037E65940657"/>
+    <w:rsid w:val="00AB20FF"/>
+    <w:rPr>
+      <w:rFonts w:eastAsiaTheme="minorHAnsi"/>
+    </w:rPr>
+  </w:style>
+  <w:style w:type="paragraph" w:customStyle="1" w:styleId="56B1F0E31B4B4282941DED6555F8E0AB57">
+    <w:name w:val="56B1F0E31B4B4282941DED6555F8E0AB57"/>
+    <w:rsid w:val="00AB20FF"/>
+    <w:rPr>
+      <w:rFonts w:eastAsiaTheme="minorHAnsi"/>
+    </w:rPr>
+  </w:style>
+  <w:style w:type="paragraph" w:customStyle="1" w:styleId="69312B69CF6F41819068FF28820D70F657">
+    <w:name w:val="69312B69CF6F41819068FF28820D70F657"/>
+    <w:rsid w:val="00AB20FF"/>
+    <w:rPr>
+      <w:rFonts w:eastAsiaTheme="minorHAnsi"/>
+    </w:rPr>
+  </w:style>
+  <w:style w:type="paragraph" w:customStyle="1" w:styleId="068E8565CC5C401A848FA6B68A0DC5B657">
+    <w:name w:val="068E8565CC5C401A848FA6B68A0DC5B657"/>
+    <w:rsid w:val="00AB20FF"/>
+    <w:rPr>
+      <w:rFonts w:eastAsiaTheme="minorHAnsi"/>
+    </w:rPr>
+  </w:style>
+  <w:style w:type="paragraph" w:customStyle="1" w:styleId="0A5DAD70A44141D38A0408CFD773B02257">
+    <w:name w:val="0A5DAD70A44141D38A0408CFD773B02257"/>
+    <w:rsid w:val="00AB20FF"/>
+    <w:rPr>
+      <w:rFonts w:eastAsiaTheme="minorHAnsi"/>
+    </w:rPr>
+  </w:style>
+  <w:style w:type="paragraph" w:customStyle="1" w:styleId="F4558C957F034840A63C11457EA2F51C57">
+    <w:name w:val="F4558C957F034840A63C11457EA2F51C57"/>
+    <w:rsid w:val="00AB20FF"/>
+    <w:rPr>
+      <w:rFonts w:eastAsiaTheme="minorHAnsi"/>
+    </w:rPr>
+  </w:style>
+  <w:style w:type="paragraph" w:customStyle="1" w:styleId="D969616FEBFE404E8F25B5D591B9D70957">
+    <w:name w:val="D969616FEBFE404E8F25B5D591B9D70957"/>
+    <w:rsid w:val="00AB20FF"/>
+    <w:rPr>
+      <w:rFonts w:eastAsiaTheme="minorHAnsi"/>
+    </w:rPr>
+  </w:style>
+  <w:style w:type="paragraph" w:customStyle="1" w:styleId="88623EC0AD35476DAA7074D7224AA60C11">
+    <w:name w:val="88623EC0AD35476DAA7074D7224AA60C11"/>
+    <w:rsid w:val="00AB20FF"/>
+    <w:rPr>
+      <w:rFonts w:eastAsiaTheme="minorHAnsi"/>
+    </w:rPr>
+  </w:style>
+  <w:style w:type="paragraph" w:customStyle="1" w:styleId="7BF167C79A094CB799AD847A730E4B846">
+    <w:name w:val="7BF167C79A094CB799AD847A730E4B846"/>
+    <w:rsid w:val="00AB20FF"/>
+    <w:rPr>
+      <w:rFonts w:eastAsiaTheme="minorHAnsi"/>
+    </w:rPr>
+  </w:style>
+  <w:style w:type="paragraph" w:customStyle="1" w:styleId="4B8E32F344FA4748A7B90419C5B073825">
+    <w:name w:val="4B8E32F344FA4748A7B90419C5B073825"/>
+    <w:rsid w:val="00AB20FF"/>
+    <w:rPr>
+      <w:rFonts w:eastAsiaTheme="minorHAnsi"/>
+    </w:rPr>
+  </w:style>
+  <w:style w:type="paragraph" w:customStyle="1" w:styleId="70BAC259B8E54C909803479DAB0E2A945">
+    <w:name w:val="70BAC259B8E54C909803479DAB0E2A945"/>
+    <w:rsid w:val="00AB20FF"/>
+    <w:rPr>
+      <w:rFonts w:eastAsiaTheme="minorHAnsi"/>
+    </w:rPr>
+  </w:style>
+  <w:style w:type="paragraph" w:customStyle="1" w:styleId="942368D99B984925AA2F2793D9549AA85">
+    <w:name w:val="942368D99B984925AA2F2793D9549AA85"/>
+    <w:rsid w:val="00AB20FF"/>
+    <w:rPr>
+      <w:rFonts w:eastAsiaTheme="minorHAnsi"/>
+    </w:rPr>
+  </w:style>
+  <w:style w:type="paragraph" w:customStyle="1" w:styleId="77F37D260AFC48628B1153470ABC31175">
+    <w:name w:val="77F37D260AFC48628B1153470ABC31175"/>
+    <w:rsid w:val="00AB20FF"/>
+    <w:rPr>
+      <w:rFonts w:eastAsiaTheme="minorHAnsi"/>
+    </w:rPr>
+  </w:style>
+  <w:style w:type="paragraph" w:customStyle="1" w:styleId="3079CF56EE0647639FD31AB9445FDA525">
+    <w:name w:val="3079CF56EE0647639FD31AB9445FDA525"/>
+    <w:rsid w:val="00AB20FF"/>
+    <w:rPr>
+      <w:rFonts w:eastAsiaTheme="minorHAnsi"/>
+    </w:rPr>
+  </w:style>
+  <w:style w:type="paragraph" w:customStyle="1" w:styleId="A71BF9AC6B3347538E765A2673CA37E95">
+    <w:name w:val="A71BF9AC6B3347538E765A2673CA37E95"/>
+    <w:rsid w:val="00AB20FF"/>
+    <w:rPr>
+      <w:rFonts w:eastAsiaTheme="minorHAnsi"/>
+    </w:rPr>
+  </w:style>
+  <w:style w:type="paragraph" w:customStyle="1" w:styleId="A45628E4870749EB857E42B140B9F6125">
+    <w:name w:val="A45628E4870749EB857E42B140B9F6125"/>
+    <w:rsid w:val="00AB20FF"/>
+    <w:rPr>
+      <w:rFonts w:eastAsiaTheme="minorHAnsi"/>
+    </w:rPr>
+  </w:style>
+  <w:style w:type="paragraph" w:customStyle="1" w:styleId="765F85F54EFF476080D41FDEF135ADC65">
+    <w:name w:val="765F85F54EFF476080D41FDEF135ADC65"/>
+    <w:rsid w:val="00AB20FF"/>
+    <w:rPr>
+      <w:rFonts w:eastAsiaTheme="minorHAnsi"/>
+    </w:rPr>
+  </w:style>
+  <w:style w:type="paragraph" w:customStyle="1" w:styleId="C4C12902B0E945F6BD741924DF53599F55">
+    <w:name w:val="C4C12902B0E945F6BD741924DF53599F55"/>
+    <w:rsid w:val="00AB20FF"/>
+    <w:rPr>
+      <w:rFonts w:eastAsiaTheme="minorHAnsi"/>
+    </w:rPr>
+  </w:style>
+  <w:style w:type="paragraph" w:customStyle="1" w:styleId="99DA09588F484B249C60047B90B5355758">
+    <w:name w:val="99DA09588F484B249C60047B90B5355758"/>
+    <w:rsid w:val="00AB20FF"/>
+    <w:rPr>
+      <w:rFonts w:eastAsiaTheme="minorHAnsi"/>
+    </w:rPr>
+  </w:style>
+  <w:style w:type="paragraph" w:customStyle="1" w:styleId="81C0C0BD4E224A0AB29655CD45F8C5C358">
+    <w:name w:val="81C0C0BD4E224A0AB29655CD45F8C5C358"/>
+    <w:rsid w:val="00AB20FF"/>
+    <w:rPr>
+      <w:rFonts w:eastAsiaTheme="minorHAnsi"/>
+    </w:rPr>
+  </w:style>
+  <w:style w:type="paragraph" w:customStyle="1" w:styleId="5E7922271F904BCBB9274CAFEE77C1B358">
+    <w:name w:val="5E7922271F904BCBB9274CAFEE77C1B358"/>
+    <w:rsid w:val="00AB20FF"/>
+    <w:rPr>
+      <w:rFonts w:eastAsiaTheme="minorHAnsi"/>
+    </w:rPr>
+  </w:style>
+  <w:style w:type="paragraph" w:customStyle="1" w:styleId="E6616786A01A497B841FDA037E65940658">
+    <w:name w:val="E6616786A01A497B841FDA037E65940658"/>
+    <w:rsid w:val="00AB20FF"/>
+    <w:rPr>
+      <w:rFonts w:eastAsiaTheme="minorHAnsi"/>
+    </w:rPr>
+  </w:style>
+  <w:style w:type="paragraph" w:customStyle="1" w:styleId="56B1F0E31B4B4282941DED6555F8E0AB58">
+    <w:name w:val="56B1F0E31B4B4282941DED6555F8E0AB58"/>
+    <w:rsid w:val="00AB20FF"/>
+    <w:rPr>
+      <w:rFonts w:eastAsiaTheme="minorHAnsi"/>
+    </w:rPr>
+  </w:style>
+  <w:style w:type="paragraph" w:customStyle="1" w:styleId="69312B69CF6F41819068FF28820D70F658">
+    <w:name w:val="69312B69CF6F41819068FF28820D70F658"/>
+    <w:rsid w:val="00AB20FF"/>
+    <w:rPr>
+      <w:rFonts w:eastAsiaTheme="minorHAnsi"/>
+    </w:rPr>
+  </w:style>
+  <w:style w:type="paragraph" w:customStyle="1" w:styleId="068E8565CC5C401A848FA6B68A0DC5B658">
+    <w:name w:val="068E8565CC5C401A848FA6B68A0DC5B658"/>
+    <w:rsid w:val="00AB20FF"/>
+    <w:rPr>
+      <w:rFonts w:eastAsiaTheme="minorHAnsi"/>
+    </w:rPr>
+  </w:style>
+  <w:style w:type="paragraph" w:customStyle="1" w:styleId="0A5DAD70A44141D38A0408CFD773B02258">
+    <w:name w:val="0A5DAD70A44141D38A0408CFD773B02258"/>
+    <w:rsid w:val="00AB20FF"/>
+    <w:rPr>
+      <w:rFonts w:eastAsiaTheme="minorHAnsi"/>
+    </w:rPr>
+  </w:style>
+  <w:style w:type="paragraph" w:customStyle="1" w:styleId="F4558C957F034840A63C11457EA2F51C58">
+    <w:name w:val="F4558C957F034840A63C11457EA2F51C58"/>
+    <w:rsid w:val="00AB20FF"/>
+    <w:rPr>
+      <w:rFonts w:eastAsiaTheme="minorHAnsi"/>
+    </w:rPr>
+  </w:style>
+  <w:style w:type="paragraph" w:customStyle="1" w:styleId="D969616FEBFE404E8F25B5D591B9D70958">
+    <w:name w:val="D969616FEBFE404E8F25B5D591B9D70958"/>
+    <w:rsid w:val="00AB20FF"/>
+    <w:rPr>
+      <w:rFonts w:eastAsiaTheme="minorHAnsi"/>
+    </w:rPr>
+  </w:style>
+  <w:style w:type="paragraph" w:customStyle="1" w:styleId="88623EC0AD35476DAA7074D7224AA60C12">
+    <w:name w:val="88623EC0AD35476DAA7074D7224AA60C12"/>
+    <w:rsid w:val="00AB20FF"/>
+    <w:rPr>
+      <w:rFonts w:eastAsiaTheme="minorHAnsi"/>
+    </w:rPr>
+  </w:style>
+  <w:style w:type="paragraph" w:customStyle="1" w:styleId="7BF167C79A094CB799AD847A730E4B847">
+    <w:name w:val="7BF167C79A094CB799AD847A730E4B847"/>
+    <w:rsid w:val="00AB20FF"/>
+    <w:rPr>
+      <w:rFonts w:eastAsiaTheme="minorHAnsi"/>
+    </w:rPr>
+  </w:style>
+  <w:style w:type="paragraph" w:customStyle="1" w:styleId="4B8E32F344FA4748A7B90419C5B073826">
+    <w:name w:val="4B8E32F344FA4748A7B90419C5B073826"/>
+    <w:rsid w:val="00AB20FF"/>
+    <w:rPr>
+      <w:rFonts w:eastAsiaTheme="minorHAnsi"/>
+    </w:rPr>
+  </w:style>
+  <w:style w:type="paragraph" w:customStyle="1" w:styleId="70BAC259B8E54C909803479DAB0E2A946">
+    <w:name w:val="70BAC259B8E54C909803479DAB0E2A946"/>
+    <w:rsid w:val="00AB20FF"/>
+    <w:rPr>
+      <w:rFonts w:eastAsiaTheme="minorHAnsi"/>
+    </w:rPr>
+  </w:style>
+  <w:style w:type="paragraph" w:customStyle="1" w:styleId="942368D99B984925AA2F2793D9549AA86">
+    <w:name w:val="942368D99B984925AA2F2793D9549AA86"/>
+    <w:rsid w:val="00AB20FF"/>
+    <w:rPr>
+      <w:rFonts w:eastAsiaTheme="minorHAnsi"/>
+    </w:rPr>
+  </w:style>
+  <w:style w:type="paragraph" w:customStyle="1" w:styleId="77F37D260AFC48628B1153470ABC31176">
+    <w:name w:val="77F37D260AFC48628B1153470ABC31176"/>
+    <w:rsid w:val="00AB20FF"/>
+    <w:rPr>
+      <w:rFonts w:eastAsiaTheme="minorHAnsi"/>
+    </w:rPr>
+  </w:style>
+  <w:style w:type="paragraph" w:customStyle="1" w:styleId="3079CF56EE0647639FD31AB9445FDA526">
+    <w:name w:val="3079CF56EE0647639FD31AB9445FDA526"/>
+    <w:rsid w:val="00AB20FF"/>
+    <w:rPr>
+      <w:rFonts w:eastAsiaTheme="minorHAnsi"/>
+    </w:rPr>
+  </w:style>
+  <w:style w:type="paragraph" w:customStyle="1" w:styleId="A71BF9AC6B3347538E765A2673CA37E96">
+    <w:name w:val="A71BF9AC6B3347538E765A2673CA37E96"/>
+    <w:rsid w:val="00AB20FF"/>
+    <w:rPr>
+      <w:rFonts w:eastAsiaTheme="minorHAnsi"/>
+    </w:rPr>
+  </w:style>
+  <w:style w:type="paragraph" w:customStyle="1" w:styleId="A45628E4870749EB857E42B140B9F6126">
+    <w:name w:val="A45628E4870749EB857E42B140B9F6126"/>
+    <w:rsid w:val="00AB20FF"/>
+    <w:rPr>
+      <w:rFonts w:eastAsiaTheme="minorHAnsi"/>
+    </w:rPr>
+  </w:style>
+  <w:style w:type="paragraph" w:customStyle="1" w:styleId="765F85F54EFF476080D41FDEF135ADC66">
+    <w:name w:val="765F85F54EFF476080D41FDEF135ADC66"/>
+    <w:rsid w:val="00AB20FF"/>
+    <w:rPr>
+      <w:rFonts w:eastAsiaTheme="minorHAnsi"/>
+    </w:rPr>
+  </w:style>
+  <w:style w:type="paragraph" w:customStyle="1" w:styleId="C4C12902B0E945F6BD741924DF53599F56">
+    <w:name w:val="C4C12902B0E945F6BD741924DF53599F56"/>
+    <w:rsid w:val="00AB20FF"/>
+    <w:rPr>
+      <w:rFonts w:eastAsiaTheme="minorHAnsi"/>
+    </w:rPr>
+  </w:style>
+  <w:style w:type="paragraph" w:customStyle="1" w:styleId="99DA09588F484B249C60047B90B5355759">
+    <w:name w:val="99DA09588F484B249C60047B90B5355759"/>
+    <w:rsid w:val="00AB20FF"/>
+    <w:rPr>
+      <w:rFonts w:eastAsiaTheme="minorHAnsi"/>
+    </w:rPr>
+  </w:style>
+  <w:style w:type="paragraph" w:customStyle="1" w:styleId="81C0C0BD4E224A0AB29655CD45F8C5C359">
+    <w:name w:val="81C0C0BD4E224A0AB29655CD45F8C5C359"/>
+    <w:rsid w:val="00AB20FF"/>
+    <w:rPr>
+      <w:rFonts w:eastAsiaTheme="minorHAnsi"/>
+    </w:rPr>
+  </w:style>
+  <w:style w:type="paragraph" w:customStyle="1" w:styleId="5E7922271F904BCBB9274CAFEE77C1B359">
+    <w:name w:val="5E7922271F904BCBB9274CAFEE77C1B359"/>
+    <w:rsid w:val="00AB20FF"/>
+    <w:rPr>
+      <w:rFonts w:eastAsiaTheme="minorHAnsi"/>
+    </w:rPr>
+  </w:style>
+  <w:style w:type="paragraph" w:customStyle="1" w:styleId="E6616786A01A497B841FDA037E65940659">
+    <w:name w:val="E6616786A01A497B841FDA037E65940659"/>
+    <w:rsid w:val="00AB20FF"/>
+    <w:rPr>
+      <w:rFonts w:eastAsiaTheme="minorHAnsi"/>
+    </w:rPr>
+  </w:style>
+  <w:style w:type="paragraph" w:customStyle="1" w:styleId="56B1F0E31B4B4282941DED6555F8E0AB59">
+    <w:name w:val="56B1F0E31B4B4282941DED6555F8E0AB59"/>
+    <w:rsid w:val="00AB20FF"/>
+    <w:rPr>
+      <w:rFonts w:eastAsiaTheme="minorHAnsi"/>
+    </w:rPr>
+  </w:style>
+  <w:style w:type="paragraph" w:customStyle="1" w:styleId="69312B69CF6F41819068FF28820D70F659">
+    <w:name w:val="69312B69CF6F41819068FF28820D70F659"/>
+    <w:rsid w:val="00AB20FF"/>
+    <w:rPr>
+      <w:rFonts w:eastAsiaTheme="minorHAnsi"/>
+    </w:rPr>
+  </w:style>
+  <w:style w:type="paragraph" w:customStyle="1" w:styleId="068E8565CC5C401A848FA6B68A0DC5B659">
+    <w:name w:val="068E8565CC5C401A848FA6B68A0DC5B659"/>
+    <w:rsid w:val="00AB20FF"/>
+    <w:rPr>
+      <w:rFonts w:eastAsiaTheme="minorHAnsi"/>
+    </w:rPr>
+  </w:style>
+  <w:style w:type="paragraph" w:customStyle="1" w:styleId="0A5DAD70A44141D38A0408CFD773B02259">
+    <w:name w:val="0A5DAD70A44141D38A0408CFD773B02259"/>
+    <w:rsid w:val="00AB20FF"/>
+    <w:rPr>
+      <w:rFonts w:eastAsiaTheme="minorHAnsi"/>
+    </w:rPr>
+  </w:style>
+  <w:style w:type="paragraph" w:customStyle="1" w:styleId="F4558C957F034840A63C11457EA2F51C59">
+    <w:name w:val="F4558C957F034840A63C11457EA2F51C59"/>
+    <w:rsid w:val="00AB20FF"/>
+    <w:rPr>
+      <w:rFonts w:eastAsiaTheme="minorHAnsi"/>
+    </w:rPr>
+  </w:style>
+  <w:style w:type="paragraph" w:customStyle="1" w:styleId="D969616FEBFE404E8F25B5D591B9D70959">
+    <w:name w:val="D969616FEBFE404E8F25B5D591B9D70959"/>
+    <w:rsid w:val="00AB20FF"/>
+    <w:rPr>
+      <w:rFonts w:eastAsiaTheme="minorHAnsi"/>
+    </w:rPr>
+  </w:style>
+  <w:style w:type="paragraph" w:customStyle="1" w:styleId="88623EC0AD35476DAA7074D7224AA60C13">
+    <w:name w:val="88623EC0AD35476DAA7074D7224AA60C13"/>
+    <w:rsid w:val="00AB20FF"/>
+    <w:rPr>
+      <w:rFonts w:eastAsiaTheme="minorHAnsi"/>
+    </w:rPr>
+  </w:style>
+  <w:style w:type="paragraph" w:customStyle="1" w:styleId="7BF167C79A094CB799AD847A730E4B848">
+    <w:name w:val="7BF167C79A094CB799AD847A730E4B848"/>
+    <w:rsid w:val="00AB20FF"/>
+    <w:rPr>
+      <w:rFonts w:eastAsiaTheme="minorHAnsi"/>
+    </w:rPr>
+  </w:style>
+  <w:style w:type="paragraph" w:customStyle="1" w:styleId="4B8E32F344FA4748A7B90419C5B073827">
+    <w:name w:val="4B8E32F344FA4748A7B90419C5B073827"/>
+    <w:rsid w:val="00AB20FF"/>
+    <w:rPr>
+      <w:rFonts w:eastAsiaTheme="minorHAnsi"/>
+    </w:rPr>
+  </w:style>
+  <w:style w:type="paragraph" w:customStyle="1" w:styleId="70BAC259B8E54C909803479DAB0E2A947">
+    <w:name w:val="70BAC259B8E54C909803479DAB0E2A947"/>
+    <w:rsid w:val="00AB20FF"/>
+    <w:rPr>
+      <w:rFonts w:eastAsiaTheme="minorHAnsi"/>
+    </w:rPr>
+  </w:style>
+  <w:style w:type="paragraph" w:customStyle="1" w:styleId="942368D99B984925AA2F2793D9549AA87">
+    <w:name w:val="942368D99B984925AA2F2793D9549AA87"/>
+    <w:rsid w:val="00AB20FF"/>
+    <w:rPr>
+      <w:rFonts w:eastAsiaTheme="minorHAnsi"/>
+    </w:rPr>
+  </w:style>
+  <w:style w:type="paragraph" w:customStyle="1" w:styleId="77F37D260AFC48628B1153470ABC31177">
+    <w:name w:val="77F37D260AFC48628B1153470ABC31177"/>
+    <w:rsid w:val="00AB20FF"/>
+    <w:rPr>
+      <w:rFonts w:eastAsiaTheme="minorHAnsi"/>
+    </w:rPr>
+  </w:style>
+  <w:style w:type="paragraph" w:customStyle="1" w:styleId="3079CF56EE0647639FD31AB9445FDA527">
+    <w:name w:val="3079CF56EE0647639FD31AB9445FDA527"/>
+    <w:rsid w:val="00AB20FF"/>
+    <w:rPr>
+      <w:rFonts w:eastAsiaTheme="minorHAnsi"/>
+    </w:rPr>
+  </w:style>
+  <w:style w:type="paragraph" w:customStyle="1" w:styleId="A71BF9AC6B3347538E765A2673CA37E97">
+    <w:name w:val="A71BF9AC6B3347538E765A2673CA37E97"/>
+    <w:rsid w:val="00AB20FF"/>
+    <w:rPr>
+      <w:rFonts w:eastAsiaTheme="minorHAnsi"/>
+    </w:rPr>
+  </w:style>
+  <w:style w:type="paragraph" w:customStyle="1" w:styleId="A45628E4870749EB857E42B140B9F6127">
+    <w:name w:val="A45628E4870749EB857E42B140B9F6127"/>
+    <w:rsid w:val="00AB20FF"/>
+    <w:rPr>
+      <w:rFonts w:eastAsiaTheme="minorHAnsi"/>
+    </w:rPr>
+  </w:style>
+  <w:style w:type="paragraph" w:customStyle="1" w:styleId="765F85F54EFF476080D41FDEF135ADC67">
+    <w:name w:val="765F85F54EFF476080D41FDEF135ADC67"/>
+    <w:rsid w:val="00AB20FF"/>
+    <w:rPr>
+      <w:rFonts w:eastAsiaTheme="minorHAnsi"/>
+    </w:rPr>
+  </w:style>
+  <w:style w:type="paragraph" w:customStyle="1" w:styleId="C4C12902B0E945F6BD741924DF53599F57">
+    <w:name w:val="C4C12902B0E945F6BD741924DF53599F57"/>
+    <w:rsid w:val="00F255C1"/>
+    <w:rPr>
+      <w:rFonts w:eastAsiaTheme="minorHAnsi"/>
+    </w:rPr>
+  </w:style>
+  <w:style w:type="paragraph" w:customStyle="1" w:styleId="99DA09588F484B249C60047B90B5355760">
+    <w:name w:val="99DA09588F484B249C60047B90B5355760"/>
+    <w:rsid w:val="00F255C1"/>
+    <w:rPr>
+      <w:rFonts w:eastAsiaTheme="minorHAnsi"/>
+    </w:rPr>
+  </w:style>
+  <w:style w:type="paragraph" w:customStyle="1" w:styleId="81C0C0BD4E224A0AB29655CD45F8C5C360">
+    <w:name w:val="81C0C0BD4E224A0AB29655CD45F8C5C360"/>
+    <w:rsid w:val="00F255C1"/>
+    <w:rPr>
+      <w:rFonts w:eastAsiaTheme="minorHAnsi"/>
+    </w:rPr>
+  </w:style>
+  <w:style w:type="paragraph" w:customStyle="1" w:styleId="5E7922271F904BCBB9274CAFEE77C1B360">
+    <w:name w:val="5E7922271F904BCBB9274CAFEE77C1B360"/>
+    <w:rsid w:val="00F255C1"/>
+    <w:rPr>
+      <w:rFonts w:eastAsiaTheme="minorHAnsi"/>
+    </w:rPr>
+  </w:style>
+  <w:style w:type="paragraph" w:customStyle="1" w:styleId="E6616786A01A497B841FDA037E65940660">
+    <w:name w:val="E6616786A01A497B841FDA037E65940660"/>
+    <w:rsid w:val="00F255C1"/>
+    <w:rPr>
+      <w:rFonts w:eastAsiaTheme="minorHAnsi"/>
+    </w:rPr>
+  </w:style>
+  <w:style w:type="paragraph" w:customStyle="1" w:styleId="56B1F0E31B4B4282941DED6555F8E0AB60">
+    <w:name w:val="56B1F0E31B4B4282941DED6555F8E0AB60"/>
+    <w:rsid w:val="00F255C1"/>
+    <w:rPr>
+      <w:rFonts w:eastAsiaTheme="minorHAnsi"/>
+    </w:rPr>
+  </w:style>
+  <w:style w:type="paragraph" w:customStyle="1" w:styleId="69312B69CF6F41819068FF28820D70F660">
+    <w:name w:val="69312B69CF6F41819068FF28820D70F660"/>
+    <w:rsid w:val="00F255C1"/>
+    <w:rPr>
+      <w:rFonts w:eastAsiaTheme="minorHAnsi"/>
+    </w:rPr>
+  </w:style>
+  <w:style w:type="paragraph" w:customStyle="1" w:styleId="068E8565CC5C401A848FA6B68A0DC5B660">
+    <w:name w:val="068E8565CC5C401A848FA6B68A0DC5B660"/>
+    <w:rsid w:val="00F255C1"/>
+    <w:rPr>
+      <w:rFonts w:eastAsiaTheme="minorHAnsi"/>
+    </w:rPr>
+  </w:style>
+  <w:style w:type="paragraph" w:customStyle="1" w:styleId="0A5DAD70A44141D38A0408CFD773B02260">
+    <w:name w:val="0A5DAD70A44141D38A0408CFD773B02260"/>
+    <w:rsid w:val="00F255C1"/>
+    <w:rPr>
+      <w:rFonts w:eastAsiaTheme="minorHAnsi"/>
+    </w:rPr>
+  </w:style>
+  <w:style w:type="paragraph" w:customStyle="1" w:styleId="F4558C957F034840A63C11457EA2F51C60">
+    <w:name w:val="F4558C957F034840A63C11457EA2F51C60"/>
+    <w:rsid w:val="00F255C1"/>
+    <w:rPr>
+      <w:rFonts w:eastAsiaTheme="minorHAnsi"/>
+    </w:rPr>
+  </w:style>
+  <w:style w:type="paragraph" w:customStyle="1" w:styleId="D969616FEBFE404E8F25B5D591B9D70960">
+    <w:name w:val="D969616FEBFE404E8F25B5D591B9D70960"/>
+    <w:rsid w:val="00F255C1"/>
+    <w:rPr>
+      <w:rFonts w:eastAsiaTheme="minorHAnsi"/>
+    </w:rPr>
+  </w:style>
+  <w:style w:type="paragraph" w:customStyle="1" w:styleId="88623EC0AD35476DAA7074D7224AA60C14">
+    <w:name w:val="88623EC0AD35476DAA7074D7224AA60C14"/>
+    <w:rsid w:val="00F255C1"/>
+    <w:rPr>
+      <w:rFonts w:eastAsiaTheme="minorHAnsi"/>
+    </w:rPr>
+  </w:style>
+  <w:style w:type="paragraph" w:customStyle="1" w:styleId="49CB11EEB2F944D693CDBA7D469818EB">
+    <w:name w:val="49CB11EEB2F944D693CDBA7D469818EB"/>
+    <w:rsid w:val="00F255C1"/>
+    <w:rPr>
+      <w:rFonts w:eastAsiaTheme="minorHAnsi"/>
+    </w:rPr>
+  </w:style>
+  <w:style w:type="paragraph" w:customStyle="1" w:styleId="C403F53EB6274AB884DB3D23CF068C5B">
+    <w:name w:val="C403F53EB6274AB884DB3D23CF068C5B"/>
+    <w:rsid w:val="00F255C1"/>
+    <w:rPr>
+      <w:rFonts w:eastAsiaTheme="minorHAnsi"/>
+    </w:rPr>
+  </w:style>
+  <w:style w:type="paragraph" w:customStyle="1" w:styleId="313DB5ECB8B64449BEA64F974BC25167">
+    <w:name w:val="313DB5ECB8B64449BEA64F974BC25167"/>
+    <w:rsid w:val="00F255C1"/>
+    <w:rPr>
+      <w:rFonts w:eastAsiaTheme="minorHAnsi"/>
+    </w:rPr>
+  </w:style>
+  <w:style w:type="paragraph" w:customStyle="1" w:styleId="4C9BC295D9DD4772964D46530A534055">
+    <w:name w:val="4C9BC295D9DD4772964D46530A534055"/>
+    <w:rsid w:val="00F255C1"/>
+    <w:rPr>
+      <w:rFonts w:eastAsiaTheme="minorHAnsi"/>
+    </w:rPr>
+  </w:style>
+  <w:style w:type="paragraph" w:customStyle="1" w:styleId="CE0860B5346140D197CD638E127EB7F7">
+    <w:name w:val="CE0860B5346140D197CD638E127EB7F7"/>
+    <w:rsid w:val="00F255C1"/>
+    <w:rPr>
+      <w:rFonts w:eastAsiaTheme="minorHAnsi"/>
+    </w:rPr>
+  </w:style>
+  <w:style w:type="paragraph" w:customStyle="1" w:styleId="97348165D5E440A888E87485C33AC398">
+    <w:name w:val="97348165D5E440A888E87485C33AC398"/>
+    <w:rsid w:val="00F255C1"/>
+    <w:rPr>
+      <w:rFonts w:eastAsiaTheme="minorHAnsi"/>
+    </w:rPr>
+  </w:style>
+  <w:style w:type="paragraph" w:customStyle="1" w:styleId="2AA8E3EB2B6C45DAB6CC6DA5B7AAE19E">
+    <w:name w:val="2AA8E3EB2B6C45DAB6CC6DA5B7AAE19E"/>
+    <w:rsid w:val="00F255C1"/>
+    <w:rPr>
+      <w:rFonts w:eastAsiaTheme="minorHAnsi"/>
+    </w:rPr>
+  </w:style>
+  <w:style w:type="paragraph" w:customStyle="1" w:styleId="7D43E100908E4CDDB9DEA26C4B9B97B5">
+    <w:name w:val="7D43E100908E4CDDB9DEA26C4B9B97B5"/>
+    <w:rsid w:val="00F255C1"/>
+    <w:rPr>
+      <w:rFonts w:eastAsiaTheme="minorHAnsi"/>
+    </w:rPr>
+  </w:style>
+  <w:style w:type="paragraph" w:customStyle="1" w:styleId="41F37C2A050A4A97A19162FFE8101DD3">
+    <w:name w:val="41F37C2A050A4A97A19162FFE8101DD3"/>
+    <w:rsid w:val="00F255C1"/>
     <w:rPr>
       <w:rFonts w:eastAsiaTheme="minorHAnsi"/>
     </w:rPr>
@@ -18995,7 +21663,7 @@
 </file>
 
 <file path=customXml/itemProps1.xml><?xml version="1.0" encoding="utf-8"?>
-<ds:datastoreItem xmlns:ds="http://schemas.openxmlformats.org/officeDocument/2006/customXml" ds:itemID="{21F13222-A811-4C85-80F0-1FC6E0F475FE}">
+<ds:datastoreItem xmlns:ds="http://schemas.openxmlformats.org/officeDocument/2006/customXml" ds:itemID="{655F7EAC-7D7E-42A0-AA23-77388F416716}">
   <ds:schemaRefs>
     <ds:schemaRef ds:uri="http://schemas.openxmlformats.org/officeDocument/2006/bibliography"/>
   </ds:schemaRefs>

--- a/public/documents/Verordnung_zur_Physiotherapie.docx
+++ b/public/documents/Verordnung_zur_Physiotherapie.docx
@@ -21,6 +21,8 @@
           <w:docGrid w:linePitch="360"/>
         </w:sectPr>
       </w:pPr>
+      <w:bookmarkStart w:id="0" w:name="_GoBack"/>
+      <w:bookmarkEnd w:id="0"/>
       <w:r>
         <w:rPr>
           <w:b/>
@@ -32,7 +34,6 @@
       <w:r>
         <w:rPr>
           <w:noProof/>
-          <w:lang w:val="de-CH" w:eastAsia="de-CH"/>
         </w:rPr>
         <w:drawing>
           <wp:anchor distT="0" distB="0" distL="114300" distR="114300" simplePos="0" relativeHeight="251665408" behindDoc="1" locked="0" layoutInCell="1" allowOverlap="1" wp14:anchorId="1FD8F537" wp14:editId="614402DD">
@@ -812,9 +813,6 @@
         </w:tabs>
         <w:spacing w:after="0"/>
         <w:ind w:right="118"/>
-        <w:rPr>
-          <w:lang w:val="de-CH"/>
-        </w:rPr>
       </w:pPr>
       <w:r>
         <w:rPr>
@@ -857,27 +855,18 @@
         </w:sdtContent>
       </w:sdt>
       <w:r>
-        <w:rPr>
-          <w:lang w:val="de-CH"/>
-        </w:rPr>
         <w:br/>
       </w:r>
     </w:p>
     <w:p>
       <w:pPr>
         <w:spacing w:after="0"/>
-        <w:rPr>
-          <w:lang w:val="de-CH"/>
-        </w:rPr>
       </w:pPr>
     </w:p>
     <w:p>
       <w:pPr>
         <w:spacing w:after="0"/>
         <w:ind w:left="426"/>
-        <w:rPr>
-          <w:lang w:val="de-CH"/>
-        </w:rPr>
       </w:pPr>
     </w:p>
     <w:p>
@@ -890,14 +879,12 @@
         <w:rPr>
           <w:b/>
           <w:color w:val="000000" w:themeColor="text1"/>
-          <w:lang w:val="de-CH"/>
         </w:rPr>
       </w:pPr>
       <w:r>
         <w:rPr>
           <w:b/>
           <w:noProof/>
-          <w:lang w:val="de-CH" w:eastAsia="de-CH"/>
         </w:rPr>
         <w:lastRenderedPageBreak/>
         <w:drawing>
@@ -963,60 +950,22 @@
           </wp:anchor>
         </w:drawing>
       </w:r>
-      <w:proofErr w:type="spellStart"/>
+      <w:proofErr w:type="gramStart"/>
       <w:r>
         <w:rPr>
           <w:b/>
           <w:color w:val="000000" w:themeColor="text1"/>
-          <w:lang w:val="de-CH"/>
         </w:rPr>
         <w:t>physio</w:t>
       </w:r>
-      <w:proofErr w:type="spellEnd"/>
+      <w:proofErr w:type="gramEnd"/>
       <w:r>
         <w:rPr>
           <w:b/>
           <w:color w:val="000000" w:themeColor="text1"/>
-          <w:lang w:val="de-CH"/>
         </w:rPr>
-        <w:t xml:space="preserve"> </w:t>
+        <w:t xml:space="preserve"> balance</w:t>
       </w:r>
-      <w:proofErr w:type="spellStart"/>
-      <w:r>
-        <w:rPr>
-          <w:b/>
-          <w:color w:val="000000" w:themeColor="text1"/>
-          <w:lang w:val="de-CH"/>
-        </w:rPr>
-        <w:t>balance</w:t>
-      </w:r>
-      <w:proofErr w:type="spellEnd"/>
-      <w:r>
-        <w:rPr>
-          <w:b/>
-          <w:color w:val="000000" w:themeColor="text1"/>
-          <w:lang w:val="de-CH"/>
-        </w:rPr>
-        <w:t xml:space="preserve"> </w:t>
-      </w:r>
-      <w:r>
-        <w:rPr>
-          <w:b/>
-          <w:color w:val="000000" w:themeColor="text1"/>
-          <w:lang w:val="de-CH"/>
-        </w:rPr>
-        <w:t xml:space="preserve">Mirjam </w:t>
-      </w:r>
-      <w:proofErr w:type="spellStart"/>
-      <w:r>
-        <w:rPr>
-          <w:b/>
-          <w:color w:val="000000" w:themeColor="text1"/>
-          <w:lang w:val="de-CH"/>
-        </w:rPr>
-        <w:t>Böni</w:t>
-      </w:r>
-      <w:proofErr w:type="spellEnd"/>
     </w:p>
     <w:p>
       <w:pPr>
@@ -1027,13 +976,11 @@
         <w:ind w:left="567" w:right="-24"/>
         <w:rPr>
           <w:color w:val="000000" w:themeColor="text1"/>
-          <w:lang w:val="de-CH"/>
         </w:rPr>
       </w:pPr>
       <w:r>
         <w:rPr>
           <w:color w:val="000000" w:themeColor="text1"/>
-          <w:lang w:val="de-CH"/>
         </w:rPr>
         <w:t>Widengasse 16</w:t>
       </w:r>
@@ -1048,13 +995,11 @@
         <w:rPr>
           <w:color w:val="000000" w:themeColor="text1"/>
           <w:sz w:val="18"/>
-          <w:lang w:val="de-CH"/>
         </w:rPr>
       </w:pPr>
       <w:r>
         <w:rPr>
           <w:color w:val="000000" w:themeColor="text1"/>
-          <w:lang w:val="de-CH"/>
         </w:rPr>
         <w:t>5070 Frick</w:t>
       </w:r>
@@ -1066,7 +1011,6 @@
         <w:rPr>
           <w:color w:val="000000" w:themeColor="text1"/>
           <w:sz w:val="18"/>
-          <w:lang w:val="de-CH"/>
         </w:rPr>
       </w:pPr>
     </w:p>
@@ -1078,13 +1022,11 @@
           <w:rFonts w:cs="Arial"/>
           <w:color w:val="000000" w:themeColor="text1"/>
           <w:shd w:val="clear" w:color="auto" w:fill="FFFFFF"/>
-          <w:lang w:val="de-CH"/>
         </w:rPr>
       </w:pPr>
       <w:r>
         <w:rPr>
           <w:color w:val="000000" w:themeColor="text1"/>
-          <w:lang w:val="de-CH"/>
         </w:rPr>
         <w:t>062 871 16 20</w:t>
       </w:r>
@@ -1093,21 +1035,17 @@
           <w:rFonts w:cs="Arial"/>
           <w:color w:val="000000" w:themeColor="text1"/>
           <w:shd w:val="clear" w:color="auto" w:fill="FFFFFF"/>
-          <w:lang w:val="de-CH"/>
         </w:rPr>
         <w:br/>
       </w:r>
-      <w:hyperlink r:id="rId8" w:tgtFrame="_blank" w:history="1">
+      <w:hyperlink r:id="rId8" w:history="1">
         <w:r>
           <w:rPr>
             <w:rStyle w:val="Hyperlink"/>
             <w:rFonts w:cs="Arial"/>
-            <w:color w:val="000000" w:themeColor="text1"/>
-            <w:u w:val="none"/>
             <w:shd w:val="clear" w:color="auto" w:fill="FFFFFF"/>
-            <w:lang w:val="de-CH"/>
           </w:rPr>
-          <w:t>mirjam@physiobalance.fit</w:t>
+          <w:t>team@physiobalance.fit</w:t>
         </w:r>
       </w:hyperlink>
       <w:r>
@@ -1115,7 +1053,6 @@
           <w:rFonts w:cs="Arial"/>
           <w:color w:val="000000" w:themeColor="text1"/>
           <w:shd w:val="clear" w:color="auto" w:fill="FFFFFF"/>
-          <w:lang w:val="de-CH"/>
         </w:rPr>
         <w:br/>
       </w:r>
@@ -1127,7 +1064,6 @@
             <w:color w:val="000000" w:themeColor="text1"/>
             <w:u w:val="none"/>
             <w:shd w:val="clear" w:color="auto" w:fill="FFFFFF"/>
-            <w:lang w:val="de-CH"/>
           </w:rPr>
           <w:t>www.physiobalance.fit</w:t>
         </w:r>
@@ -1143,7 +1079,6 @@
           <w:sz w:val="19"/>
           <w:szCs w:val="19"/>
           <w:shd w:val="clear" w:color="auto" w:fill="FFFFFF"/>
-          <w:lang w:val="de-CH"/>
         </w:rPr>
       </w:pPr>
       <w:r>
@@ -1153,7 +1088,6 @@
           <w:sz w:val="19"/>
           <w:szCs w:val="19"/>
           <w:shd w:val="clear" w:color="auto" w:fill="FFFFFF"/>
-          <w:lang w:val="de-CH"/>
         </w:rPr>
         <w:br/>
       </w:r>
@@ -1225,9 +1159,6 @@
           <w:lang w:val="de-CH"/>
         </w:rPr>
         <w:id w:val="-1591155981"/>
-        <w:placeholder>
-          <w:docPart w:val="88623EC0AD35476DAA7074D7224AA60C"/>
-        </w:placeholder>
         <w:showingPlcHdr/>
         <w:text/>
       </w:sdtPr>
@@ -1883,11 +1814,19 @@
         </w:rPr>
         <w:t xml:space="preserve"> </w:t>
       </w:r>
+      <w:proofErr w:type="spellStart"/>
       <w:r>
         <w:rPr>
           <w:lang w:val="de-CH"/>
         </w:rPr>
-        <w:t>Propriozeption/Koordination</w:t>
+        <w:t>Propriozeption</w:t>
+      </w:r>
+      <w:proofErr w:type="spellEnd"/>
+      <w:r>
+        <w:rPr>
+          <w:lang w:val="de-CH"/>
+        </w:rPr>
+        <w:t>/Koordination</w:t>
       </w:r>
     </w:p>
     <w:p>
@@ -2114,9 +2053,6 @@
             <w:lang w:val="de-CH"/>
           </w:rPr>
           <w:id w:val="1915512438"/>
-          <w:placeholder>
-            <w:docPart w:val="49CB11EEB2F944D693CDBA7D469818EB"/>
-          </w:placeholder>
           <w:showingPlcHdr/>
           <w:text/>
         </w:sdtPr>
@@ -2194,9 +2130,6 @@
           <w:lang w:val="de-CH"/>
         </w:rPr>
         <w:id w:val="-1440758295"/>
-        <w:placeholder>
-          <w:docPart w:val="C403F53EB6274AB884DB3D23CF068C5B"/>
-        </w:placeholder>
         <w:showingPlcHdr/>
         <w:text/>
       </w:sdtPr>
@@ -2284,8 +2217,6 @@
           <w:docGrid w:linePitch="360"/>
         </w:sectPr>
       </w:pPr>
-      <w:bookmarkStart w:id="0" w:name="_GoBack"/>
-      <w:bookmarkEnd w:id="0"/>
     </w:p>
     <w:p>
       <w:pPr>
@@ -2319,9 +2250,6 @@
             <w:lang w:val="de-CH"/>
           </w:rPr>
           <w:id w:val="741226496"/>
-          <w:placeholder>
-            <w:docPart w:val="313DB5ECB8B64449BEA64F974BC25167"/>
-          </w:placeholder>
           <w:showingPlcHdr/>
           <w:text/>
         </w:sdtPr>
@@ -2461,9 +2389,6 @@
             <w:lang w:val="de-CH"/>
           </w:rPr>
           <w:id w:val="-508134894"/>
-          <w:placeholder>
-            <w:docPart w:val="4C9BC295D9DD4772964D46530A534055"/>
-          </w:placeholder>
           <w:showingPlcHdr/>
           <w:text/>
         </w:sdtPr>
@@ -2560,9 +2485,6 @@
             <w:lang w:val="de-CH"/>
           </w:rPr>
           <w:id w:val="1853146176"/>
-          <w:placeholder>
-            <w:docPart w:val="CE0860B5346140D197CD638E127EB7F7"/>
-          </w:placeholder>
           <w:showingPlcHdr/>
           <w:text/>
         </w:sdtPr>
@@ -2675,9 +2597,6 @@
             <w:lang w:val="de-CH"/>
           </w:rPr>
           <w:id w:val="949592319"/>
-          <w:placeholder>
-            <w:docPart w:val="97348165D5E440A888E87485C33AC398"/>
-          </w:placeholder>
           <w:showingPlcHdr/>
           <w:text/>
         </w:sdtPr>
@@ -2724,7 +2643,6 @@
       <w:r>
         <w:rPr>
           <w:noProof/>
-          <w:lang w:val="de-CH" w:eastAsia="de-CH"/>
         </w:rPr>
         <mc:AlternateContent>
           <mc:Choice Requires="wps">
@@ -2805,7 +2723,6 @@
       <w:r>
         <w:rPr>
           <w:noProof/>
-          <w:lang w:val="de-CH" w:eastAsia="de-CH"/>
         </w:rPr>
         <mc:AlternateContent>
           <mc:Choice Requires="wps">
@@ -2965,9 +2882,6 @@
             <w:lang w:val="de-CH"/>
           </w:rPr>
           <w:id w:val="-788511610"/>
-          <w:placeholder>
-            <w:docPart w:val="2AA8E3EB2B6C45DAB6CC6DA5B7AAE19E"/>
-          </w:placeholder>
           <w:showingPlcHdr/>
           <w:text/>
         </w:sdtPr>
@@ -3017,9 +2931,6 @@
             <w:lang w:val="de-CH"/>
           </w:rPr>
           <w:id w:val="-421726158"/>
-          <w:placeholder>
-            <w:docPart w:val="7D43E100908E4CDDB9DEA26C4B9B97B5"/>
-          </w:placeholder>
           <w:showingPlcHdr/>
           <w:text/>
         </w:sdtPr>
@@ -3089,9 +3000,6 @@
             <w:lang w:val="de-CH"/>
           </w:rPr>
           <w:id w:val="2116559568"/>
-          <w:placeholder>
-            <w:docPart w:val="41F37C2A050A4A97A19162FFE8101DD3"/>
-          </w:placeholder>
           <w:showingPlcHdr/>
           <w:text/>
         </w:sdtPr>
@@ -3377,7 +3285,6 @@
     <w:name w:val="Hyperlink"/>
     <w:basedOn w:val="Absatz-Standardschriftart"/>
     <w:uiPriority w:val="99"/>
-    <w:semiHidden/>
     <w:unhideWhenUsed/>
     <w:rsid w:val="008730D2"/>
     <w:rPr>
@@ -3624,7 +3531,6 @@
     <w:name w:val="Hyperlink"/>
     <w:basedOn w:val="Absatz-Standardschriftart"/>
     <w:uiPriority w:val="99"/>
-    <w:semiHidden/>
     <w:unhideWhenUsed/>
     <w:rsid w:val="008730D2"/>
     <w:rPr>
@@ -3957,35 +3863,6 @@
         </w:p>
       </w:docPartBody>
     </w:docPart>
-    <w:docPart>
-      <w:docPartPr>
-        <w:name w:val="88623EC0AD35476DAA7074D7224AA60C"/>
-        <w:category>
-          <w:name w:val="Allgemein"/>
-          <w:gallery w:val="placeholder"/>
-        </w:category>
-        <w:types>
-          <w:type w:val="bbPlcHdr"/>
-        </w:types>
-        <w:behaviors>
-          <w:behavior w:val="content"/>
-        </w:behaviors>
-        <w:guid w:val="{3E1808A2-3ACA-4D5E-B538-56B345E2DF9F}"/>
-      </w:docPartPr>
-      <w:docPartBody>
-        <w:p>
-          <w:pPr>
-            <w:pStyle w:val="88623EC0AD35476DAA7074D7224AA60C14"/>
-          </w:pPr>
-          <w:r>
-            <w:rPr>
-              <w:lang w:val="de-CH"/>
-            </w:rPr>
-            <w:t>______________________________________________________________________________________________________________________________</w:t>
-          </w:r>
-        </w:p>
-      </w:docPartBody>
-    </w:docPart>
   </w:docParts>
 </w:glossaryDocument>
 </file>
@@ -4017,9 +3894,8 @@
     <w:panose1 w:val="020B0604020202020204"/>
     <w:charset w:val="00"/>
     <w:family w:val="swiss"/>
-    <w:notTrueType/>
     <w:pitch w:val="variable"/>
-    <w:sig w:usb0="00000003" w:usb1="00000000" w:usb2="00000000" w:usb3="00000000" w:csb0="00000001" w:csb1="00000000"/>
+    <w:sig w:usb0="E0002AFF" w:usb1="C0007843" w:usb2="00000009" w:usb3="00000000" w:csb0="000001FF" w:csb1="00000000"/>
   </w:font>
   <w:font w:name="MS Gothic">
     <w:altName w:val="ＭＳ ゴシック"/>
@@ -4059,7 +3935,9 @@
     <w:rsid w:val="00631BA2"/>
     <w:rsid w:val="007B0C82"/>
     <w:rsid w:val="00810B7A"/>
-    <w:rsid w:val="008A423F"/>
+    <w:rsid w:val="008801AD"/>
+    <w:rsid w:val="008A423F"/>
+    <w:rsid w:val="00964536"/>
     <w:rsid w:val="00AB20FF"/>
     <w:rsid w:val="00B747A0"/>
     <w:rsid w:val="00D35183"/>
@@ -21663,7 +21541,7 @@
 </file>
 
 <file path=customXml/itemProps1.xml><?xml version="1.0" encoding="utf-8"?>
-<ds:datastoreItem xmlns:ds="http://schemas.openxmlformats.org/officeDocument/2006/customXml" ds:itemID="{655F7EAC-7D7E-42A0-AA23-77388F416716}">
+<ds:datastoreItem xmlns:ds="http://schemas.openxmlformats.org/officeDocument/2006/customXml" ds:itemID="{FB7D3F93-576B-4F28-B66F-7E66AB4E63E6}">
   <ds:schemaRefs>
     <ds:schemaRef ds:uri="http://schemas.openxmlformats.org/officeDocument/2006/bibliography"/>
   </ds:schemaRefs>
